--- a/paper/drafts/02_data_methodology.docx
+++ b/paper/drafts/02_data_methodology.docx
@@ -5,46 +5,101 @@
     <w:p>
       <w:pPr>
         <w:pStyle w:val="Title"/>
-        <w:jc w:val="center"/>
+        <w:spacing w:line="360" w:lineRule="auto"/>
+        <w:jc w:val="left"/>
       </w:pPr>
       <w:r>
-        <w:t>CHƯƠNG 2. DỮ LIỆU VÀ PHƯƠNG PHÁP XỬ LÝ</w:t>
+        <w:rPr>
+          <w:rFonts w:ascii="Times New Roman" w:hAnsi="Times New Roman"/>
+          <w:b/>
+          <w:color w:val="000000"/>
+          <w:sz w:val="26"/>
+        </w:rPr>
+        <w:t>2. DỮ LIỆU VÀ PHƯƠNG PHÁP XỬ LÝ</w:t>
       </w:r>
     </w:p>
     <w:p>
       <w:pPr>
-        <w:jc w:val="center"/>
+        <w:spacing w:line="360" w:lineRule="auto"/>
+        <w:jc w:val="left"/>
       </w:pPr>
       <w:r>
         <w:rPr>
+          <w:rFonts w:ascii="Times New Roman" w:hAnsi="Times New Roman"/>
           <w:i/>
+          <w:color w:val="000000"/>
+          <w:sz w:val="26"/>
         </w:rPr>
         <w:t>Global Financial Conditions and Cryptocurrency Markets: Nonlinear Transmission of Monetary, Dollar and Risk Shocks to Bitcoin and Ethereum</w:t>
       </w:r>
     </w:p>
     <w:p>
       <w:pPr>
-        <w:pStyle w:val="Heading1"/>
+        <w:spacing w:line="360" w:lineRule="auto"/>
+        <w:jc w:val="left"/>
       </w:pPr>
       <w:r>
-        <w:t>2.1. Thiết kế và phạm vi dữ liệu</w:t>
-      </w:r>
-    </w:p>
-    <w:p>
-      <w:r>
-        <w:t>Nghiên cứu sử dụng dữ liệu chuỗi thời gian với lịch ngày liên tục trong giai đoạn 2018-01-01 đến 2025-12-31. Tập dữ liệu đã xử lý hiện có 2,922 dòng và 17 cột. Hai tài sản số được phân tích là Bitcoin (BTC) và Ethereum (ETH); các điều kiện tài chính toàn cầu được đại diện bởi lợi suất Kho bạc Mỹ kỳ hạn 2 năm (US2Y), chỉ số USD proxy (DXY) và chỉ số biến động VIX.</w:t>
-      </w:r>
-    </w:p>
-    <w:p>
-      <w:r>
-        <w:t>Phạm vi dữ liệu và biến được mô tả theo đúng cấu trúc dataset hiện có. Các biến bổ sung hoặc quy tắc phân nhóm thị trường cần được xác định thống nhất trong cấu hình nghiên cứu trước khi dùng cho mô hình suy luận.</w:t>
+        <w:rPr>
+          <w:rFonts w:ascii="Times New Roman" w:hAnsi="Times New Roman"/>
+          <w:color w:val="000000"/>
+          <w:sz w:val="26"/>
+        </w:rPr>
+        <w:t>Phạm vi mẫu: 2018–2025 | Bộ dữ liệu chuẩn dùng chung cho phân tích kinh tế lượng và học máy</w:t>
       </w:r>
     </w:p>
     <w:p>
       <w:pPr>
         <w:pStyle w:val="Heading1"/>
+        <w:spacing w:line="360" w:lineRule="auto"/>
       </w:pPr>
       <w:r>
+        <w:rPr>
+          <w:rFonts w:ascii="Times New Roman" w:hAnsi="Times New Roman"/>
+          <w:b/>
+          <w:color w:val="000000"/>
+          <w:sz w:val="26"/>
+        </w:rPr>
+        <w:t>2.1. Thiết kế và phạm vi dữ liệu</w:t>
+      </w:r>
+    </w:p>
+    <w:p>
+      <w:pPr>
+        <w:spacing w:line="360" w:lineRule="auto"/>
+      </w:pPr>
+      <w:r>
+        <w:rPr>
+          <w:rFonts w:ascii="Times New Roman" w:hAnsi="Times New Roman"/>
+          <w:color w:val="000000"/>
+          <w:sz w:val="26"/>
+        </w:rPr>
+        <w:t>Nghiên cứu sử dụng dữ liệu chuỗi thời gian theo ngày trong giai đoạn 01/01/2018–31/12/2025. Bộ dữ liệu chuẩn có 2,922 ngày lịch và 17 cột, bao gồm giá BTC, ETH; ba chỉ báo tài chính toàn cầu US2Y, DXY và VIX; các biến lợi suất/thay đổi cùng cờ quan sát và khoảng cách giữa các lần quan sát vĩ mô. Phạm vi này thống nhất với Chương 3 (mô hình VAR, phản ứng xung và Local Projections) và Chương 4 (dự báo ngoài mẫu độ lớn lợi suất BTC/ETH).</w:t>
+      </w:r>
+    </w:p>
+    <w:p>
+      <w:pPr>
+        <w:spacing w:line="360" w:lineRule="auto"/>
+      </w:pPr>
+      <w:r>
+        <w:rPr>
+          <w:rFonts w:ascii="Times New Roman" w:hAnsi="Times New Roman"/>
+          <w:color w:val="000000"/>
+          <w:sz w:val="26"/>
+        </w:rPr>
+        <w:t>Đơn vị thời gian của dataset là ngày lịch liên tục, không phải chỉ các ngày thị trường tài chính truyền thống mở cửa. Vì vậy, số quan sát thực tế dùng trong từng mô hình có thể khác nhau tùy biến và quy tắc lọc mẫu; không được hiểu số ngày lịch là cỡ mẫu của mọi ước lượng.</w:t>
+      </w:r>
+    </w:p>
+    <w:p>
+      <w:pPr>
+        <w:pStyle w:val="Heading1"/>
+        <w:spacing w:line="360" w:lineRule="auto"/>
+      </w:pPr>
+      <w:r>
+        <w:rPr>
+          <w:rFonts w:ascii="Times New Roman" w:hAnsi="Times New Roman"/>
+          <w:b/>
+          <w:color w:val="000000"/>
+          <w:sz w:val="26"/>
+        </w:rPr>
         <w:t>2.2. Nguồn dữ liệu</w:t>
       </w:r>
     </w:p>
@@ -53,23 +108,30 @@
         <w:tblStyle w:val="TableGrid"/>
         <w:tblW w:type="auto" w:w="0"/>
         <w:jc w:val="center"/>
+        <w:tblLayout w:type="autofit"/>
         <w:tblLook w:firstColumn="1" w:firstRow="1" w:lastColumn="0" w:lastRow="0" w:noHBand="0" w:noVBand="1" w:val="04A0"/>
       </w:tblPr>
       <w:tblGrid>
-        <w:gridCol w:w="3312"/>
-        <w:gridCol w:w="3312"/>
-        <w:gridCol w:w="3312"/>
+        <w:gridCol w:w="3000"/>
+        <w:gridCol w:w="3000"/>
+        <w:gridCol w:w="3000"/>
       </w:tblGrid>
       <w:tr>
         <w:tc>
           <w:tcPr>
-            <w:tcW w:type="dxa" w:w="3312"/>
+            <w:tcW w:type="dxa" w:w="3000"/>
+            <w:vAlign w:val="center"/>
           </w:tcPr>
           <w:p>
+            <w:pPr>
+              <w:spacing w:line="360" w:lineRule="auto" w:before="0" w:after="0"/>
+            </w:pPr>
             <w:r>
               <w:rPr>
+                <w:rFonts w:ascii="Times New Roman" w:hAnsi="Times New Roman"/>
                 <w:b/>
-                <w:sz w:val="16"/>
+                <w:color w:val="000000"/>
+                <w:sz w:val="26"/>
               </w:rPr>
               <w:t>Biến</w:t>
             </w:r>
@@ -77,29 +139,41 @@
         </w:tc>
         <w:tc>
           <w:tcPr>
-            <w:tcW w:type="dxa" w:w="3312"/>
+            <w:tcW w:type="dxa" w:w="3000"/>
+            <w:vAlign w:val="center"/>
           </w:tcPr>
           <w:p>
+            <w:pPr>
+              <w:spacing w:line="360" w:lineRule="auto" w:before="0" w:after="0"/>
+            </w:pPr>
             <w:r>
               <w:rPr>
+                <w:rFonts w:ascii="Times New Roman" w:hAnsi="Times New Roman"/>
                 <w:b/>
-                <w:sz w:val="16"/>
+                <w:color w:val="000000"/>
+                <w:sz w:val="26"/>
               </w:rPr>
-              <w:t>Mã/nguồn</w:t>
+              <w:t>Nguồn/mã</w:t>
             </w:r>
           </w:p>
         </w:tc>
         <w:tc>
           <w:tcPr>
-            <w:tcW w:type="dxa" w:w="3312"/>
+            <w:tcW w:type="dxa" w:w="3000"/>
+            <w:vAlign w:val="center"/>
           </w:tcPr>
           <w:p>
+            <w:pPr>
+              <w:spacing w:line="360" w:lineRule="auto" w:before="0" w:after="0"/>
+            </w:pPr>
             <w:r>
               <w:rPr>
+                <w:rFonts w:ascii="Times New Roman" w:hAnsi="Times New Roman"/>
                 <w:b/>
-                <w:sz w:val="16"/>
+                <w:color w:val="000000"/>
+                <w:sz w:val="26"/>
               </w:rPr>
-              <w:t>Ghi chú</w:t>
+              <w:t>Định nghĩa và lưu ý</w:t>
             </w:r>
           </w:p>
         </w:tc>
@@ -107,43 +181,58 @@
       <w:tr>
         <w:tc>
           <w:tcPr>
-            <w:tcW w:type="dxa" w:w="3312"/>
+            <w:tcW w:type="dxa" w:w="3000"/>
             <w:vAlign w:val="center"/>
           </w:tcPr>
           <w:p>
+            <w:pPr>
+              <w:spacing w:line="360" w:lineRule="auto" w:before="0" w:after="0"/>
+            </w:pPr>
             <w:r>
               <w:rPr>
-                <w:sz w:val="16"/>
+                <w:rFonts w:ascii="Times New Roman" w:hAnsi="Times New Roman"/>
+                <w:color w:val="000000"/>
+                <w:sz w:val="26"/>
               </w:rPr>
-              <w:t>Bitcoin</w:t>
+              <w:t>BTC</w:t>
             </w:r>
           </w:p>
         </w:tc>
         <w:tc>
           <w:tcPr>
-            <w:tcW w:type="dxa" w:w="3312"/>
+            <w:tcW w:type="dxa" w:w="3000"/>
             <w:vAlign w:val="center"/>
           </w:tcPr>
           <w:p>
+            <w:pPr>
+              <w:spacing w:line="360" w:lineRule="auto" w:before="0" w:after="0"/>
+            </w:pPr>
             <w:r>
               <w:rPr>
-                <w:sz w:val="16"/>
+                <w:rFonts w:ascii="Times New Roman" w:hAnsi="Times New Roman"/>
+                <w:color w:val="000000"/>
+                <w:sz w:val="26"/>
               </w:rPr>
-              <w:t>Yahoo Finance – BTC-USD</w:t>
+              <w:t>Yahoo Finance: BTC-USD</w:t>
             </w:r>
           </w:p>
         </w:tc>
         <w:tc>
           <w:tcPr>
-            <w:tcW w:type="dxa" w:w="3312"/>
+            <w:tcW w:type="dxa" w:w="3000"/>
             <w:vAlign w:val="center"/>
           </w:tcPr>
           <w:p>
+            <w:pPr>
+              <w:spacing w:line="360" w:lineRule="auto" w:before="0" w:after="0"/>
+            </w:pPr>
             <w:r>
               <w:rPr>
-                <w:sz w:val="16"/>
+                <w:rFonts w:ascii="Times New Roman" w:hAnsi="Times New Roman"/>
+                <w:color w:val="000000"/>
+                <w:sz w:val="26"/>
               </w:rPr>
-              <w:t>Giá đóng cửa; tần suất ngày.</w:t>
+              <w:t>Giá đóng cửa Bitcoin; thị trường giao dịch liên tục.</w:t>
             </w:r>
           </w:p>
         </w:tc>
@@ -151,43 +240,58 @@
       <w:tr>
         <w:tc>
           <w:tcPr>
-            <w:tcW w:type="dxa" w:w="3312"/>
+            <w:tcW w:type="dxa" w:w="3000"/>
             <w:vAlign w:val="center"/>
           </w:tcPr>
           <w:p>
+            <w:pPr>
+              <w:spacing w:line="360" w:lineRule="auto" w:before="0" w:after="0"/>
+            </w:pPr>
             <w:r>
               <w:rPr>
-                <w:sz w:val="16"/>
+                <w:rFonts w:ascii="Times New Roman" w:hAnsi="Times New Roman"/>
+                <w:color w:val="000000"/>
+                <w:sz w:val="26"/>
               </w:rPr>
-              <w:t>Ethereum</w:t>
+              <w:t>ETH</w:t>
             </w:r>
           </w:p>
         </w:tc>
         <w:tc>
           <w:tcPr>
-            <w:tcW w:type="dxa" w:w="3312"/>
+            <w:tcW w:type="dxa" w:w="3000"/>
             <w:vAlign w:val="center"/>
           </w:tcPr>
           <w:p>
+            <w:pPr>
+              <w:spacing w:line="360" w:lineRule="auto" w:before="0" w:after="0"/>
+            </w:pPr>
             <w:r>
               <w:rPr>
-                <w:sz w:val="16"/>
+                <w:rFonts w:ascii="Times New Roman" w:hAnsi="Times New Roman"/>
+                <w:color w:val="000000"/>
+                <w:sz w:val="26"/>
               </w:rPr>
-              <w:t>Yahoo Finance – ETH-USD</w:t>
+              <w:t>Yahoo Finance: ETH-USD</w:t>
             </w:r>
           </w:p>
         </w:tc>
         <w:tc>
           <w:tcPr>
-            <w:tcW w:type="dxa" w:w="3312"/>
+            <w:tcW w:type="dxa" w:w="3000"/>
             <w:vAlign w:val="center"/>
           </w:tcPr>
           <w:p>
+            <w:pPr>
+              <w:spacing w:line="360" w:lineRule="auto" w:before="0" w:after="0"/>
+            </w:pPr>
             <w:r>
               <w:rPr>
-                <w:sz w:val="16"/>
+                <w:rFonts w:ascii="Times New Roman" w:hAnsi="Times New Roman"/>
+                <w:color w:val="000000"/>
+                <w:sz w:val="26"/>
               </w:rPr>
-              <w:t>Giá đóng cửa; tần suất ngày.</w:t>
+              <w:t>Giá đóng cửa Ethereum; thị trường giao dịch liên tục.</w:t>
             </w:r>
           </w:p>
         </w:tc>
@@ -195,13 +299,136 @@
       <w:tr>
         <w:tc>
           <w:tcPr>
-            <w:tcW w:type="dxa" w:w="3312"/>
+            <w:tcW w:type="dxa" w:w="3000"/>
             <w:vAlign w:val="center"/>
           </w:tcPr>
           <w:p>
+            <w:pPr>
+              <w:spacing w:line="360" w:lineRule="auto" w:before="0" w:after="0"/>
+            </w:pPr>
             <w:r>
               <w:rPr>
-                <w:sz w:val="16"/>
+                <w:rFonts w:ascii="Times New Roman" w:hAnsi="Times New Roman"/>
+                <w:color w:val="000000"/>
+                <w:sz w:val="26"/>
+              </w:rPr>
+              <w:t>US2Y</w:t>
+            </w:r>
+          </w:p>
+        </w:tc>
+        <w:tc>
+          <w:tcPr>
+            <w:tcW w:type="dxa" w:w="3000"/>
+            <w:vAlign w:val="center"/>
+          </w:tcPr>
+          <w:p>
+            <w:pPr>
+              <w:spacing w:line="360" w:lineRule="auto" w:before="0" w:after="0"/>
+            </w:pPr>
+            <w:r>
+              <w:rPr>
+                <w:rFonts w:ascii="Times New Roman" w:hAnsi="Times New Roman"/>
+                <w:color w:val="000000"/>
+                <w:sz w:val="26"/>
+              </w:rPr>
+              <w:t>FRED: DGS2</w:t>
+            </w:r>
+          </w:p>
+        </w:tc>
+        <w:tc>
+          <w:tcPr>
+            <w:tcW w:type="dxa" w:w="3000"/>
+            <w:vAlign w:val="center"/>
+          </w:tcPr>
+          <w:p>
+            <w:pPr>
+              <w:spacing w:line="360" w:lineRule="auto" w:before="0" w:after="0"/>
+            </w:pPr>
+            <w:r>
+              <w:rPr>
+                <w:rFonts w:ascii="Times New Roman" w:hAnsi="Times New Roman"/>
+                <w:color w:val="000000"/>
+                <w:sz w:val="26"/>
+              </w:rPr>
+              <w:t>Lợi suất Kho bạc Mỹ kỳ hạn 2 năm, đơn vị %/năm; không có quan sát cho mọi ngày lịch.</w:t>
+            </w:r>
+          </w:p>
+        </w:tc>
+      </w:tr>
+      <w:tr>
+        <w:tc>
+          <w:tcPr>
+            <w:tcW w:type="dxa" w:w="3000"/>
+            <w:vAlign w:val="center"/>
+          </w:tcPr>
+          <w:p>
+            <w:pPr>
+              <w:spacing w:line="360" w:lineRule="auto" w:before="0" w:after="0"/>
+            </w:pPr>
+            <w:r>
+              <w:rPr>
+                <w:rFonts w:ascii="Times New Roman" w:hAnsi="Times New Roman"/>
+                <w:color w:val="000000"/>
+                <w:sz w:val="26"/>
+              </w:rPr>
+              <w:t>DXY</w:t>
+            </w:r>
+          </w:p>
+        </w:tc>
+        <w:tc>
+          <w:tcPr>
+            <w:tcW w:type="dxa" w:w="3000"/>
+            <w:vAlign w:val="center"/>
+          </w:tcPr>
+          <w:p>
+            <w:pPr>
+              <w:spacing w:line="360" w:lineRule="auto" w:before="0" w:after="0"/>
+            </w:pPr>
+            <w:r>
+              <w:rPr>
+                <w:rFonts w:ascii="Times New Roman" w:hAnsi="Times New Roman"/>
+                <w:color w:val="000000"/>
+                <w:sz w:val="26"/>
+              </w:rPr>
+              <w:t>Yahoo Finance: DX-Y.NYB</w:t>
+            </w:r>
+          </w:p>
+        </w:tc>
+        <w:tc>
+          <w:tcPr>
+            <w:tcW w:type="dxa" w:w="3000"/>
+            <w:vAlign w:val="center"/>
+          </w:tcPr>
+          <w:p>
+            <w:pPr>
+              <w:spacing w:line="360" w:lineRule="auto" w:before="0" w:after="0"/>
+            </w:pPr>
+            <w:r>
+              <w:rPr>
+                <w:rFonts w:ascii="Times New Roman" w:hAnsi="Times New Roman"/>
+                <w:color w:val="000000"/>
+                <w:sz w:val="26"/>
+              </w:rPr>
+              <w:t>Proxy chỉ số USD theo mã được tải trong pipeline; không gọi là chuỗi chuẩn chính thức nếu chưa xác minh tương đương.</w:t>
+            </w:r>
+          </w:p>
+        </w:tc>
+      </w:tr>
+      <w:tr>
+        <w:tc>
+          <w:tcPr>
+            <w:tcW w:type="dxa" w:w="3000"/>
+            <w:vAlign w:val="center"/>
+          </w:tcPr>
+          <w:p>
+            <w:pPr>
+              <w:spacing w:line="360" w:lineRule="auto" w:before="0" w:after="0"/>
+            </w:pPr>
+            <w:r>
+              <w:rPr>
+                <w:rFonts w:ascii="Times New Roman" w:hAnsi="Times New Roman"/>
+                <w:color w:val="000000"/>
+                <w:sz w:val="26"/>
               </w:rPr>
               <w:t>VIX</w:t>
             </w:r>
@@ -209,151 +436,111 @@
         </w:tc>
         <w:tc>
           <w:tcPr>
-            <w:tcW w:type="dxa" w:w="3312"/>
+            <w:tcW w:type="dxa" w:w="3000"/>
             <w:vAlign w:val="center"/>
           </w:tcPr>
           <w:p>
+            <w:pPr>
+              <w:spacing w:line="360" w:lineRule="auto" w:before="0" w:after="0"/>
+            </w:pPr>
             <w:r>
               <w:rPr>
-                <w:sz w:val="16"/>
+                <w:rFonts w:ascii="Times New Roman" w:hAnsi="Times New Roman"/>
+                <w:color w:val="000000"/>
+                <w:sz w:val="26"/>
               </w:rPr>
-              <w:t>Yahoo Finance – ^VIX</w:t>
+              <w:t>Yahoo Finance: ^VIX</w:t>
             </w:r>
           </w:p>
         </w:tc>
         <w:tc>
           <w:tcPr>
-            <w:tcW w:type="dxa" w:w="3312"/>
+            <w:tcW w:type="dxa" w:w="3000"/>
             <w:vAlign w:val="center"/>
           </w:tcPr>
           <w:p>
+            <w:pPr>
+              <w:spacing w:line="360" w:lineRule="auto" w:before="0" w:after="0"/>
+            </w:pPr>
             <w:r>
               <w:rPr>
-                <w:sz w:val="16"/>
+                <w:rFonts w:ascii="Times New Roman" w:hAnsi="Times New Roman"/>
+                <w:color w:val="000000"/>
+                <w:sz w:val="26"/>
               </w:rPr>
-              <w:t>Chỉ báo biến động kỳ vọng thị trường.</w:t>
-            </w:r>
-          </w:p>
-        </w:tc>
-      </w:tr>
-      <w:tr>
-        <w:tc>
-          <w:tcPr>
-            <w:tcW w:type="dxa" w:w="3312"/>
-            <w:vAlign w:val="center"/>
-          </w:tcPr>
-          <w:p>
-            <w:r>
-              <w:rPr>
-                <w:sz w:val="16"/>
-              </w:rPr>
-              <w:t>USD index proxy</w:t>
-            </w:r>
-          </w:p>
-        </w:tc>
-        <w:tc>
-          <w:tcPr>
-            <w:tcW w:type="dxa" w:w="3312"/>
-            <w:vAlign w:val="center"/>
-          </w:tcPr>
-          <w:p>
-            <w:r>
-              <w:rPr>
-                <w:sz w:val="16"/>
-              </w:rPr>
-              <w:t>Yahoo Finance – DX-Y.NYB</w:t>
-            </w:r>
-          </w:p>
-        </w:tc>
-        <w:tc>
-          <w:tcPr>
-            <w:tcW w:type="dxa" w:w="3312"/>
-            <w:vAlign w:val="center"/>
-          </w:tcPr>
-          <w:p>
-            <w:r>
-              <w:rPr>
-                <w:sz w:val="16"/>
-              </w:rPr>
-              <w:t>Cần ghi rõ là mã proxy được dùng trong pipeline.</w:t>
-            </w:r>
-          </w:p>
-        </w:tc>
-      </w:tr>
-      <w:tr>
-        <w:tc>
-          <w:tcPr>
-            <w:tcW w:type="dxa" w:w="3312"/>
-            <w:vAlign w:val="center"/>
-          </w:tcPr>
-          <w:p>
-            <w:r>
-              <w:rPr>
-                <w:sz w:val="16"/>
-              </w:rPr>
-              <w:t>US2Y</w:t>
-            </w:r>
-          </w:p>
-        </w:tc>
-        <w:tc>
-          <w:tcPr>
-            <w:tcW w:type="dxa" w:w="3312"/>
-            <w:vAlign w:val="center"/>
-          </w:tcPr>
-          <w:p>
-            <w:r>
-              <w:rPr>
-                <w:sz w:val="16"/>
-              </w:rPr>
-              <w:t>FRED – DGS2</w:t>
-            </w:r>
-          </w:p>
-        </w:tc>
-        <w:tc>
-          <w:tcPr>
-            <w:tcW w:type="dxa" w:w="3312"/>
-            <w:vAlign w:val="center"/>
-          </w:tcPr>
-          <w:p>
-            <w:r>
-              <w:rPr>
-                <w:sz w:val="16"/>
-              </w:rPr>
-              <w:t>Lợi suất Kho bạc Mỹ kỳ hạn 2 năm; ngày nghỉ/không giao dịch có thể không có quan sát.</w:t>
+              <w:t>Chỉ số biến động kỳ vọng thị trường chứng khoán Mỹ, đơn vị điểm chỉ số.</w:t>
             </w:r>
           </w:p>
         </w:tc>
       </w:tr>
     </w:tbl>
     <w:p>
+      <w:pPr>
+        <w:spacing w:line="360" w:lineRule="auto"/>
+      </w:pPr>
       <w:r>
-        <w:t>Nhật ký nguồn dữ liệu nằm tại docs/data_source_log.xlsx nếu có trong repository. Nên lưu thời điểm tải, mã chuỗi, khoảng thời gian và số quan sát hợp lệ để tăng khả năng tái lập.</w:t>
+        <w:rPr>
+          <w:rFonts w:ascii="Times New Roman" w:hAnsi="Times New Roman"/>
+          <w:color w:val="000000"/>
+          <w:sz w:val="26"/>
+        </w:rPr>
+        <w:t>Nhật ký nguồn và thông tin truy xuất được lưu trong docs/data_source_log.xlsx. Để tái lập, cần giữ mã chuỗi, nguồn, khoảng thời gian tải, thời điểm tải và số quan sát hợp lệ; mọi thay đổi nguồn hoặc mã proxy phải được phản ánh đồng thời trong nhật ký và bản thảo.</w:t>
       </w:r>
     </w:p>
     <w:p>
       <w:pPr>
         <w:pStyle w:val="Heading1"/>
+        <w:spacing w:line="360" w:lineRule="auto"/>
       </w:pPr>
       <w:r>
+        <w:rPr>
+          <w:rFonts w:ascii="Times New Roman" w:hAnsi="Times New Roman"/>
+          <w:b/>
+          <w:color w:val="000000"/>
+          <w:sz w:val="26"/>
+        </w:rPr>
         <w:t>2.3. Đồng bộ và làm sạch dữ liệu</w:t>
       </w:r>
     </w:p>
     <w:p>
+      <w:pPr>
+        <w:spacing w:line="360" w:lineRule="auto"/>
+      </w:pPr>
       <w:r>
-        <w:t>Các chuỗi được đưa về chỉ mục ngày liên tục để thống nhất mốc thời gian. Dữ liệu vĩ mô không được tự động điền tiến, điền lùi hoặc nội suy trong dataset chuẩn. Do đó, giá trị thiếu phản ánh việc nguồn không có quan sát ở ngày tương ứng; không nên diễn giải chúng như giá trị bằng không.</w:t>
+        <w:rPr>
+          <w:rFonts w:ascii="Times New Roman" w:hAnsi="Times New Roman"/>
+          <w:color w:val="000000"/>
+          <w:sz w:val="26"/>
+        </w:rPr>
+        <w:t>Dữ liệu thô được chuẩn hóa về ngày UTC, sắp xếp theo thời gian, kiểm tra ngày trùng và chuyển các cột số về dạng số. Dataset được reindex trên lịch ngày liên tục từ đầu năm 2018 đến hết năm 2025. Không forward-fill, backfill hoặc nội suy các mức vĩ mô trong dataset chuẩn; giá trị thiếu được giữ là NA và không được diễn giải là 0.</w:t>
       </w:r>
     </w:p>
     <w:p>
+      <w:pPr>
+        <w:spacing w:line="360" w:lineRule="auto"/>
+      </w:pPr>
       <w:r>
-        <w:t>Lợi suất log của BTC và ETH được tính trên lịch giá crypto liên tục trước khi phân tích các biến vĩ mô. Với US2Y, DXY và VIX, các biến thay đổi được tính giữa hai lần quan sát hợp lệ liên tiếp; nếu khoảng cách quan sát dài hơn một ngày, biến đổi đó không tương đương với thay đổi một ngày. Các cột observation_gap_days được giữ lại để nhận diện trường hợp này.</w:t>
+        <w:rPr>
+          <w:rFonts w:ascii="Times New Roman" w:hAnsi="Times New Roman"/>
+          <w:color w:val="000000"/>
+          <w:sz w:val="26"/>
+        </w:rPr>
+        <w:t>Lợi suất BTC/ETH được tính trên chuỗi giá crypto theo ngày lịch trước khi lọc mẫu. Ngược lại, thay đổi US2Y, DXY và VIX chỉ được tính giữa hai lần quan sát hợp lệ liên tiếp của nguồn. Nếu hai lần quan sát cách nhau hơn một ngày, biến đổi tương ứng không phải biến động một ngày. Các biến *_observation_gap_days và *_observed được lưu để nhận diện khoảng trống quan sát.</w:t>
       </w:r>
     </w:p>
     <w:p>
       <w:pPr>
         <w:pStyle w:val="Heading1"/>
+        <w:spacing w:line="360" w:lineRule="auto"/>
       </w:pPr>
       <w:r>
-        <w:t>2.4. Xây dựng biến</w:t>
+        <w:rPr>
+          <w:rFonts w:ascii="Times New Roman" w:hAnsi="Times New Roman"/>
+          <w:b/>
+          <w:color w:val="000000"/>
+          <w:sz w:val="26"/>
+        </w:rPr>
+        <w:t>2.4. Xây dựng biến và quy ước đo lường</w:t>
       </w:r>
     </w:p>
     <w:tbl>
@@ -361,23 +548,30 @@
         <w:tblStyle w:val="TableGrid"/>
         <w:tblW w:type="auto" w:w="0"/>
         <w:jc w:val="center"/>
+        <w:tblLayout w:type="autofit"/>
         <w:tblLook w:firstColumn="1" w:firstRow="1" w:lastColumn="0" w:lastRow="0" w:noHBand="0" w:noVBand="1" w:val="04A0"/>
       </w:tblPr>
       <w:tblGrid>
-        <w:gridCol w:w="3312"/>
-        <w:gridCol w:w="3312"/>
-        <w:gridCol w:w="3312"/>
+        <w:gridCol w:w="3000"/>
+        <w:gridCol w:w="3000"/>
+        <w:gridCol w:w="3000"/>
       </w:tblGrid>
       <w:tr>
         <w:tc>
           <w:tcPr>
-            <w:tcW w:type="dxa" w:w="3312"/>
+            <w:tcW w:type="dxa" w:w="3000"/>
+            <w:vAlign w:val="center"/>
           </w:tcPr>
           <w:p>
+            <w:pPr>
+              <w:spacing w:line="360" w:lineRule="auto" w:before="0" w:after="0"/>
+            </w:pPr>
             <w:r>
               <w:rPr>
+                <w:rFonts w:ascii="Times New Roman" w:hAnsi="Times New Roman"/>
                 <w:b/>
-                <w:sz w:val="16"/>
+                <w:color w:val="000000"/>
+                <w:sz w:val="26"/>
               </w:rPr>
               <w:t>Biến</w:t>
             </w:r>
@@ -385,13 +579,19 @@
         </w:tc>
         <w:tc>
           <w:tcPr>
-            <w:tcW w:type="dxa" w:w="3312"/>
+            <w:tcW w:type="dxa" w:w="3000"/>
+            <w:vAlign w:val="center"/>
           </w:tcPr>
           <w:p>
+            <w:pPr>
+              <w:spacing w:line="360" w:lineRule="auto" w:before="0" w:after="0"/>
+            </w:pPr>
             <w:r>
               <w:rPr>
+                <w:rFonts w:ascii="Times New Roman" w:hAnsi="Times New Roman"/>
                 <w:b/>
-                <w:sz w:val="16"/>
+                <w:color w:val="000000"/>
+                <w:sz w:val="26"/>
               </w:rPr>
               <w:t>Công thức/định nghĩa</w:t>
             </w:r>
@@ -399,13 +599,19 @@
         </w:tc>
         <w:tc>
           <w:tcPr>
-            <w:tcW w:type="dxa" w:w="3312"/>
+            <w:tcW w:type="dxa" w:w="3000"/>
+            <w:vAlign w:val="center"/>
           </w:tcPr>
           <w:p>
+            <w:pPr>
+              <w:spacing w:line="360" w:lineRule="auto" w:before="0" w:after="0"/>
+            </w:pPr>
             <w:r>
               <w:rPr>
+                <w:rFonts w:ascii="Times New Roman" w:hAnsi="Times New Roman"/>
                 <w:b/>
-                <w:sz w:val="16"/>
+                <w:color w:val="000000"/>
+                <w:sz w:val="26"/>
               </w:rPr>
               <w:t>Đơn vị</w:t>
             </w:r>
@@ -415,13 +621,18 @@
       <w:tr>
         <w:tc>
           <w:tcPr>
-            <w:tcW w:type="dxa" w:w="3312"/>
+            <w:tcW w:type="dxa" w:w="3000"/>
             <w:vAlign w:val="center"/>
           </w:tcPr>
           <w:p>
+            <w:pPr>
+              <w:spacing w:line="360" w:lineRule="auto" w:before="0" w:after="0"/>
+            </w:pPr>
             <w:r>
               <w:rPr>
-                <w:sz w:val="16"/>
+                <w:rFonts w:ascii="Times New Roman" w:hAnsi="Times New Roman"/>
+                <w:color w:val="000000"/>
+                <w:sz w:val="26"/>
               </w:rPr>
               <w:t>BTC_log_return_pct</w:t>
             </w:r>
@@ -429,13 +640,18 @@
         </w:tc>
         <w:tc>
           <w:tcPr>
-            <w:tcW w:type="dxa" w:w="3312"/>
+            <w:tcW w:type="dxa" w:w="3000"/>
             <w:vAlign w:val="center"/>
           </w:tcPr>
           <w:p>
+            <w:pPr>
+              <w:spacing w:line="360" w:lineRule="auto" w:before="0" w:after="0"/>
+            </w:pPr>
             <w:r>
               <w:rPr>
-                <w:sz w:val="16"/>
+                <w:rFonts w:ascii="Times New Roman" w:hAnsi="Times New Roman"/>
+                <w:color w:val="000000"/>
+                <w:sz w:val="26"/>
               </w:rPr>
               <w:t>100 × ln(BTC_t / BTC_(t−1))</w:t>
             </w:r>
@@ -443,13 +659,18 @@
         </w:tc>
         <w:tc>
           <w:tcPr>
-            <w:tcW w:type="dxa" w:w="3312"/>
+            <w:tcW w:type="dxa" w:w="3000"/>
             <w:vAlign w:val="center"/>
           </w:tcPr>
           <w:p>
+            <w:pPr>
+              <w:spacing w:line="360" w:lineRule="auto" w:before="0" w:after="0"/>
+            </w:pPr>
             <w:r>
               <w:rPr>
-                <w:sz w:val="16"/>
+                <w:rFonts w:ascii="Times New Roman" w:hAnsi="Times New Roman"/>
+                <w:color w:val="000000"/>
+                <w:sz w:val="26"/>
               </w:rPr>
               <w:t>%/ngày</w:t>
             </w:r>
@@ -459,13 +680,18 @@
       <w:tr>
         <w:tc>
           <w:tcPr>
-            <w:tcW w:type="dxa" w:w="3312"/>
+            <w:tcW w:type="dxa" w:w="3000"/>
             <w:vAlign w:val="center"/>
           </w:tcPr>
           <w:p>
+            <w:pPr>
+              <w:spacing w:line="360" w:lineRule="auto" w:before="0" w:after="0"/>
+            </w:pPr>
             <w:r>
               <w:rPr>
-                <w:sz w:val="16"/>
+                <w:rFonts w:ascii="Times New Roman" w:hAnsi="Times New Roman"/>
+                <w:color w:val="000000"/>
+                <w:sz w:val="26"/>
               </w:rPr>
               <w:t>ETH_log_return_pct</w:t>
             </w:r>
@@ -473,13 +699,18 @@
         </w:tc>
         <w:tc>
           <w:tcPr>
-            <w:tcW w:type="dxa" w:w="3312"/>
+            <w:tcW w:type="dxa" w:w="3000"/>
             <w:vAlign w:val="center"/>
           </w:tcPr>
           <w:p>
+            <w:pPr>
+              <w:spacing w:line="360" w:lineRule="auto" w:before="0" w:after="0"/>
+            </w:pPr>
             <w:r>
               <w:rPr>
-                <w:sz w:val="16"/>
+                <w:rFonts w:ascii="Times New Roman" w:hAnsi="Times New Roman"/>
+                <w:color w:val="000000"/>
+                <w:sz w:val="26"/>
               </w:rPr>
               <w:t>100 × ln(ETH_t / ETH_(t−1))</w:t>
             </w:r>
@@ -487,13 +718,18 @@
         </w:tc>
         <w:tc>
           <w:tcPr>
-            <w:tcW w:type="dxa" w:w="3312"/>
+            <w:tcW w:type="dxa" w:w="3000"/>
             <w:vAlign w:val="center"/>
           </w:tcPr>
           <w:p>
+            <w:pPr>
+              <w:spacing w:line="360" w:lineRule="auto" w:before="0" w:after="0"/>
+            </w:pPr>
             <w:r>
               <w:rPr>
-                <w:sz w:val="16"/>
+                <w:rFonts w:ascii="Times New Roman" w:hAnsi="Times New Roman"/>
+                <w:color w:val="000000"/>
+                <w:sz w:val="26"/>
               </w:rPr>
               <w:t>%/ngày</w:t>
             </w:r>
@@ -503,13 +739,18 @@
       <w:tr>
         <w:tc>
           <w:tcPr>
-            <w:tcW w:type="dxa" w:w="3312"/>
+            <w:tcW w:type="dxa" w:w="3000"/>
             <w:vAlign w:val="center"/>
           </w:tcPr>
           <w:p>
+            <w:pPr>
+              <w:spacing w:line="360" w:lineRule="auto" w:before="0" w:after="0"/>
+            </w:pPr>
             <w:r>
               <w:rPr>
-                <w:sz w:val="16"/>
+                <w:rFonts w:ascii="Times New Roman" w:hAnsi="Times New Roman"/>
+                <w:color w:val="000000"/>
+                <w:sz w:val="26"/>
               </w:rPr>
               <w:t>US2Y_change_pp</w:t>
             </w:r>
@@ -517,13 +758,18 @@
         </w:tc>
         <w:tc>
           <w:tcPr>
-            <w:tcW w:type="dxa" w:w="3312"/>
+            <w:tcW w:type="dxa" w:w="3000"/>
             <w:vAlign w:val="center"/>
           </w:tcPr>
           <w:p>
+            <w:pPr>
+              <w:spacing w:line="360" w:lineRule="auto" w:before="0" w:after="0"/>
+            </w:pPr>
             <w:r>
               <w:rPr>
-                <w:sz w:val="16"/>
+                <w:rFonts w:ascii="Times New Roman" w:hAnsi="Times New Roman"/>
+                <w:color w:val="000000"/>
+                <w:sz w:val="26"/>
               </w:rPr>
               <w:t>US2Y_t − US2Y_previous_observed</w:t>
             </w:r>
@@ -531,15 +777,20 @@
         </w:tc>
         <w:tc>
           <w:tcPr>
-            <w:tcW w:type="dxa" w:w="3312"/>
+            <w:tcW w:type="dxa" w:w="3000"/>
             <w:vAlign w:val="center"/>
           </w:tcPr>
           <w:p>
+            <w:pPr>
+              <w:spacing w:line="360" w:lineRule="auto" w:before="0" w:after="0"/>
+            </w:pPr>
             <w:r>
               <w:rPr>
-                <w:sz w:val="16"/>
+                <w:rFonts w:ascii="Times New Roman" w:hAnsi="Times New Roman"/>
+                <w:color w:val="000000"/>
+                <w:sz w:val="26"/>
               </w:rPr>
-              <w:t>Điểm phần trăm</w:t>
+              <w:t>Điểm phần trăm giữa hai lần quan sát</w:t>
             </w:r>
           </w:p>
         </w:tc>
@@ -547,13 +798,18 @@
       <w:tr>
         <w:tc>
           <w:tcPr>
-            <w:tcW w:type="dxa" w:w="3312"/>
+            <w:tcW w:type="dxa" w:w="3000"/>
             <w:vAlign w:val="center"/>
           </w:tcPr>
           <w:p>
+            <w:pPr>
+              <w:spacing w:line="360" w:lineRule="auto" w:before="0" w:after="0"/>
+            </w:pPr>
             <w:r>
               <w:rPr>
-                <w:sz w:val="16"/>
+                <w:rFonts w:ascii="Times New Roman" w:hAnsi="Times New Roman"/>
+                <w:color w:val="000000"/>
+                <w:sz w:val="26"/>
               </w:rPr>
               <w:t>DXY_log_return_pct</w:t>
             </w:r>
@@ -561,13 +817,18 @@
         </w:tc>
         <w:tc>
           <w:tcPr>
-            <w:tcW w:type="dxa" w:w="3312"/>
+            <w:tcW w:type="dxa" w:w="3000"/>
             <w:vAlign w:val="center"/>
           </w:tcPr>
           <w:p>
+            <w:pPr>
+              <w:spacing w:line="360" w:lineRule="auto" w:before="0" w:after="0"/>
+            </w:pPr>
             <w:r>
               <w:rPr>
-                <w:sz w:val="16"/>
+                <w:rFonts w:ascii="Times New Roman" w:hAnsi="Times New Roman"/>
+                <w:color w:val="000000"/>
+                <w:sz w:val="26"/>
               </w:rPr>
               <w:t>100 × ln(DXY_t / DXY_previous_observed)</w:t>
             </w:r>
@@ -575,13 +836,18 @@
         </w:tc>
         <w:tc>
           <w:tcPr>
-            <w:tcW w:type="dxa" w:w="3312"/>
+            <w:tcW w:type="dxa" w:w="3000"/>
             <w:vAlign w:val="center"/>
           </w:tcPr>
           <w:p>
+            <w:pPr>
+              <w:spacing w:line="360" w:lineRule="auto" w:before="0" w:after="0"/>
+            </w:pPr>
             <w:r>
               <w:rPr>
-                <w:sz w:val="16"/>
+                <w:rFonts w:ascii="Times New Roman" w:hAnsi="Times New Roman"/>
+                <w:color w:val="000000"/>
+                <w:sz w:val="26"/>
               </w:rPr>
               <w:t>% giữa hai lần quan sát</w:t>
             </w:r>
@@ -591,13 +857,18 @@
       <w:tr>
         <w:tc>
           <w:tcPr>
-            <w:tcW w:type="dxa" w:w="3312"/>
+            <w:tcW w:type="dxa" w:w="3000"/>
             <w:vAlign w:val="center"/>
           </w:tcPr>
           <w:p>
+            <w:pPr>
+              <w:spacing w:line="360" w:lineRule="auto" w:before="0" w:after="0"/>
+            </w:pPr>
             <w:r>
               <w:rPr>
-                <w:sz w:val="16"/>
+                <w:rFonts w:ascii="Times New Roman" w:hAnsi="Times New Roman"/>
+                <w:color w:val="000000"/>
+                <w:sz w:val="26"/>
               </w:rPr>
               <w:t>VIX_change_points</w:t>
             </w:r>
@@ -605,13 +876,18 @@
         </w:tc>
         <w:tc>
           <w:tcPr>
-            <w:tcW w:type="dxa" w:w="3312"/>
+            <w:tcW w:type="dxa" w:w="3000"/>
             <w:vAlign w:val="center"/>
           </w:tcPr>
           <w:p>
+            <w:pPr>
+              <w:spacing w:line="360" w:lineRule="auto" w:before="0" w:after="0"/>
+            </w:pPr>
             <w:r>
               <w:rPr>
-                <w:sz w:val="16"/>
+                <w:rFonts w:ascii="Times New Roman" w:hAnsi="Times New Roman"/>
+                <w:color w:val="000000"/>
+                <w:sz w:val="26"/>
               </w:rPr>
               <w:t>VIX_t − VIX_previous_observed</w:t>
             </w:r>
@@ -619,15 +895,20 @@
         </w:tc>
         <w:tc>
           <w:tcPr>
-            <w:tcW w:type="dxa" w:w="3312"/>
+            <w:tcW w:type="dxa" w:w="3000"/>
             <w:vAlign w:val="center"/>
           </w:tcPr>
           <w:p>
+            <w:pPr>
+              <w:spacing w:line="360" w:lineRule="auto" w:before="0" w:after="0"/>
+            </w:pPr>
             <w:r>
               <w:rPr>
-                <w:sz w:val="16"/>
+                <w:rFonts w:ascii="Times New Roman" w:hAnsi="Times New Roman"/>
+                <w:color w:val="000000"/>
+                <w:sz w:val="26"/>
               </w:rPr>
-              <w:t>Điểm VIX</w:t>
+              <w:t>Điểm VIX giữa hai lần quan sát</w:t>
             </w:r>
           </w:p>
         </w:tc>
@@ -635,13 +916,18 @@
       <w:tr>
         <w:tc>
           <w:tcPr>
-            <w:tcW w:type="dxa" w:w="3312"/>
+            <w:tcW w:type="dxa" w:w="3000"/>
             <w:vAlign w:val="center"/>
           </w:tcPr>
           <w:p>
+            <w:pPr>
+              <w:spacing w:line="360" w:lineRule="auto" w:before="0" w:after="0"/>
+            </w:pPr>
             <w:r>
               <w:rPr>
-                <w:sz w:val="16"/>
+                <w:rFonts w:ascii="Times New Roman" w:hAnsi="Times New Roman"/>
+                <w:color w:val="000000"/>
+                <w:sz w:val="26"/>
               </w:rPr>
               <w:t>*_observed</w:t>
             </w:r>
@@ -649,44 +935,128 @@
         </w:tc>
         <w:tc>
           <w:tcPr>
-            <w:tcW w:type="dxa" w:w="3312"/>
+            <w:tcW w:type="dxa" w:w="3000"/>
             <w:vAlign w:val="center"/>
           </w:tcPr>
           <w:p>
+            <w:pPr>
+              <w:spacing w:line="360" w:lineRule="auto" w:before="0" w:after="0"/>
+            </w:pPr>
             <w:r>
               <w:rPr>
-                <w:sz w:val="16"/>
+                <w:rFonts w:ascii="Times New Roman" w:hAnsi="Times New Roman"/>
+                <w:color w:val="000000"/>
+                <w:sz w:val="26"/>
               </w:rPr>
-              <w:t>1 nếu nguồn có quan sát ở ngày đó; ngược lại 0</w:t>
+              <w:t>1 nếu có mức dữ liệu nguồn tại ngày đó; ngược lại 0</w:t>
             </w:r>
           </w:p>
         </w:tc>
         <w:tc>
           <w:tcPr>
-            <w:tcW w:type="dxa" w:w="3312"/>
+            <w:tcW w:type="dxa" w:w="3000"/>
             <w:vAlign w:val="center"/>
           </w:tcPr>
           <w:p>
+            <w:pPr>
+              <w:spacing w:line="360" w:lineRule="auto" w:before="0" w:after="0"/>
+            </w:pPr>
             <w:r>
               <w:rPr>
-                <w:sz w:val="16"/>
+                <w:rFonts w:ascii="Times New Roman" w:hAnsi="Times New Roman"/>
+                <w:color w:val="000000"/>
+                <w:sz w:val="26"/>
               </w:rPr>
-              <w:t>Nhị phân</w:t>
+              <w:t>Nhị phân 0/1</w:t>
+            </w:r>
+          </w:p>
+        </w:tc>
+      </w:tr>
+      <w:tr>
+        <w:tc>
+          <w:tcPr>
+            <w:tcW w:type="dxa" w:w="3000"/>
+            <w:vAlign w:val="center"/>
+          </w:tcPr>
+          <w:p>
+            <w:pPr>
+              <w:spacing w:line="360" w:lineRule="auto" w:before="0" w:after="0"/>
+            </w:pPr>
+            <w:r>
+              <w:rPr>
+                <w:rFonts w:ascii="Times New Roman" w:hAnsi="Times New Roman"/>
+                <w:color w:val="000000"/>
+                <w:sz w:val="26"/>
+              </w:rPr>
+              <w:t>*_observation_gap_days</w:t>
+            </w:r>
+          </w:p>
+        </w:tc>
+        <w:tc>
+          <w:tcPr>
+            <w:tcW w:type="dxa" w:w="3000"/>
+            <w:vAlign w:val="center"/>
+          </w:tcPr>
+          <w:p>
+            <w:pPr>
+              <w:spacing w:line="360" w:lineRule="auto" w:before="0" w:after="0"/>
+            </w:pPr>
+            <w:r>
+              <w:rPr>
+                <w:rFonts w:ascii="Times New Roman" w:hAnsi="Times New Roman"/>
+                <w:color w:val="000000"/>
+                <w:sz w:val="26"/>
+              </w:rPr>
+              <w:t>Số ngày giữa lần quan sát hiện tại và lần quan sát hợp lệ trước đó</w:t>
+            </w:r>
+          </w:p>
+        </w:tc>
+        <w:tc>
+          <w:tcPr>
+            <w:tcW w:type="dxa" w:w="3000"/>
+            <w:vAlign w:val="center"/>
+          </w:tcPr>
+          <w:p>
+            <w:pPr>
+              <w:spacing w:line="360" w:lineRule="auto" w:before="0" w:after="0"/>
+            </w:pPr>
+            <w:r>
+              <w:rPr>
+                <w:rFonts w:ascii="Times New Roman" w:hAnsi="Times New Roman"/>
+                <w:color w:val="000000"/>
+                <w:sz w:val="26"/>
+              </w:rPr>
+              <w:t>Ngày</w:t>
             </w:r>
           </w:p>
         </w:tc>
       </w:tr>
     </w:tbl>
     <w:p>
+      <w:pPr>
+        <w:spacing w:line="360" w:lineRule="auto"/>
+      </w:pPr>
       <w:r>
-        <w:t>Ký hiệu previous_observed chỉ lần quan sát hợp lệ trước đó, không nhất thiết là ngày lịch liền kề. Vì vậy cần dùng cùng các cột gap để lọc hoặc kiểm tra độ nhạy khi phân tích biến đổi vĩ mô.</w:t>
+        <w:rPr>
+          <w:rFonts w:ascii="Times New Roman" w:hAnsi="Times New Roman"/>
+          <w:color w:val="000000"/>
+          <w:sz w:val="26"/>
+        </w:rPr>
+        <w:t>Ký hiệu previous_observed là lần quan sát hợp lệ trước đó, không nhất thiết là ngày lịch liền kề. Trong Chương 3, các biến thay đổi vĩ mô được dùng để mô tả liên hệ có điều kiện trong VAR/LP; US2Y, DXY và VIX không được xem mặc nhiên là cú sốc ngoại sinh đã nhận diện. Trong Chương 4, biến mục tiêu là độ lớn lợi suất ngày kế tiếp, y_(t+1) = |r_(t+1)|, đơn vị điểm phần trăm; đây là proxy cho độ lớn biến động ngày, không phải phương sai thực hiện, VaR hay ES.</w:t>
       </w:r>
     </w:p>
     <w:p>
       <w:pPr>
         <w:pStyle w:val="Heading1"/>
+        <w:spacing w:line="360" w:lineRule="auto"/>
       </w:pPr>
       <w:r>
+        <w:rPr>
+          <w:rFonts w:ascii="Times New Roman" w:hAnsi="Times New Roman"/>
+          <w:b/>
+          <w:color w:val="000000"/>
+          <w:sz w:val="26"/>
+        </w:rPr>
         <w:t>2.5. Kiểm tra chất lượng dữ liệu</w:t>
       </w:r>
     </w:p>
@@ -695,24 +1065,31 @@
         <w:tblStyle w:val="TableGrid"/>
         <w:tblW w:type="auto" w:w="0"/>
         <w:jc w:val="center"/>
+        <w:tblLayout w:type="autofit"/>
         <w:tblLook w:firstColumn="1" w:firstRow="1" w:lastColumn="0" w:lastRow="0" w:noHBand="0" w:noVBand="1" w:val="04A0"/>
       </w:tblPr>
       <w:tblGrid>
-        <w:gridCol w:w="2484"/>
-        <w:gridCol w:w="2484"/>
-        <w:gridCol w:w="2484"/>
-        <w:gridCol w:w="2484"/>
+        <w:gridCol w:w="2250"/>
+        <w:gridCol w:w="2250"/>
+        <w:gridCol w:w="2250"/>
+        <w:gridCol w:w="2250"/>
       </w:tblGrid>
       <w:tr>
         <w:tc>
           <w:tcPr>
-            <w:tcW w:type="dxa" w:w="2484"/>
+            <w:tcW w:type="dxa" w:w="2250"/>
+            <w:vAlign w:val="center"/>
           </w:tcPr>
           <w:p>
+            <w:pPr>
+              <w:spacing w:line="360" w:lineRule="auto" w:before="0" w:after="0"/>
+            </w:pPr>
             <w:r>
               <w:rPr>
+                <w:rFonts w:ascii="Times New Roman" w:hAnsi="Times New Roman"/>
                 <w:b/>
-                <w:sz w:val="14"/>
+                <w:color w:val="000000"/>
+                <w:sz w:val="26"/>
               </w:rPr>
               <w:t>Biến</w:t>
             </w:r>
@@ -720,13 +1097,19 @@
         </w:tc>
         <w:tc>
           <w:tcPr>
-            <w:tcW w:type="dxa" w:w="2484"/>
+            <w:tcW w:type="dxa" w:w="2250"/>
+            <w:vAlign w:val="center"/>
           </w:tcPr>
           <w:p>
+            <w:pPr>
+              <w:spacing w:line="360" w:lineRule="auto" w:before="0" w:after="0"/>
+            </w:pPr>
             <w:r>
               <w:rPr>
+                <w:rFonts w:ascii="Times New Roman" w:hAnsi="Times New Roman"/>
                 <w:b/>
-                <w:sz w:val="14"/>
+                <w:color w:val="000000"/>
+                <w:sz w:val="26"/>
               </w:rPr>
               <w:t>Hợp lệ</w:t>
             </w:r>
@@ -734,13 +1117,19 @@
         </w:tc>
         <w:tc>
           <w:tcPr>
-            <w:tcW w:type="dxa" w:w="2484"/>
+            <w:tcW w:type="dxa" w:w="2250"/>
+            <w:vAlign w:val="center"/>
           </w:tcPr>
           <w:p>
+            <w:pPr>
+              <w:spacing w:line="360" w:lineRule="auto" w:before="0" w:after="0"/>
+            </w:pPr>
             <w:r>
               <w:rPr>
+                <w:rFonts w:ascii="Times New Roman" w:hAnsi="Times New Roman"/>
                 <w:b/>
-                <w:sz w:val="14"/>
+                <w:color w:val="000000"/>
+                <w:sz w:val="26"/>
               </w:rPr>
               <w:t>Thiếu</w:t>
             </w:r>
@@ -748,13 +1137,19 @@
         </w:tc>
         <w:tc>
           <w:tcPr>
-            <w:tcW w:type="dxa" w:w="2484"/>
+            <w:tcW w:type="dxa" w:w="2250"/>
+            <w:vAlign w:val="center"/>
           </w:tcPr>
           <w:p>
+            <w:pPr>
+              <w:spacing w:line="360" w:lineRule="auto" w:before="0" w:after="0"/>
+            </w:pPr>
             <w:r>
               <w:rPr>
+                <w:rFonts w:ascii="Times New Roman" w:hAnsi="Times New Roman"/>
                 <w:b/>
-                <w:sz w:val="14"/>
+                <w:color w:val="000000"/>
+                <w:sz w:val="26"/>
               </w:rPr>
               <w:t>Tỷ lệ thiếu</w:t>
             </w:r>
@@ -764,13 +1159,18 @@
       <w:tr>
         <w:tc>
           <w:tcPr>
-            <w:tcW w:type="dxa" w:w="2484"/>
+            <w:tcW w:type="dxa" w:w="2250"/>
             <w:vAlign w:val="center"/>
           </w:tcPr>
           <w:p>
+            <w:pPr>
+              <w:spacing w:line="360" w:lineRule="auto" w:before="0" w:after="0"/>
+            </w:pPr>
             <w:r>
               <w:rPr>
-                <w:sz w:val="14"/>
+                <w:rFonts w:ascii="Times New Roman" w:hAnsi="Times New Roman"/>
+                <w:color w:val="000000"/>
+                <w:sz w:val="26"/>
               </w:rPr>
               <w:t>date</w:t>
             </w:r>
@@ -778,27 +1178,37 @@
         </w:tc>
         <w:tc>
           <w:tcPr>
-            <w:tcW w:type="dxa" w:w="2484"/>
+            <w:tcW w:type="dxa" w:w="2250"/>
             <w:vAlign w:val="center"/>
           </w:tcPr>
           <w:p>
+            <w:pPr>
+              <w:spacing w:line="360" w:lineRule="auto" w:before="0" w:after="0"/>
+            </w:pPr>
             <w:r>
               <w:rPr>
-                <w:sz w:val="14"/>
+                <w:rFonts w:ascii="Times New Roman" w:hAnsi="Times New Roman"/>
+                <w:color w:val="000000"/>
+                <w:sz w:val="26"/>
               </w:rPr>
-              <w:t>2922</w:t>
+              <w:t>2,922</w:t>
             </w:r>
           </w:p>
         </w:tc>
         <w:tc>
           <w:tcPr>
-            <w:tcW w:type="dxa" w:w="2484"/>
+            <w:tcW w:type="dxa" w:w="2250"/>
             <w:vAlign w:val="center"/>
           </w:tcPr>
           <w:p>
+            <w:pPr>
+              <w:spacing w:line="360" w:lineRule="auto" w:before="0" w:after="0"/>
+            </w:pPr>
             <w:r>
               <w:rPr>
-                <w:sz w:val="14"/>
+                <w:rFonts w:ascii="Times New Roman" w:hAnsi="Times New Roman"/>
+                <w:color w:val="000000"/>
+                <w:sz w:val="26"/>
               </w:rPr>
               <w:t>0</w:t>
             </w:r>
@@ -806,13 +1216,18 @@
         </w:tc>
         <w:tc>
           <w:tcPr>
-            <w:tcW w:type="dxa" w:w="2484"/>
+            <w:tcW w:type="dxa" w:w="2250"/>
             <w:vAlign w:val="center"/>
           </w:tcPr>
           <w:p>
+            <w:pPr>
+              <w:spacing w:line="360" w:lineRule="auto" w:before="0" w:after="0"/>
+            </w:pPr>
             <w:r>
               <w:rPr>
-                <w:sz w:val="14"/>
+                <w:rFonts w:ascii="Times New Roman" w:hAnsi="Times New Roman"/>
+                <w:color w:val="000000"/>
+                <w:sz w:val="26"/>
               </w:rPr>
               <w:t>0.00%</w:t>
             </w:r>
@@ -822,13 +1237,18 @@
       <w:tr>
         <w:tc>
           <w:tcPr>
-            <w:tcW w:type="dxa" w:w="2484"/>
+            <w:tcW w:type="dxa" w:w="2250"/>
             <w:vAlign w:val="center"/>
           </w:tcPr>
           <w:p>
+            <w:pPr>
+              <w:spacing w:line="360" w:lineRule="auto" w:before="0" w:after="0"/>
+            </w:pPr>
             <w:r>
               <w:rPr>
-                <w:sz w:val="14"/>
+                <w:rFonts w:ascii="Times New Roman" w:hAnsi="Times New Roman"/>
+                <w:color w:val="000000"/>
+                <w:sz w:val="26"/>
               </w:rPr>
               <w:t>BTC</w:t>
             </w:r>
@@ -836,27 +1256,37 @@
         </w:tc>
         <w:tc>
           <w:tcPr>
-            <w:tcW w:type="dxa" w:w="2484"/>
+            <w:tcW w:type="dxa" w:w="2250"/>
             <w:vAlign w:val="center"/>
           </w:tcPr>
           <w:p>
+            <w:pPr>
+              <w:spacing w:line="360" w:lineRule="auto" w:before="0" w:after="0"/>
+            </w:pPr>
             <w:r>
               <w:rPr>
-                <w:sz w:val="14"/>
+                <w:rFonts w:ascii="Times New Roman" w:hAnsi="Times New Roman"/>
+                <w:color w:val="000000"/>
+                <w:sz w:val="26"/>
               </w:rPr>
-              <w:t>2922</w:t>
+              <w:t>2,922</w:t>
             </w:r>
           </w:p>
         </w:tc>
         <w:tc>
           <w:tcPr>
-            <w:tcW w:type="dxa" w:w="2484"/>
+            <w:tcW w:type="dxa" w:w="2250"/>
             <w:vAlign w:val="center"/>
           </w:tcPr>
           <w:p>
+            <w:pPr>
+              <w:spacing w:line="360" w:lineRule="auto" w:before="0" w:after="0"/>
+            </w:pPr>
             <w:r>
               <w:rPr>
-                <w:sz w:val="14"/>
+                <w:rFonts w:ascii="Times New Roman" w:hAnsi="Times New Roman"/>
+                <w:color w:val="000000"/>
+                <w:sz w:val="26"/>
               </w:rPr>
               <w:t>0</w:t>
             </w:r>
@@ -864,13 +1294,18 @@
         </w:tc>
         <w:tc>
           <w:tcPr>
-            <w:tcW w:type="dxa" w:w="2484"/>
+            <w:tcW w:type="dxa" w:w="2250"/>
             <w:vAlign w:val="center"/>
           </w:tcPr>
           <w:p>
+            <w:pPr>
+              <w:spacing w:line="360" w:lineRule="auto" w:before="0" w:after="0"/>
+            </w:pPr>
             <w:r>
               <w:rPr>
-                <w:sz w:val="14"/>
+                <w:rFonts w:ascii="Times New Roman" w:hAnsi="Times New Roman"/>
+                <w:color w:val="000000"/>
+                <w:sz w:val="26"/>
               </w:rPr>
               <w:t>0.00%</w:t>
             </w:r>
@@ -880,13 +1315,18 @@
       <w:tr>
         <w:tc>
           <w:tcPr>
-            <w:tcW w:type="dxa" w:w="2484"/>
+            <w:tcW w:type="dxa" w:w="2250"/>
             <w:vAlign w:val="center"/>
           </w:tcPr>
           <w:p>
+            <w:pPr>
+              <w:spacing w:line="360" w:lineRule="auto" w:before="0" w:after="0"/>
+            </w:pPr>
             <w:r>
               <w:rPr>
-                <w:sz w:val="14"/>
+                <w:rFonts w:ascii="Times New Roman" w:hAnsi="Times New Roman"/>
+                <w:color w:val="000000"/>
+                <w:sz w:val="26"/>
               </w:rPr>
               <w:t>ETH</w:t>
             </w:r>
@@ -894,27 +1334,37 @@
         </w:tc>
         <w:tc>
           <w:tcPr>
-            <w:tcW w:type="dxa" w:w="2484"/>
+            <w:tcW w:type="dxa" w:w="2250"/>
             <w:vAlign w:val="center"/>
           </w:tcPr>
           <w:p>
+            <w:pPr>
+              <w:spacing w:line="360" w:lineRule="auto" w:before="0" w:after="0"/>
+            </w:pPr>
             <w:r>
               <w:rPr>
-                <w:sz w:val="14"/>
+                <w:rFonts w:ascii="Times New Roman" w:hAnsi="Times New Roman"/>
+                <w:color w:val="000000"/>
+                <w:sz w:val="26"/>
               </w:rPr>
-              <w:t>2922</w:t>
+              <w:t>2,922</w:t>
             </w:r>
           </w:p>
         </w:tc>
         <w:tc>
           <w:tcPr>
-            <w:tcW w:type="dxa" w:w="2484"/>
+            <w:tcW w:type="dxa" w:w="2250"/>
             <w:vAlign w:val="center"/>
           </w:tcPr>
           <w:p>
+            <w:pPr>
+              <w:spacing w:line="360" w:lineRule="auto" w:before="0" w:after="0"/>
+            </w:pPr>
             <w:r>
               <w:rPr>
-                <w:sz w:val="14"/>
+                <w:rFonts w:ascii="Times New Roman" w:hAnsi="Times New Roman"/>
+                <w:color w:val="000000"/>
+                <w:sz w:val="26"/>
               </w:rPr>
               <w:t>0</w:t>
             </w:r>
@@ -922,13 +1372,18 @@
         </w:tc>
         <w:tc>
           <w:tcPr>
-            <w:tcW w:type="dxa" w:w="2484"/>
+            <w:tcW w:type="dxa" w:w="2250"/>
             <w:vAlign w:val="center"/>
           </w:tcPr>
           <w:p>
+            <w:pPr>
+              <w:spacing w:line="360" w:lineRule="auto" w:before="0" w:after="0"/>
+            </w:pPr>
             <w:r>
               <w:rPr>
-                <w:sz w:val="14"/>
+                <w:rFonts w:ascii="Times New Roman" w:hAnsi="Times New Roman"/>
+                <w:color w:val="000000"/>
+                <w:sz w:val="26"/>
               </w:rPr>
               <w:t>0.00%</w:t>
             </w:r>
@@ -938,13 +1393,18 @@
       <w:tr>
         <w:tc>
           <w:tcPr>
-            <w:tcW w:type="dxa" w:w="2484"/>
+            <w:tcW w:type="dxa" w:w="2250"/>
             <w:vAlign w:val="center"/>
           </w:tcPr>
           <w:p>
+            <w:pPr>
+              <w:spacing w:line="360" w:lineRule="auto" w:before="0" w:after="0"/>
+            </w:pPr>
             <w:r>
               <w:rPr>
-                <w:sz w:val="14"/>
+                <w:rFonts w:ascii="Times New Roman" w:hAnsi="Times New Roman"/>
+                <w:color w:val="000000"/>
+                <w:sz w:val="26"/>
               </w:rPr>
               <w:t>US2Y</w:t>
             </w:r>
@@ -952,27 +1412,37 @@
         </w:tc>
         <w:tc>
           <w:tcPr>
-            <w:tcW w:type="dxa" w:w="2484"/>
+            <w:tcW w:type="dxa" w:w="2250"/>
             <w:vAlign w:val="center"/>
           </w:tcPr>
           <w:p>
+            <w:pPr>
+              <w:spacing w:line="360" w:lineRule="auto" w:before="0" w:after="0"/>
+            </w:pPr>
             <w:r>
               <w:rPr>
-                <w:sz w:val="14"/>
+                <w:rFonts w:ascii="Times New Roman" w:hAnsi="Times New Roman"/>
+                <w:color w:val="000000"/>
+                <w:sz w:val="26"/>
               </w:rPr>
-              <w:t>1999</w:t>
+              <w:t>1,999</w:t>
             </w:r>
           </w:p>
         </w:tc>
         <w:tc>
           <w:tcPr>
-            <w:tcW w:type="dxa" w:w="2484"/>
+            <w:tcW w:type="dxa" w:w="2250"/>
             <w:vAlign w:val="center"/>
           </w:tcPr>
           <w:p>
+            <w:pPr>
+              <w:spacing w:line="360" w:lineRule="auto" w:before="0" w:after="0"/>
+            </w:pPr>
             <w:r>
               <w:rPr>
-                <w:sz w:val="14"/>
+                <w:rFonts w:ascii="Times New Roman" w:hAnsi="Times New Roman"/>
+                <w:color w:val="000000"/>
+                <w:sz w:val="26"/>
               </w:rPr>
               <w:t>923</w:t>
             </w:r>
@@ -980,13 +1450,18 @@
         </w:tc>
         <w:tc>
           <w:tcPr>
-            <w:tcW w:type="dxa" w:w="2484"/>
+            <w:tcW w:type="dxa" w:w="2250"/>
             <w:vAlign w:val="center"/>
           </w:tcPr>
           <w:p>
+            <w:pPr>
+              <w:spacing w:line="360" w:lineRule="auto" w:before="0" w:after="0"/>
+            </w:pPr>
             <w:r>
               <w:rPr>
-                <w:sz w:val="14"/>
+                <w:rFonts w:ascii="Times New Roman" w:hAnsi="Times New Roman"/>
+                <w:color w:val="000000"/>
+                <w:sz w:val="26"/>
               </w:rPr>
               <w:t>31.59%</w:t>
             </w:r>
@@ -996,13 +1471,18 @@
       <w:tr>
         <w:tc>
           <w:tcPr>
-            <w:tcW w:type="dxa" w:w="2484"/>
+            <w:tcW w:type="dxa" w:w="2250"/>
             <w:vAlign w:val="center"/>
           </w:tcPr>
           <w:p>
+            <w:pPr>
+              <w:spacing w:line="360" w:lineRule="auto" w:before="0" w:after="0"/>
+            </w:pPr>
             <w:r>
               <w:rPr>
-                <w:sz w:val="14"/>
+                <w:rFonts w:ascii="Times New Roman" w:hAnsi="Times New Roman"/>
+                <w:color w:val="000000"/>
+                <w:sz w:val="26"/>
               </w:rPr>
               <w:t>DXY</w:t>
             </w:r>
@@ -1010,27 +1490,37 @@
         </w:tc>
         <w:tc>
           <w:tcPr>
-            <w:tcW w:type="dxa" w:w="2484"/>
+            <w:tcW w:type="dxa" w:w="2250"/>
             <w:vAlign w:val="center"/>
           </w:tcPr>
           <w:p>
+            <w:pPr>
+              <w:spacing w:line="360" w:lineRule="auto" w:before="0" w:after="0"/>
+            </w:pPr>
             <w:r>
               <w:rPr>
-                <w:sz w:val="14"/>
+                <w:rFonts w:ascii="Times New Roman" w:hAnsi="Times New Roman"/>
+                <w:color w:val="000000"/>
+                <w:sz w:val="26"/>
               </w:rPr>
-              <w:t>2013</w:t>
+              <w:t>2,013</w:t>
             </w:r>
           </w:p>
         </w:tc>
         <w:tc>
           <w:tcPr>
-            <w:tcW w:type="dxa" w:w="2484"/>
+            <w:tcW w:type="dxa" w:w="2250"/>
             <w:vAlign w:val="center"/>
           </w:tcPr>
           <w:p>
+            <w:pPr>
+              <w:spacing w:line="360" w:lineRule="auto" w:before="0" w:after="0"/>
+            </w:pPr>
             <w:r>
               <w:rPr>
-                <w:sz w:val="14"/>
+                <w:rFonts w:ascii="Times New Roman" w:hAnsi="Times New Roman"/>
+                <w:color w:val="000000"/>
+                <w:sz w:val="26"/>
               </w:rPr>
               <w:t>909</w:t>
             </w:r>
@@ -1038,13 +1528,18 @@
         </w:tc>
         <w:tc>
           <w:tcPr>
-            <w:tcW w:type="dxa" w:w="2484"/>
+            <w:tcW w:type="dxa" w:w="2250"/>
             <w:vAlign w:val="center"/>
           </w:tcPr>
           <w:p>
+            <w:pPr>
+              <w:spacing w:line="360" w:lineRule="auto" w:before="0" w:after="0"/>
+            </w:pPr>
             <w:r>
               <w:rPr>
-                <w:sz w:val="14"/>
+                <w:rFonts w:ascii="Times New Roman" w:hAnsi="Times New Roman"/>
+                <w:color w:val="000000"/>
+                <w:sz w:val="26"/>
               </w:rPr>
               <w:t>31.11%</w:t>
             </w:r>
@@ -1054,13 +1549,18 @@
       <w:tr>
         <w:tc>
           <w:tcPr>
-            <w:tcW w:type="dxa" w:w="2484"/>
+            <w:tcW w:type="dxa" w:w="2250"/>
             <w:vAlign w:val="center"/>
           </w:tcPr>
           <w:p>
+            <w:pPr>
+              <w:spacing w:line="360" w:lineRule="auto" w:before="0" w:after="0"/>
+            </w:pPr>
             <w:r>
               <w:rPr>
-                <w:sz w:val="14"/>
+                <w:rFonts w:ascii="Times New Roman" w:hAnsi="Times New Roman"/>
+                <w:color w:val="000000"/>
+                <w:sz w:val="26"/>
               </w:rPr>
               <w:t>VIX</w:t>
             </w:r>
@@ -1068,27 +1568,37 @@
         </w:tc>
         <w:tc>
           <w:tcPr>
-            <w:tcW w:type="dxa" w:w="2484"/>
+            <w:tcW w:type="dxa" w:w="2250"/>
             <w:vAlign w:val="center"/>
           </w:tcPr>
           <w:p>
+            <w:pPr>
+              <w:spacing w:line="360" w:lineRule="auto" w:before="0" w:after="0"/>
+            </w:pPr>
             <w:r>
               <w:rPr>
-                <w:sz w:val="14"/>
+                <w:rFonts w:ascii="Times New Roman" w:hAnsi="Times New Roman"/>
+                <w:color w:val="000000"/>
+                <w:sz w:val="26"/>
               </w:rPr>
-              <w:t>2011</w:t>
+              <w:t>2,011</w:t>
             </w:r>
           </w:p>
         </w:tc>
         <w:tc>
           <w:tcPr>
-            <w:tcW w:type="dxa" w:w="2484"/>
+            <w:tcW w:type="dxa" w:w="2250"/>
             <w:vAlign w:val="center"/>
           </w:tcPr>
           <w:p>
+            <w:pPr>
+              <w:spacing w:line="360" w:lineRule="auto" w:before="0" w:after="0"/>
+            </w:pPr>
             <w:r>
               <w:rPr>
-                <w:sz w:val="14"/>
+                <w:rFonts w:ascii="Times New Roman" w:hAnsi="Times New Roman"/>
+                <w:color w:val="000000"/>
+                <w:sz w:val="26"/>
               </w:rPr>
               <w:t>911</w:t>
             </w:r>
@@ -1096,13 +1606,18 @@
         </w:tc>
         <w:tc>
           <w:tcPr>
-            <w:tcW w:type="dxa" w:w="2484"/>
+            <w:tcW w:type="dxa" w:w="2250"/>
             <w:vAlign w:val="center"/>
           </w:tcPr>
           <w:p>
+            <w:pPr>
+              <w:spacing w:line="360" w:lineRule="auto" w:before="0" w:after="0"/>
+            </w:pPr>
             <w:r>
               <w:rPr>
-                <w:sz w:val="14"/>
+                <w:rFonts w:ascii="Times New Roman" w:hAnsi="Times New Roman"/>
+                <w:color w:val="000000"/>
+                <w:sz w:val="26"/>
               </w:rPr>
               <w:t>31.18%</w:t>
             </w:r>
@@ -1112,13 +1627,18 @@
       <w:tr>
         <w:tc>
           <w:tcPr>
-            <w:tcW w:type="dxa" w:w="2484"/>
+            <w:tcW w:type="dxa" w:w="2250"/>
             <w:vAlign w:val="center"/>
           </w:tcPr>
           <w:p>
+            <w:pPr>
+              <w:spacing w:line="360" w:lineRule="auto" w:before="0" w:after="0"/>
+            </w:pPr>
             <w:r>
               <w:rPr>
-                <w:sz w:val="14"/>
+                <w:rFonts w:ascii="Times New Roman" w:hAnsi="Times New Roman"/>
+                <w:color w:val="000000"/>
+                <w:sz w:val="26"/>
               </w:rPr>
               <w:t>BTC_log_return_pct</w:t>
             </w:r>
@@ -1126,27 +1646,37 @@
         </w:tc>
         <w:tc>
           <w:tcPr>
-            <w:tcW w:type="dxa" w:w="2484"/>
+            <w:tcW w:type="dxa" w:w="2250"/>
             <w:vAlign w:val="center"/>
           </w:tcPr>
           <w:p>
+            <w:pPr>
+              <w:spacing w:line="360" w:lineRule="auto" w:before="0" w:after="0"/>
+            </w:pPr>
             <w:r>
               <w:rPr>
-                <w:sz w:val="14"/>
+                <w:rFonts w:ascii="Times New Roman" w:hAnsi="Times New Roman"/>
+                <w:color w:val="000000"/>
+                <w:sz w:val="26"/>
               </w:rPr>
-              <w:t>2921</w:t>
+              <w:t>2,921</w:t>
             </w:r>
           </w:p>
         </w:tc>
         <w:tc>
           <w:tcPr>
-            <w:tcW w:type="dxa" w:w="2484"/>
+            <w:tcW w:type="dxa" w:w="2250"/>
             <w:vAlign w:val="center"/>
           </w:tcPr>
           <w:p>
+            <w:pPr>
+              <w:spacing w:line="360" w:lineRule="auto" w:before="0" w:after="0"/>
+            </w:pPr>
             <w:r>
               <w:rPr>
-                <w:sz w:val="14"/>
+                <w:rFonts w:ascii="Times New Roman" w:hAnsi="Times New Roman"/>
+                <w:color w:val="000000"/>
+                <w:sz w:val="26"/>
               </w:rPr>
               <w:t>1</w:t>
             </w:r>
@@ -1154,13 +1684,18 @@
         </w:tc>
         <w:tc>
           <w:tcPr>
-            <w:tcW w:type="dxa" w:w="2484"/>
+            <w:tcW w:type="dxa" w:w="2250"/>
             <w:vAlign w:val="center"/>
           </w:tcPr>
           <w:p>
+            <w:pPr>
+              <w:spacing w:line="360" w:lineRule="auto" w:before="0" w:after="0"/>
+            </w:pPr>
             <w:r>
               <w:rPr>
-                <w:sz w:val="14"/>
+                <w:rFonts w:ascii="Times New Roman" w:hAnsi="Times New Roman"/>
+                <w:color w:val="000000"/>
+                <w:sz w:val="26"/>
               </w:rPr>
               <w:t>0.03%</w:t>
             </w:r>
@@ -1170,13 +1705,18 @@
       <w:tr>
         <w:tc>
           <w:tcPr>
-            <w:tcW w:type="dxa" w:w="2484"/>
+            <w:tcW w:type="dxa" w:w="2250"/>
             <w:vAlign w:val="center"/>
           </w:tcPr>
           <w:p>
+            <w:pPr>
+              <w:spacing w:line="360" w:lineRule="auto" w:before="0" w:after="0"/>
+            </w:pPr>
             <w:r>
               <w:rPr>
-                <w:sz w:val="14"/>
+                <w:rFonts w:ascii="Times New Roman" w:hAnsi="Times New Roman"/>
+                <w:color w:val="000000"/>
+                <w:sz w:val="26"/>
               </w:rPr>
               <w:t>ETH_log_return_pct</w:t>
             </w:r>
@@ -1184,27 +1724,37 @@
         </w:tc>
         <w:tc>
           <w:tcPr>
-            <w:tcW w:type="dxa" w:w="2484"/>
+            <w:tcW w:type="dxa" w:w="2250"/>
             <w:vAlign w:val="center"/>
           </w:tcPr>
           <w:p>
+            <w:pPr>
+              <w:spacing w:line="360" w:lineRule="auto" w:before="0" w:after="0"/>
+            </w:pPr>
             <w:r>
               <w:rPr>
-                <w:sz w:val="14"/>
+                <w:rFonts w:ascii="Times New Roman" w:hAnsi="Times New Roman"/>
+                <w:color w:val="000000"/>
+                <w:sz w:val="26"/>
               </w:rPr>
-              <w:t>2921</w:t>
+              <w:t>2,921</w:t>
             </w:r>
           </w:p>
         </w:tc>
         <w:tc>
           <w:tcPr>
-            <w:tcW w:type="dxa" w:w="2484"/>
+            <w:tcW w:type="dxa" w:w="2250"/>
             <w:vAlign w:val="center"/>
           </w:tcPr>
           <w:p>
+            <w:pPr>
+              <w:spacing w:line="360" w:lineRule="auto" w:before="0" w:after="0"/>
+            </w:pPr>
             <w:r>
               <w:rPr>
-                <w:sz w:val="14"/>
+                <w:rFonts w:ascii="Times New Roman" w:hAnsi="Times New Roman"/>
+                <w:color w:val="000000"/>
+                <w:sz w:val="26"/>
               </w:rPr>
               <w:t>1</w:t>
             </w:r>
@@ -1212,13 +1762,18 @@
         </w:tc>
         <w:tc>
           <w:tcPr>
-            <w:tcW w:type="dxa" w:w="2484"/>
+            <w:tcW w:type="dxa" w:w="2250"/>
             <w:vAlign w:val="center"/>
           </w:tcPr>
           <w:p>
+            <w:pPr>
+              <w:spacing w:line="360" w:lineRule="auto" w:before="0" w:after="0"/>
+            </w:pPr>
             <w:r>
               <w:rPr>
-                <w:sz w:val="14"/>
+                <w:rFonts w:ascii="Times New Roman" w:hAnsi="Times New Roman"/>
+                <w:color w:val="000000"/>
+                <w:sz w:val="26"/>
               </w:rPr>
               <w:t>0.03%</w:t>
             </w:r>
@@ -1228,13 +1783,18 @@
       <w:tr>
         <w:tc>
           <w:tcPr>
-            <w:tcW w:type="dxa" w:w="2484"/>
+            <w:tcW w:type="dxa" w:w="2250"/>
             <w:vAlign w:val="center"/>
           </w:tcPr>
           <w:p>
+            <w:pPr>
+              <w:spacing w:line="360" w:lineRule="auto" w:before="0" w:after="0"/>
+            </w:pPr>
             <w:r>
               <w:rPr>
-                <w:sz w:val="14"/>
+                <w:rFonts w:ascii="Times New Roman" w:hAnsi="Times New Roman"/>
+                <w:color w:val="000000"/>
+                <w:sz w:val="26"/>
               </w:rPr>
               <w:t>US2Y_change_pp</w:t>
             </w:r>
@@ -1242,27 +1802,37 @@
         </w:tc>
         <w:tc>
           <w:tcPr>
-            <w:tcW w:type="dxa" w:w="2484"/>
+            <w:tcW w:type="dxa" w:w="2250"/>
             <w:vAlign w:val="center"/>
           </w:tcPr>
           <w:p>
+            <w:pPr>
+              <w:spacing w:line="360" w:lineRule="auto" w:before="0" w:after="0"/>
+            </w:pPr>
             <w:r>
               <w:rPr>
-                <w:sz w:val="14"/>
+                <w:rFonts w:ascii="Times New Roman" w:hAnsi="Times New Roman"/>
+                <w:color w:val="000000"/>
+                <w:sz w:val="26"/>
               </w:rPr>
-              <w:t>1998</w:t>
+              <w:t>1,998</w:t>
             </w:r>
           </w:p>
         </w:tc>
         <w:tc>
           <w:tcPr>
-            <w:tcW w:type="dxa" w:w="2484"/>
+            <w:tcW w:type="dxa" w:w="2250"/>
             <w:vAlign w:val="center"/>
           </w:tcPr>
           <w:p>
+            <w:pPr>
+              <w:spacing w:line="360" w:lineRule="auto" w:before="0" w:after="0"/>
+            </w:pPr>
             <w:r>
               <w:rPr>
-                <w:sz w:val="14"/>
+                <w:rFonts w:ascii="Times New Roman" w:hAnsi="Times New Roman"/>
+                <w:color w:val="000000"/>
+                <w:sz w:val="26"/>
               </w:rPr>
               <w:t>924</w:t>
             </w:r>
@@ -1270,13 +1840,18 @@
         </w:tc>
         <w:tc>
           <w:tcPr>
-            <w:tcW w:type="dxa" w:w="2484"/>
+            <w:tcW w:type="dxa" w:w="2250"/>
             <w:vAlign w:val="center"/>
           </w:tcPr>
           <w:p>
+            <w:pPr>
+              <w:spacing w:line="360" w:lineRule="auto" w:before="0" w:after="0"/>
+            </w:pPr>
             <w:r>
               <w:rPr>
-                <w:sz w:val="14"/>
+                <w:rFonts w:ascii="Times New Roman" w:hAnsi="Times New Roman"/>
+                <w:color w:val="000000"/>
+                <w:sz w:val="26"/>
               </w:rPr>
               <w:t>31.62%</w:t>
             </w:r>
@@ -1286,13 +1861,18 @@
       <w:tr>
         <w:tc>
           <w:tcPr>
-            <w:tcW w:type="dxa" w:w="2484"/>
+            <w:tcW w:type="dxa" w:w="2250"/>
             <w:vAlign w:val="center"/>
           </w:tcPr>
           <w:p>
+            <w:pPr>
+              <w:spacing w:line="360" w:lineRule="auto" w:before="0" w:after="0"/>
+            </w:pPr>
             <w:r>
               <w:rPr>
-                <w:sz w:val="14"/>
+                <w:rFonts w:ascii="Times New Roman" w:hAnsi="Times New Roman"/>
+                <w:color w:val="000000"/>
+                <w:sz w:val="26"/>
               </w:rPr>
               <w:t>US2Y_observation_gap_days</w:t>
             </w:r>
@@ -1300,27 +1880,37 @@
         </w:tc>
         <w:tc>
           <w:tcPr>
-            <w:tcW w:type="dxa" w:w="2484"/>
+            <w:tcW w:type="dxa" w:w="2250"/>
             <w:vAlign w:val="center"/>
           </w:tcPr>
           <w:p>
+            <w:pPr>
+              <w:spacing w:line="360" w:lineRule="auto" w:before="0" w:after="0"/>
+            </w:pPr>
             <w:r>
               <w:rPr>
-                <w:sz w:val="14"/>
+                <w:rFonts w:ascii="Times New Roman" w:hAnsi="Times New Roman"/>
+                <w:color w:val="000000"/>
+                <w:sz w:val="26"/>
               </w:rPr>
-              <w:t>1998</w:t>
+              <w:t>1,998</w:t>
             </w:r>
           </w:p>
         </w:tc>
         <w:tc>
           <w:tcPr>
-            <w:tcW w:type="dxa" w:w="2484"/>
+            <w:tcW w:type="dxa" w:w="2250"/>
             <w:vAlign w:val="center"/>
           </w:tcPr>
           <w:p>
+            <w:pPr>
+              <w:spacing w:line="360" w:lineRule="auto" w:before="0" w:after="0"/>
+            </w:pPr>
             <w:r>
               <w:rPr>
-                <w:sz w:val="14"/>
+                <w:rFonts w:ascii="Times New Roman" w:hAnsi="Times New Roman"/>
+                <w:color w:val="000000"/>
+                <w:sz w:val="26"/>
               </w:rPr>
               <w:t>924</w:t>
             </w:r>
@@ -1328,13 +1918,18 @@
         </w:tc>
         <w:tc>
           <w:tcPr>
-            <w:tcW w:type="dxa" w:w="2484"/>
+            <w:tcW w:type="dxa" w:w="2250"/>
             <w:vAlign w:val="center"/>
           </w:tcPr>
           <w:p>
+            <w:pPr>
+              <w:spacing w:line="360" w:lineRule="auto" w:before="0" w:after="0"/>
+            </w:pPr>
             <w:r>
               <w:rPr>
-                <w:sz w:val="14"/>
+                <w:rFonts w:ascii="Times New Roman" w:hAnsi="Times New Roman"/>
+                <w:color w:val="000000"/>
+                <w:sz w:val="26"/>
               </w:rPr>
               <w:t>31.62%</w:t>
             </w:r>
@@ -1344,13 +1939,18 @@
       <w:tr>
         <w:tc>
           <w:tcPr>
-            <w:tcW w:type="dxa" w:w="2484"/>
+            <w:tcW w:type="dxa" w:w="2250"/>
             <w:vAlign w:val="center"/>
           </w:tcPr>
           <w:p>
+            <w:pPr>
+              <w:spacing w:line="360" w:lineRule="auto" w:before="0" w:after="0"/>
+            </w:pPr>
             <w:r>
               <w:rPr>
-                <w:sz w:val="14"/>
+                <w:rFonts w:ascii="Times New Roman" w:hAnsi="Times New Roman"/>
+                <w:color w:val="000000"/>
+                <w:sz w:val="26"/>
               </w:rPr>
               <w:t>US2Y_observed</w:t>
             </w:r>
@@ -1358,27 +1958,37 @@
         </w:tc>
         <w:tc>
           <w:tcPr>
-            <w:tcW w:type="dxa" w:w="2484"/>
+            <w:tcW w:type="dxa" w:w="2250"/>
             <w:vAlign w:val="center"/>
           </w:tcPr>
           <w:p>
+            <w:pPr>
+              <w:spacing w:line="360" w:lineRule="auto" w:before="0" w:after="0"/>
+            </w:pPr>
             <w:r>
               <w:rPr>
-                <w:sz w:val="14"/>
+                <w:rFonts w:ascii="Times New Roman" w:hAnsi="Times New Roman"/>
+                <w:color w:val="000000"/>
+                <w:sz w:val="26"/>
               </w:rPr>
-              <w:t>2922</w:t>
+              <w:t>2,922</w:t>
             </w:r>
           </w:p>
         </w:tc>
         <w:tc>
           <w:tcPr>
-            <w:tcW w:type="dxa" w:w="2484"/>
+            <w:tcW w:type="dxa" w:w="2250"/>
             <w:vAlign w:val="center"/>
           </w:tcPr>
           <w:p>
+            <w:pPr>
+              <w:spacing w:line="360" w:lineRule="auto" w:before="0" w:after="0"/>
+            </w:pPr>
             <w:r>
               <w:rPr>
-                <w:sz w:val="14"/>
+                <w:rFonts w:ascii="Times New Roman" w:hAnsi="Times New Roman"/>
+                <w:color w:val="000000"/>
+                <w:sz w:val="26"/>
               </w:rPr>
               <w:t>0</w:t>
             </w:r>
@@ -1386,13 +1996,18 @@
         </w:tc>
         <w:tc>
           <w:tcPr>
-            <w:tcW w:type="dxa" w:w="2484"/>
+            <w:tcW w:type="dxa" w:w="2250"/>
             <w:vAlign w:val="center"/>
           </w:tcPr>
           <w:p>
+            <w:pPr>
+              <w:spacing w:line="360" w:lineRule="auto" w:before="0" w:after="0"/>
+            </w:pPr>
             <w:r>
               <w:rPr>
-                <w:sz w:val="14"/>
+                <w:rFonts w:ascii="Times New Roman" w:hAnsi="Times New Roman"/>
+                <w:color w:val="000000"/>
+                <w:sz w:val="26"/>
               </w:rPr>
               <w:t>0.00%</w:t>
             </w:r>
@@ -1402,13 +2017,18 @@
       <w:tr>
         <w:tc>
           <w:tcPr>
-            <w:tcW w:type="dxa" w:w="2484"/>
+            <w:tcW w:type="dxa" w:w="2250"/>
             <w:vAlign w:val="center"/>
           </w:tcPr>
           <w:p>
+            <w:pPr>
+              <w:spacing w:line="360" w:lineRule="auto" w:before="0" w:after="0"/>
+            </w:pPr>
             <w:r>
               <w:rPr>
-                <w:sz w:val="14"/>
+                <w:rFonts w:ascii="Times New Roman" w:hAnsi="Times New Roman"/>
+                <w:color w:val="000000"/>
+                <w:sz w:val="26"/>
               </w:rPr>
               <w:t>DXY_log_return_pct</w:t>
             </w:r>
@@ -1416,27 +2036,37 @@
         </w:tc>
         <w:tc>
           <w:tcPr>
-            <w:tcW w:type="dxa" w:w="2484"/>
+            <w:tcW w:type="dxa" w:w="2250"/>
             <w:vAlign w:val="center"/>
           </w:tcPr>
           <w:p>
+            <w:pPr>
+              <w:spacing w:line="360" w:lineRule="auto" w:before="0" w:after="0"/>
+            </w:pPr>
             <w:r>
               <w:rPr>
-                <w:sz w:val="14"/>
+                <w:rFonts w:ascii="Times New Roman" w:hAnsi="Times New Roman"/>
+                <w:color w:val="000000"/>
+                <w:sz w:val="26"/>
               </w:rPr>
-              <w:t>2012</w:t>
+              <w:t>2,012</w:t>
             </w:r>
           </w:p>
         </w:tc>
         <w:tc>
           <w:tcPr>
-            <w:tcW w:type="dxa" w:w="2484"/>
+            <w:tcW w:type="dxa" w:w="2250"/>
             <w:vAlign w:val="center"/>
           </w:tcPr>
           <w:p>
+            <w:pPr>
+              <w:spacing w:line="360" w:lineRule="auto" w:before="0" w:after="0"/>
+            </w:pPr>
             <w:r>
               <w:rPr>
-                <w:sz w:val="14"/>
+                <w:rFonts w:ascii="Times New Roman" w:hAnsi="Times New Roman"/>
+                <w:color w:val="000000"/>
+                <w:sz w:val="26"/>
               </w:rPr>
               <w:t>910</w:t>
             </w:r>
@@ -1444,13 +2074,18 @@
         </w:tc>
         <w:tc>
           <w:tcPr>
-            <w:tcW w:type="dxa" w:w="2484"/>
+            <w:tcW w:type="dxa" w:w="2250"/>
             <w:vAlign w:val="center"/>
           </w:tcPr>
           <w:p>
+            <w:pPr>
+              <w:spacing w:line="360" w:lineRule="auto" w:before="0" w:after="0"/>
+            </w:pPr>
             <w:r>
               <w:rPr>
-                <w:sz w:val="14"/>
+                <w:rFonts w:ascii="Times New Roman" w:hAnsi="Times New Roman"/>
+                <w:color w:val="000000"/>
+                <w:sz w:val="26"/>
               </w:rPr>
               <w:t>31.14%</w:t>
             </w:r>
@@ -1460,13 +2095,18 @@
       <w:tr>
         <w:tc>
           <w:tcPr>
-            <w:tcW w:type="dxa" w:w="2484"/>
+            <w:tcW w:type="dxa" w:w="2250"/>
             <w:vAlign w:val="center"/>
           </w:tcPr>
           <w:p>
+            <w:pPr>
+              <w:spacing w:line="360" w:lineRule="auto" w:before="0" w:after="0"/>
+            </w:pPr>
             <w:r>
               <w:rPr>
-                <w:sz w:val="14"/>
+                <w:rFonts w:ascii="Times New Roman" w:hAnsi="Times New Roman"/>
+                <w:color w:val="000000"/>
+                <w:sz w:val="26"/>
               </w:rPr>
               <w:t>DXY_observation_gap_days</w:t>
             </w:r>
@@ -1474,27 +2114,37 @@
         </w:tc>
         <w:tc>
           <w:tcPr>
-            <w:tcW w:type="dxa" w:w="2484"/>
+            <w:tcW w:type="dxa" w:w="2250"/>
             <w:vAlign w:val="center"/>
           </w:tcPr>
           <w:p>
+            <w:pPr>
+              <w:spacing w:line="360" w:lineRule="auto" w:before="0" w:after="0"/>
+            </w:pPr>
             <w:r>
               <w:rPr>
-                <w:sz w:val="14"/>
+                <w:rFonts w:ascii="Times New Roman" w:hAnsi="Times New Roman"/>
+                <w:color w:val="000000"/>
+                <w:sz w:val="26"/>
               </w:rPr>
-              <w:t>2012</w:t>
+              <w:t>2,012</w:t>
             </w:r>
           </w:p>
         </w:tc>
         <w:tc>
           <w:tcPr>
-            <w:tcW w:type="dxa" w:w="2484"/>
+            <w:tcW w:type="dxa" w:w="2250"/>
             <w:vAlign w:val="center"/>
           </w:tcPr>
           <w:p>
+            <w:pPr>
+              <w:spacing w:line="360" w:lineRule="auto" w:before="0" w:after="0"/>
+            </w:pPr>
             <w:r>
               <w:rPr>
-                <w:sz w:val="14"/>
+                <w:rFonts w:ascii="Times New Roman" w:hAnsi="Times New Roman"/>
+                <w:color w:val="000000"/>
+                <w:sz w:val="26"/>
               </w:rPr>
               <w:t>910</w:t>
             </w:r>
@@ -1502,13 +2152,18 @@
         </w:tc>
         <w:tc>
           <w:tcPr>
-            <w:tcW w:type="dxa" w:w="2484"/>
+            <w:tcW w:type="dxa" w:w="2250"/>
             <w:vAlign w:val="center"/>
           </w:tcPr>
           <w:p>
+            <w:pPr>
+              <w:spacing w:line="360" w:lineRule="auto" w:before="0" w:after="0"/>
+            </w:pPr>
             <w:r>
               <w:rPr>
-                <w:sz w:val="14"/>
+                <w:rFonts w:ascii="Times New Roman" w:hAnsi="Times New Roman"/>
+                <w:color w:val="000000"/>
+                <w:sz w:val="26"/>
               </w:rPr>
               <w:t>31.14%</w:t>
             </w:r>
@@ -1518,13 +2173,18 @@
       <w:tr>
         <w:tc>
           <w:tcPr>
-            <w:tcW w:type="dxa" w:w="2484"/>
+            <w:tcW w:type="dxa" w:w="2250"/>
             <w:vAlign w:val="center"/>
           </w:tcPr>
           <w:p>
+            <w:pPr>
+              <w:spacing w:line="360" w:lineRule="auto" w:before="0" w:after="0"/>
+            </w:pPr>
             <w:r>
               <w:rPr>
-                <w:sz w:val="14"/>
+                <w:rFonts w:ascii="Times New Roman" w:hAnsi="Times New Roman"/>
+                <w:color w:val="000000"/>
+                <w:sz w:val="26"/>
               </w:rPr>
               <w:t>DXY_observed</w:t>
             </w:r>
@@ -1532,27 +2192,37 @@
         </w:tc>
         <w:tc>
           <w:tcPr>
-            <w:tcW w:type="dxa" w:w="2484"/>
+            <w:tcW w:type="dxa" w:w="2250"/>
             <w:vAlign w:val="center"/>
           </w:tcPr>
           <w:p>
+            <w:pPr>
+              <w:spacing w:line="360" w:lineRule="auto" w:before="0" w:after="0"/>
+            </w:pPr>
             <w:r>
               <w:rPr>
-                <w:sz w:val="14"/>
+                <w:rFonts w:ascii="Times New Roman" w:hAnsi="Times New Roman"/>
+                <w:color w:val="000000"/>
+                <w:sz w:val="26"/>
               </w:rPr>
-              <w:t>2922</w:t>
+              <w:t>2,922</w:t>
             </w:r>
           </w:p>
         </w:tc>
         <w:tc>
           <w:tcPr>
-            <w:tcW w:type="dxa" w:w="2484"/>
+            <w:tcW w:type="dxa" w:w="2250"/>
             <w:vAlign w:val="center"/>
           </w:tcPr>
           <w:p>
+            <w:pPr>
+              <w:spacing w:line="360" w:lineRule="auto" w:before="0" w:after="0"/>
+            </w:pPr>
             <w:r>
               <w:rPr>
-                <w:sz w:val="14"/>
+                <w:rFonts w:ascii="Times New Roman" w:hAnsi="Times New Roman"/>
+                <w:color w:val="000000"/>
+                <w:sz w:val="26"/>
               </w:rPr>
               <w:t>0</w:t>
             </w:r>
@@ -1560,13 +2230,18 @@
         </w:tc>
         <w:tc>
           <w:tcPr>
-            <w:tcW w:type="dxa" w:w="2484"/>
+            <w:tcW w:type="dxa" w:w="2250"/>
             <w:vAlign w:val="center"/>
           </w:tcPr>
           <w:p>
+            <w:pPr>
+              <w:spacing w:line="360" w:lineRule="auto" w:before="0" w:after="0"/>
+            </w:pPr>
             <w:r>
               <w:rPr>
-                <w:sz w:val="14"/>
+                <w:rFonts w:ascii="Times New Roman" w:hAnsi="Times New Roman"/>
+                <w:color w:val="000000"/>
+                <w:sz w:val="26"/>
               </w:rPr>
               <w:t>0.00%</w:t>
             </w:r>
@@ -1576,13 +2251,18 @@
       <w:tr>
         <w:tc>
           <w:tcPr>
-            <w:tcW w:type="dxa" w:w="2484"/>
+            <w:tcW w:type="dxa" w:w="2250"/>
             <w:vAlign w:val="center"/>
           </w:tcPr>
           <w:p>
+            <w:pPr>
+              <w:spacing w:line="360" w:lineRule="auto" w:before="0" w:after="0"/>
+            </w:pPr>
             <w:r>
               <w:rPr>
-                <w:sz w:val="14"/>
+                <w:rFonts w:ascii="Times New Roman" w:hAnsi="Times New Roman"/>
+                <w:color w:val="000000"/>
+                <w:sz w:val="26"/>
               </w:rPr>
               <w:t>VIX_change_points</w:t>
             </w:r>
@@ -1590,27 +2270,37 @@
         </w:tc>
         <w:tc>
           <w:tcPr>
-            <w:tcW w:type="dxa" w:w="2484"/>
+            <w:tcW w:type="dxa" w:w="2250"/>
             <w:vAlign w:val="center"/>
           </w:tcPr>
           <w:p>
+            <w:pPr>
+              <w:spacing w:line="360" w:lineRule="auto" w:before="0" w:after="0"/>
+            </w:pPr>
             <w:r>
               <w:rPr>
-                <w:sz w:val="14"/>
+                <w:rFonts w:ascii="Times New Roman" w:hAnsi="Times New Roman"/>
+                <w:color w:val="000000"/>
+                <w:sz w:val="26"/>
               </w:rPr>
-              <w:t>2010</w:t>
+              <w:t>2,010</w:t>
             </w:r>
           </w:p>
         </w:tc>
         <w:tc>
           <w:tcPr>
-            <w:tcW w:type="dxa" w:w="2484"/>
+            <w:tcW w:type="dxa" w:w="2250"/>
             <w:vAlign w:val="center"/>
           </w:tcPr>
           <w:p>
+            <w:pPr>
+              <w:spacing w:line="360" w:lineRule="auto" w:before="0" w:after="0"/>
+            </w:pPr>
             <w:r>
               <w:rPr>
-                <w:sz w:val="14"/>
+                <w:rFonts w:ascii="Times New Roman" w:hAnsi="Times New Roman"/>
+                <w:color w:val="000000"/>
+                <w:sz w:val="26"/>
               </w:rPr>
               <w:t>912</w:t>
             </w:r>
@@ -1618,13 +2308,18 @@
         </w:tc>
         <w:tc>
           <w:tcPr>
-            <w:tcW w:type="dxa" w:w="2484"/>
+            <w:tcW w:type="dxa" w:w="2250"/>
             <w:vAlign w:val="center"/>
           </w:tcPr>
           <w:p>
+            <w:pPr>
+              <w:spacing w:line="360" w:lineRule="auto" w:before="0" w:after="0"/>
+            </w:pPr>
             <w:r>
               <w:rPr>
-                <w:sz w:val="14"/>
+                <w:rFonts w:ascii="Times New Roman" w:hAnsi="Times New Roman"/>
+                <w:color w:val="000000"/>
+                <w:sz w:val="26"/>
               </w:rPr>
               <w:t>31.21%</w:t>
             </w:r>
@@ -1634,13 +2329,18 @@
       <w:tr>
         <w:tc>
           <w:tcPr>
-            <w:tcW w:type="dxa" w:w="2484"/>
+            <w:tcW w:type="dxa" w:w="2250"/>
             <w:vAlign w:val="center"/>
           </w:tcPr>
           <w:p>
+            <w:pPr>
+              <w:spacing w:line="360" w:lineRule="auto" w:before="0" w:after="0"/>
+            </w:pPr>
             <w:r>
               <w:rPr>
-                <w:sz w:val="14"/>
+                <w:rFonts w:ascii="Times New Roman" w:hAnsi="Times New Roman"/>
+                <w:color w:val="000000"/>
+                <w:sz w:val="26"/>
               </w:rPr>
               <w:t>VIX_observation_gap_days</w:t>
             </w:r>
@@ -1648,27 +2348,37 @@
         </w:tc>
         <w:tc>
           <w:tcPr>
-            <w:tcW w:type="dxa" w:w="2484"/>
+            <w:tcW w:type="dxa" w:w="2250"/>
             <w:vAlign w:val="center"/>
           </w:tcPr>
           <w:p>
+            <w:pPr>
+              <w:spacing w:line="360" w:lineRule="auto" w:before="0" w:after="0"/>
+            </w:pPr>
             <w:r>
               <w:rPr>
-                <w:sz w:val="14"/>
+                <w:rFonts w:ascii="Times New Roman" w:hAnsi="Times New Roman"/>
+                <w:color w:val="000000"/>
+                <w:sz w:val="26"/>
               </w:rPr>
-              <w:t>2010</w:t>
+              <w:t>2,010</w:t>
             </w:r>
           </w:p>
         </w:tc>
         <w:tc>
           <w:tcPr>
-            <w:tcW w:type="dxa" w:w="2484"/>
+            <w:tcW w:type="dxa" w:w="2250"/>
             <w:vAlign w:val="center"/>
           </w:tcPr>
           <w:p>
+            <w:pPr>
+              <w:spacing w:line="360" w:lineRule="auto" w:before="0" w:after="0"/>
+            </w:pPr>
             <w:r>
               <w:rPr>
-                <w:sz w:val="14"/>
+                <w:rFonts w:ascii="Times New Roman" w:hAnsi="Times New Roman"/>
+                <w:color w:val="000000"/>
+                <w:sz w:val="26"/>
               </w:rPr>
               <w:t>912</w:t>
             </w:r>
@@ -1676,13 +2386,18 @@
         </w:tc>
         <w:tc>
           <w:tcPr>
-            <w:tcW w:type="dxa" w:w="2484"/>
+            <w:tcW w:type="dxa" w:w="2250"/>
             <w:vAlign w:val="center"/>
           </w:tcPr>
           <w:p>
+            <w:pPr>
+              <w:spacing w:line="360" w:lineRule="auto" w:before="0" w:after="0"/>
+            </w:pPr>
             <w:r>
               <w:rPr>
-                <w:sz w:val="14"/>
+                <w:rFonts w:ascii="Times New Roman" w:hAnsi="Times New Roman"/>
+                <w:color w:val="000000"/>
+                <w:sz w:val="26"/>
               </w:rPr>
               <w:t>31.21%</w:t>
             </w:r>
@@ -1692,13 +2407,18 @@
       <w:tr>
         <w:tc>
           <w:tcPr>
-            <w:tcW w:type="dxa" w:w="2484"/>
+            <w:tcW w:type="dxa" w:w="2250"/>
             <w:vAlign w:val="center"/>
           </w:tcPr>
           <w:p>
+            <w:pPr>
+              <w:spacing w:line="360" w:lineRule="auto" w:before="0" w:after="0"/>
+            </w:pPr>
             <w:r>
               <w:rPr>
-                <w:sz w:val="14"/>
+                <w:rFonts w:ascii="Times New Roman" w:hAnsi="Times New Roman"/>
+                <w:color w:val="000000"/>
+                <w:sz w:val="26"/>
               </w:rPr>
               <w:t>VIX_observed</w:t>
             </w:r>
@@ -1706,27 +2426,37 @@
         </w:tc>
         <w:tc>
           <w:tcPr>
-            <w:tcW w:type="dxa" w:w="2484"/>
+            <w:tcW w:type="dxa" w:w="2250"/>
             <w:vAlign w:val="center"/>
           </w:tcPr>
           <w:p>
+            <w:pPr>
+              <w:spacing w:line="360" w:lineRule="auto" w:before="0" w:after="0"/>
+            </w:pPr>
             <w:r>
               <w:rPr>
-                <w:sz w:val="14"/>
+                <w:rFonts w:ascii="Times New Roman" w:hAnsi="Times New Roman"/>
+                <w:color w:val="000000"/>
+                <w:sz w:val="26"/>
               </w:rPr>
-              <w:t>2922</w:t>
+              <w:t>2,922</w:t>
             </w:r>
           </w:p>
         </w:tc>
         <w:tc>
           <w:tcPr>
-            <w:tcW w:type="dxa" w:w="2484"/>
+            <w:tcW w:type="dxa" w:w="2250"/>
             <w:vAlign w:val="center"/>
           </w:tcPr>
           <w:p>
+            <w:pPr>
+              <w:spacing w:line="360" w:lineRule="auto" w:before="0" w:after="0"/>
+            </w:pPr>
             <w:r>
               <w:rPr>
-                <w:sz w:val="14"/>
+                <w:rFonts w:ascii="Times New Roman" w:hAnsi="Times New Roman"/>
+                <w:color w:val="000000"/>
+                <w:sz w:val="26"/>
               </w:rPr>
               <w:t>0</w:t>
             </w:r>
@@ -1734,13 +2464,18 @@
         </w:tc>
         <w:tc>
           <w:tcPr>
-            <w:tcW w:type="dxa" w:w="2484"/>
+            <w:tcW w:type="dxa" w:w="2250"/>
             <w:vAlign w:val="center"/>
           </w:tcPr>
           <w:p>
+            <w:pPr>
+              <w:spacing w:line="360" w:lineRule="auto" w:before="0" w:after="0"/>
+            </w:pPr>
             <w:r>
               <w:rPr>
-                <w:sz w:val="14"/>
+                <w:rFonts w:ascii="Times New Roman" w:hAnsi="Times New Roman"/>
+                <w:color w:val="000000"/>
+                <w:sz w:val="26"/>
               </w:rPr>
               <w:t>0.00%</w:t>
             </w:r>
@@ -1749,21 +2484,44 @@
       </w:tr>
     </w:tbl>
     <w:p>
+      <w:pPr>
+        <w:spacing w:line="360" w:lineRule="auto"/>
+      </w:pPr>
       <w:r>
-        <w:t>Bảng chất lượng được tính lại trực tiếp từ model_dataset.csv khi chạy script. Các giá trị thiếu được giữ nguyên để tránh tạo ra quan sát giả. Cờ observed giúp phân biệt ngày không có dữ liệu nguồn với giá trị biến đổi bị thiếu do chưa có quan sát trước đó.</w:t>
+        <w:rPr>
+          <w:rFonts w:ascii="Times New Roman" w:hAnsi="Times New Roman"/>
+          <w:color w:val="000000"/>
+          <w:sz w:val="26"/>
+        </w:rPr>
+        <w:t>Bảng được tính trực tiếp từ dataset chuẩn trong cùng lần chạy pipeline. Cờ observed bằng 0 chỉ ra ngày không có mức dữ liệu nguồn; giá trị thay đổi bị thiếu ở lần quan sát đầu tiên còn có thể xuất phát từ việc chưa có quan sát trước đó để tính sai phân. Hai trường hợp này cần được phân biệt khi chọn mẫu cho mô hình.</w:t>
       </w:r>
     </w:p>
     <w:p>
       <w:pPr>
         <w:pStyle w:val="Heading1"/>
+        <w:spacing w:line="360" w:lineRule="auto"/>
       </w:pPr>
       <w:r>
+        <w:rPr>
+          <w:rFonts w:ascii="Times New Roman" w:hAnsi="Times New Roman"/>
+          <w:b/>
+          <w:color w:val="000000"/>
+          <w:sz w:val="26"/>
+        </w:rPr>
         <w:t>2.6. Thống kê mô tả và tương quan</w:t>
       </w:r>
     </w:p>
     <w:p>
+      <w:pPr>
+        <w:spacing w:line="360" w:lineRule="auto"/>
+      </w:pPr>
       <w:r>
-        <w:t>Bảng thống kê mô tả dưới đây được đọc từ outputs/tables/descriptive_stats.csv nếu file tồn tại. Cần bảo đảm bảng này được tạo lại từ cùng phiên bản dataset trước khi phát hành báo cáo.</w:t>
+        <w:rPr>
+          <w:rFonts w:ascii="Times New Roman" w:hAnsi="Times New Roman"/>
+          <w:color w:val="000000"/>
+          <w:sz w:val="26"/>
+        </w:rPr>
+        <w:t>Bảng thống kê mô tả được lấy từ outputs/tables/descriptive_stats.csv và trình bày với tối đa ba chữ số thập phân để dễ đọc. Số quan sát hợp lệ thay đổi theo biến do lịch công bố và giao dịch khác nhau.</w:t>
       </w:r>
     </w:p>
     <w:tbl>
@@ -1771,32 +2529,35 @@
         <w:tblStyle w:val="TableGrid"/>
         <w:tblW w:type="auto" w:w="0"/>
         <w:jc w:val="center"/>
+        <w:tblLayout w:type="autofit"/>
         <w:tblLook w:firstColumn="1" w:firstRow="1" w:lastColumn="0" w:lastRow="0" w:noHBand="0" w:noVBand="1" w:val="04A0"/>
       </w:tblPr>
       <w:tblGrid>
-        <w:gridCol w:w="828"/>
-        <w:gridCol w:w="828"/>
-        <w:gridCol w:w="828"/>
-        <w:gridCol w:w="828"/>
-        <w:gridCol w:w="828"/>
-        <w:gridCol w:w="828"/>
-        <w:gridCol w:w="828"/>
-        <w:gridCol w:w="828"/>
-        <w:gridCol w:w="828"/>
-        <w:gridCol w:w="828"/>
-        <w:gridCol w:w="828"/>
-        <w:gridCol w:w="828"/>
+        <w:gridCol w:w="1125"/>
+        <w:gridCol w:w="1125"/>
+        <w:gridCol w:w="1125"/>
+        <w:gridCol w:w="1125"/>
+        <w:gridCol w:w="1125"/>
+        <w:gridCol w:w="1125"/>
+        <w:gridCol w:w="1125"/>
+        <w:gridCol w:w="1125"/>
       </w:tblGrid>
       <w:tr>
         <w:tc>
           <w:tcPr>
-            <w:tcW w:type="dxa" w:w="828"/>
+            <w:tcW w:type="dxa" w:w="1125"/>
+            <w:vAlign w:val="center"/>
           </w:tcPr>
           <w:p>
+            <w:pPr>
+              <w:spacing w:line="360" w:lineRule="auto" w:before="0" w:after="0"/>
+            </w:pPr>
             <w:r>
               <w:rPr>
+                <w:rFonts w:ascii="Times New Roman" w:hAnsi="Times New Roman"/>
                 <w:b/>
-                <w:sz w:val="14"/>
+                <w:color w:val="000000"/>
+                <w:sz w:val="26"/>
               </w:rPr>
               <w:t>Unnamed: 0</w:t>
             </w:r>
@@ -1804,13 +2565,19 @@
         </w:tc>
         <w:tc>
           <w:tcPr>
-            <w:tcW w:type="dxa" w:w="828"/>
+            <w:tcW w:type="dxa" w:w="1125"/>
+            <w:vAlign w:val="center"/>
           </w:tcPr>
           <w:p>
+            <w:pPr>
+              <w:spacing w:line="360" w:lineRule="auto" w:before="0" w:after="0"/>
+            </w:pPr>
             <w:r>
               <w:rPr>
+                <w:rFonts w:ascii="Times New Roman" w:hAnsi="Times New Roman"/>
                 <w:b/>
-                <w:sz w:val="14"/>
+                <w:color w:val="000000"/>
+                <w:sz w:val="26"/>
               </w:rPr>
               <w:t>count</w:t>
             </w:r>
@@ -1818,13 +2585,19 @@
         </w:tc>
         <w:tc>
           <w:tcPr>
-            <w:tcW w:type="dxa" w:w="828"/>
+            <w:tcW w:type="dxa" w:w="1125"/>
+            <w:vAlign w:val="center"/>
           </w:tcPr>
           <w:p>
+            <w:pPr>
+              <w:spacing w:line="360" w:lineRule="auto" w:before="0" w:after="0"/>
+            </w:pPr>
             <w:r>
               <w:rPr>
+                <w:rFonts w:ascii="Times New Roman" w:hAnsi="Times New Roman"/>
                 <w:b/>
-                <w:sz w:val="14"/>
+                <w:color w:val="000000"/>
+                <w:sz w:val="26"/>
               </w:rPr>
               <w:t>mean</w:t>
             </w:r>
@@ -1832,13 +2605,19 @@
         </w:tc>
         <w:tc>
           <w:tcPr>
-            <w:tcW w:type="dxa" w:w="828"/>
+            <w:tcW w:type="dxa" w:w="1125"/>
+            <w:vAlign w:val="center"/>
           </w:tcPr>
           <w:p>
+            <w:pPr>
+              <w:spacing w:line="360" w:lineRule="auto" w:before="0" w:after="0"/>
+            </w:pPr>
             <w:r>
               <w:rPr>
+                <w:rFonts w:ascii="Times New Roman" w:hAnsi="Times New Roman"/>
                 <w:b/>
-                <w:sz w:val="14"/>
+                <w:color w:val="000000"/>
+                <w:sz w:val="26"/>
               </w:rPr>
               <w:t>std</w:t>
             </w:r>
@@ -1846,13 +2625,19 @@
         </w:tc>
         <w:tc>
           <w:tcPr>
-            <w:tcW w:type="dxa" w:w="828"/>
+            <w:tcW w:type="dxa" w:w="1125"/>
+            <w:vAlign w:val="center"/>
           </w:tcPr>
           <w:p>
+            <w:pPr>
+              <w:spacing w:line="360" w:lineRule="auto" w:before="0" w:after="0"/>
+            </w:pPr>
             <w:r>
               <w:rPr>
+                <w:rFonts w:ascii="Times New Roman" w:hAnsi="Times New Roman"/>
                 <w:b/>
-                <w:sz w:val="14"/>
+                <w:color w:val="000000"/>
+                <w:sz w:val="26"/>
               </w:rPr>
               <w:t>min</w:t>
             </w:r>
@@ -1860,27 +2645,19 @@
         </w:tc>
         <w:tc>
           <w:tcPr>
-            <w:tcW w:type="dxa" w:w="828"/>
+            <w:tcW w:type="dxa" w:w="1125"/>
+            <w:vAlign w:val="center"/>
           </w:tcPr>
           <w:p>
+            <w:pPr>
+              <w:spacing w:line="360" w:lineRule="auto" w:before="0" w:after="0"/>
+            </w:pPr>
             <w:r>
               <w:rPr>
+                <w:rFonts w:ascii="Times New Roman" w:hAnsi="Times New Roman"/>
                 <w:b/>
-                <w:sz w:val="14"/>
-              </w:rPr>
-              <w:t>25%</w:t>
-            </w:r>
-          </w:p>
-        </w:tc>
-        <w:tc>
-          <w:tcPr>
-            <w:tcW w:type="dxa" w:w="828"/>
-          </w:tcPr>
-          <w:p>
-            <w:r>
-              <w:rPr>
-                <w:b/>
-                <w:sz w:val="14"/>
+                <w:color w:val="000000"/>
+                <w:sz w:val="26"/>
               </w:rPr>
               <w:t>50%</w:t>
             </w:r>
@@ -1888,27 +2665,19 @@
         </w:tc>
         <w:tc>
           <w:tcPr>
-            <w:tcW w:type="dxa" w:w="828"/>
+            <w:tcW w:type="dxa" w:w="1125"/>
+            <w:vAlign w:val="center"/>
           </w:tcPr>
           <w:p>
+            <w:pPr>
+              <w:spacing w:line="360" w:lineRule="auto" w:before="0" w:after="0"/>
+            </w:pPr>
             <w:r>
               <w:rPr>
+                <w:rFonts w:ascii="Times New Roman" w:hAnsi="Times New Roman"/>
                 <w:b/>
-                <w:sz w:val="14"/>
-              </w:rPr>
-              <w:t>75%</w:t>
-            </w:r>
-          </w:p>
-        </w:tc>
-        <w:tc>
-          <w:tcPr>
-            <w:tcW w:type="dxa" w:w="828"/>
-          </w:tcPr>
-          <w:p>
-            <w:r>
-              <w:rPr>
-                <w:b/>
-                <w:sz w:val="14"/>
+                <w:color w:val="000000"/>
+                <w:sz w:val="26"/>
               </w:rPr>
               <w:t>max</w:t>
             </w:r>
@@ -1916,43 +2685,21 @@
         </w:tc>
         <w:tc>
           <w:tcPr>
-            <w:tcW w:type="dxa" w:w="828"/>
+            <w:tcW w:type="dxa" w:w="1125"/>
+            <w:vAlign w:val="center"/>
           </w:tcPr>
           <w:p>
+            <w:pPr>
+              <w:spacing w:line="360" w:lineRule="auto" w:before="0" w:after="0"/>
+            </w:pPr>
             <w:r>
               <w:rPr>
+                <w:rFonts w:ascii="Times New Roman" w:hAnsi="Times New Roman"/>
                 <w:b/>
-                <w:sz w:val="14"/>
-              </w:rPr>
-              <w:t>missing_count</w:t>
-            </w:r>
-          </w:p>
-        </w:tc>
-        <w:tc>
-          <w:tcPr>
-            <w:tcW w:type="dxa" w:w="828"/>
-          </w:tcPr>
-          <w:p>
-            <w:r>
-              <w:rPr>
-                <w:b/>
-                <w:sz w:val="14"/>
+                <w:color w:val="000000"/>
+                <w:sz w:val="26"/>
               </w:rPr>
               <w:t>missing_rate_pct</w:t>
-            </w:r>
-          </w:p>
-        </w:tc>
-        <w:tc>
-          <w:tcPr>
-            <w:tcW w:type="dxa" w:w="828"/>
-          </w:tcPr>
-          <w:p>
-            <w:r>
-              <w:rPr>
-                <w:b/>
-                <w:sz w:val="14"/>
-              </w:rPr>
-              <w:t>valid_count</w:t>
             </w:r>
           </w:p>
         </w:tc>
@@ -1960,13 +2707,18 @@
       <w:tr>
         <w:tc>
           <w:tcPr>
-            <w:tcW w:type="dxa" w:w="828"/>
+            <w:tcW w:type="dxa" w:w="1125"/>
             <w:vAlign w:val="center"/>
           </w:tcPr>
           <w:p>
+            <w:pPr>
+              <w:spacing w:line="360" w:lineRule="auto" w:before="0" w:after="0"/>
+            </w:pPr>
             <w:r>
               <w:rPr>
-                <w:sz w:val="14"/>
+                <w:rFonts w:ascii="Times New Roman" w:hAnsi="Times New Roman"/>
+                <w:color w:val="000000"/>
+                <w:sz w:val="26"/>
               </w:rPr>
               <w:t>BTC</w:t>
             </w:r>
@@ -1974,125 +2726,1172 @@
         </w:tc>
         <w:tc>
           <w:tcPr>
-            <w:tcW w:type="dxa" w:w="828"/>
+            <w:tcW w:type="dxa" w:w="1125"/>
             <w:vAlign w:val="center"/>
           </w:tcPr>
           <w:p>
+            <w:pPr>
+              <w:spacing w:line="360" w:lineRule="auto" w:before="0" w:after="0"/>
+            </w:pPr>
             <w:r>
               <w:rPr>
-                <w:sz w:val="14"/>
+                <w:rFonts w:ascii="Times New Roman" w:hAnsi="Times New Roman"/>
+                <w:color w:val="000000"/>
+                <w:sz w:val="26"/>
               </w:rPr>
-              <w:t>2922.0</w:t>
+              <w:t>2,922</w:t>
             </w:r>
           </w:p>
         </w:tc>
         <w:tc>
           <w:tcPr>
-            <w:tcW w:type="dxa" w:w="828"/>
+            <w:tcW w:type="dxa" w:w="1125"/>
             <w:vAlign w:val="center"/>
           </w:tcPr>
           <w:p>
+            <w:pPr>
+              <w:spacing w:line="360" w:lineRule="auto" w:before="0" w:after="0"/>
+            </w:pPr>
             <w:r>
               <w:rPr>
-                <w:sz w:val="14"/>
+                <w:rFonts w:ascii="Times New Roman" w:hAnsi="Times New Roman"/>
+                <w:color w:val="000000"/>
+                <w:sz w:val="26"/>
               </w:rPr>
-              <w:t>37273.8791981827</w:t>
+              <w:t>37,273.879</w:t>
             </w:r>
           </w:p>
         </w:tc>
         <w:tc>
           <w:tcPr>
-            <w:tcW w:type="dxa" w:w="828"/>
+            <w:tcW w:type="dxa" w:w="1125"/>
             <w:vAlign w:val="center"/>
           </w:tcPr>
           <w:p>
+            <w:pPr>
+              <w:spacing w:line="360" w:lineRule="auto" w:before="0" w:after="0"/>
+            </w:pPr>
             <w:r>
               <w:rPr>
-                <w:sz w:val="14"/>
+                <w:rFonts w:ascii="Times New Roman" w:hAnsi="Times New Roman"/>
+                <w:color w:val="000000"/>
+                <w:sz w:val="26"/>
               </w:rPr>
-              <w:t>32214.2887783467</w:t>
+              <w:t>32,214.289</w:t>
             </w:r>
           </w:p>
         </w:tc>
         <w:tc>
           <w:tcPr>
-            <w:tcW w:type="dxa" w:w="828"/>
+            <w:tcW w:type="dxa" w:w="1125"/>
             <w:vAlign w:val="center"/>
           </w:tcPr>
           <w:p>
+            <w:pPr>
+              <w:spacing w:line="360" w:lineRule="auto" w:before="0" w:after="0"/>
+            </w:pPr>
             <w:r>
               <w:rPr>
-                <w:sz w:val="14"/>
+                <w:rFonts w:ascii="Times New Roman" w:hAnsi="Times New Roman"/>
+                <w:color w:val="000000"/>
+                <w:sz w:val="26"/>
               </w:rPr>
-              <w:t>3236.76171875</w:t>
+              <w:t>3,236.762</w:t>
             </w:r>
           </w:p>
         </w:tc>
         <w:tc>
           <w:tcPr>
-            <w:tcW w:type="dxa" w:w="828"/>
+            <w:tcW w:type="dxa" w:w="1125"/>
             <w:vAlign w:val="center"/>
           </w:tcPr>
           <w:p>
+            <w:pPr>
+              <w:spacing w:line="360" w:lineRule="auto" w:before="0" w:after="0"/>
+            </w:pPr>
             <w:r>
               <w:rPr>
-                <w:sz w:val="14"/>
+                <w:rFonts w:ascii="Times New Roman" w:hAnsi="Times New Roman"/>
+                <w:color w:val="000000"/>
+                <w:sz w:val="26"/>
               </w:rPr>
-              <w:t>9475.868408203123</w:t>
+              <w:t>27,334.938</w:t>
             </w:r>
           </w:p>
         </w:tc>
         <w:tc>
           <w:tcPr>
-            <w:tcW w:type="dxa" w:w="828"/>
+            <w:tcW w:type="dxa" w:w="1125"/>
             <w:vAlign w:val="center"/>
           </w:tcPr>
           <w:p>
+            <w:pPr>
+              <w:spacing w:line="360" w:lineRule="auto" w:before="0" w:after="0"/>
+            </w:pPr>
             <w:r>
               <w:rPr>
-                <w:sz w:val="14"/>
+                <w:rFonts w:ascii="Times New Roman" w:hAnsi="Times New Roman"/>
+                <w:color w:val="000000"/>
+                <w:sz w:val="26"/>
               </w:rPr>
-              <w:t>27334.9375</w:t>
+              <w:t>124,752.531</w:t>
             </w:r>
           </w:p>
         </w:tc>
         <w:tc>
           <w:tcPr>
-            <w:tcW w:type="dxa" w:w="828"/>
+            <w:tcW w:type="dxa" w:w="1125"/>
             <w:vAlign w:val="center"/>
           </w:tcPr>
           <w:p>
+            <w:pPr>
+              <w:spacing w:line="360" w:lineRule="auto" w:before="0" w:after="0"/>
+            </w:pPr>
             <w:r>
               <w:rPr>
-                <w:sz w:val="14"/>
+                <w:rFonts w:ascii="Times New Roman" w:hAnsi="Times New Roman"/>
+                <w:color w:val="000000"/>
+                <w:sz w:val="26"/>
               </w:rPr>
-              <w:t>57418.2802734375</w:t>
+              <w:t>0</w:t>
+            </w:r>
+          </w:p>
+        </w:tc>
+      </w:tr>
+      <w:tr>
+        <w:tc>
+          <w:tcPr>
+            <w:tcW w:type="dxa" w:w="1125"/>
+            <w:vAlign w:val="center"/>
+          </w:tcPr>
+          <w:p>
+            <w:pPr>
+              <w:spacing w:line="360" w:lineRule="auto" w:before="0" w:after="0"/>
+            </w:pPr>
+            <w:r>
+              <w:rPr>
+                <w:rFonts w:ascii="Times New Roman" w:hAnsi="Times New Roman"/>
+                <w:color w:val="000000"/>
+                <w:sz w:val="26"/>
+              </w:rPr>
+              <w:t>ETH</w:t>
             </w:r>
           </w:p>
         </w:tc>
         <w:tc>
           <w:tcPr>
-            <w:tcW w:type="dxa" w:w="828"/>
+            <w:tcW w:type="dxa" w:w="1125"/>
             <w:vAlign w:val="center"/>
           </w:tcPr>
           <w:p>
+            <w:pPr>
+              <w:spacing w:line="360" w:lineRule="auto" w:before="0" w:after="0"/>
+            </w:pPr>
             <w:r>
               <w:rPr>
-                <w:sz w:val="14"/>
+                <w:rFonts w:ascii="Times New Roman" w:hAnsi="Times New Roman"/>
+                <w:color w:val="000000"/>
+                <w:sz w:val="26"/>
               </w:rPr>
-              <w:t>124752.53125</w:t>
+              <w:t>2,922</w:t>
             </w:r>
           </w:p>
         </w:tc>
         <w:tc>
           <w:tcPr>
-            <w:tcW w:type="dxa" w:w="828"/>
+            <w:tcW w:type="dxa" w:w="1125"/>
             <w:vAlign w:val="center"/>
           </w:tcPr>
           <w:p>
+            <w:pPr>
+              <w:spacing w:line="360" w:lineRule="auto" w:before="0" w:after="0"/>
+            </w:pPr>
             <w:r>
               <w:rPr>
-                <w:sz w:val="14"/>
+                <w:rFonts w:ascii="Times New Roman" w:hAnsi="Times New Roman"/>
+                <w:color w:val="000000"/>
+                <w:sz w:val="26"/>
+              </w:rPr>
+              <w:t>1,705.653</w:t>
+            </w:r>
+          </w:p>
+        </w:tc>
+        <w:tc>
+          <w:tcPr>
+            <w:tcW w:type="dxa" w:w="1125"/>
+            <w:vAlign w:val="center"/>
+          </w:tcPr>
+          <w:p>
+            <w:pPr>
+              <w:spacing w:line="360" w:lineRule="auto" w:before="0" w:after="0"/>
+            </w:pPr>
+            <w:r>
+              <w:rPr>
+                <w:rFonts w:ascii="Times New Roman" w:hAnsi="Times New Roman"/>
+                <w:color w:val="000000"/>
+                <w:sz w:val="26"/>
+              </w:rPr>
+              <w:t>1,297.988</w:t>
+            </w:r>
+          </w:p>
+        </w:tc>
+        <w:tc>
+          <w:tcPr>
+            <w:tcW w:type="dxa" w:w="1125"/>
+            <w:vAlign w:val="center"/>
+          </w:tcPr>
+          <w:p>
+            <w:pPr>
+              <w:spacing w:line="360" w:lineRule="auto" w:before="0" w:after="0"/>
+            </w:pPr>
+            <w:r>
+              <w:rPr>
+                <w:rFonts w:ascii="Times New Roman" w:hAnsi="Times New Roman"/>
+                <w:color w:val="000000"/>
+                <w:sz w:val="26"/>
+              </w:rPr>
+              <w:t>84.308</w:t>
+            </w:r>
+          </w:p>
+        </w:tc>
+        <w:tc>
+          <w:tcPr>
+            <w:tcW w:type="dxa" w:w="1125"/>
+            <w:vAlign w:val="center"/>
+          </w:tcPr>
+          <w:p>
+            <w:pPr>
+              <w:spacing w:line="360" w:lineRule="auto" w:before="0" w:after="0"/>
+            </w:pPr>
+            <w:r>
+              <w:rPr>
+                <w:rFonts w:ascii="Times New Roman" w:hAnsi="Times New Roman"/>
+                <w:color w:val="000000"/>
+                <w:sz w:val="26"/>
+              </w:rPr>
+              <w:t>1,663.100</w:t>
+            </w:r>
+          </w:p>
+        </w:tc>
+        <w:tc>
+          <w:tcPr>
+            <w:tcW w:type="dxa" w:w="1125"/>
+            <w:vAlign w:val="center"/>
+          </w:tcPr>
+          <w:p>
+            <w:pPr>
+              <w:spacing w:line="360" w:lineRule="auto" w:before="0" w:after="0"/>
+            </w:pPr>
+            <w:r>
+              <w:rPr>
+                <w:rFonts w:ascii="Times New Roman" w:hAnsi="Times New Roman"/>
+                <w:color w:val="000000"/>
+                <w:sz w:val="26"/>
+              </w:rPr>
+              <w:t>4,831.349</w:t>
+            </w:r>
+          </w:p>
+        </w:tc>
+        <w:tc>
+          <w:tcPr>
+            <w:tcW w:type="dxa" w:w="1125"/>
+            <w:vAlign w:val="center"/>
+          </w:tcPr>
+          <w:p>
+            <w:pPr>
+              <w:spacing w:line="360" w:lineRule="auto" w:before="0" w:after="0"/>
+            </w:pPr>
+            <w:r>
+              <w:rPr>
+                <w:rFonts w:ascii="Times New Roman" w:hAnsi="Times New Roman"/>
+                <w:color w:val="000000"/>
+                <w:sz w:val="26"/>
+              </w:rPr>
+              <w:t>0</w:t>
+            </w:r>
+          </w:p>
+        </w:tc>
+      </w:tr>
+      <w:tr>
+        <w:tc>
+          <w:tcPr>
+            <w:tcW w:type="dxa" w:w="1125"/>
+            <w:vAlign w:val="center"/>
+          </w:tcPr>
+          <w:p>
+            <w:pPr>
+              <w:spacing w:line="360" w:lineRule="auto" w:before="0" w:after="0"/>
+            </w:pPr>
+            <w:r>
+              <w:rPr>
+                <w:rFonts w:ascii="Times New Roman" w:hAnsi="Times New Roman"/>
+                <w:color w:val="000000"/>
+                <w:sz w:val="26"/>
+              </w:rPr>
+              <w:t>US2Y</w:t>
+            </w:r>
+          </w:p>
+        </w:tc>
+        <w:tc>
+          <w:tcPr>
+            <w:tcW w:type="dxa" w:w="1125"/>
+            <w:vAlign w:val="center"/>
+          </w:tcPr>
+          <w:p>
+            <w:pPr>
+              <w:spacing w:line="360" w:lineRule="auto" w:before="0" w:after="0"/>
+            </w:pPr>
+            <w:r>
+              <w:rPr>
+                <w:rFonts w:ascii="Times New Roman" w:hAnsi="Times New Roman"/>
+                <w:color w:val="000000"/>
+                <w:sz w:val="26"/>
+              </w:rPr>
+              <w:t>1,999</w:t>
+            </w:r>
+          </w:p>
+        </w:tc>
+        <w:tc>
+          <w:tcPr>
+            <w:tcW w:type="dxa" w:w="1125"/>
+            <w:vAlign w:val="center"/>
+          </w:tcPr>
+          <w:p>
+            <w:pPr>
+              <w:spacing w:line="360" w:lineRule="auto" w:before="0" w:after="0"/>
+            </w:pPr>
+            <w:r>
+              <w:rPr>
+                <w:rFonts w:ascii="Times New Roman" w:hAnsi="Times New Roman"/>
+                <w:color w:val="000000"/>
+                <w:sz w:val="26"/>
+              </w:rPr>
+              <w:t>2.610</w:t>
+            </w:r>
+          </w:p>
+        </w:tc>
+        <w:tc>
+          <w:tcPr>
+            <w:tcW w:type="dxa" w:w="1125"/>
+            <w:vAlign w:val="center"/>
+          </w:tcPr>
+          <w:p>
+            <w:pPr>
+              <w:spacing w:line="360" w:lineRule="auto" w:before="0" w:after="0"/>
+            </w:pPr>
+            <w:r>
+              <w:rPr>
+                <w:rFonts w:ascii="Times New Roman" w:hAnsi="Times New Roman"/>
+                <w:color w:val="000000"/>
+                <w:sz w:val="26"/>
+              </w:rPr>
+              <w:t>1.641</w:t>
+            </w:r>
+          </w:p>
+        </w:tc>
+        <w:tc>
+          <w:tcPr>
+            <w:tcW w:type="dxa" w:w="1125"/>
+            <w:vAlign w:val="center"/>
+          </w:tcPr>
+          <w:p>
+            <w:pPr>
+              <w:spacing w:line="360" w:lineRule="auto" w:before="0" w:after="0"/>
+            </w:pPr>
+            <w:r>
+              <w:rPr>
+                <w:rFonts w:ascii="Times New Roman" w:hAnsi="Times New Roman"/>
+                <w:color w:val="000000"/>
+                <w:sz w:val="26"/>
+              </w:rPr>
+              <w:t>0.090</w:t>
+            </w:r>
+          </w:p>
+        </w:tc>
+        <w:tc>
+          <w:tcPr>
+            <w:tcW w:type="dxa" w:w="1125"/>
+            <w:vAlign w:val="center"/>
+          </w:tcPr>
+          <w:p>
+            <w:pPr>
+              <w:spacing w:line="360" w:lineRule="auto" w:before="0" w:after="0"/>
+            </w:pPr>
+            <w:r>
+              <w:rPr>
+                <w:rFonts w:ascii="Times New Roman" w:hAnsi="Times New Roman"/>
+                <w:color w:val="000000"/>
+                <w:sz w:val="26"/>
+              </w:rPr>
+              <w:t>2.630</w:t>
+            </w:r>
+          </w:p>
+        </w:tc>
+        <w:tc>
+          <w:tcPr>
+            <w:tcW w:type="dxa" w:w="1125"/>
+            <w:vAlign w:val="center"/>
+          </w:tcPr>
+          <w:p>
+            <w:pPr>
+              <w:spacing w:line="360" w:lineRule="auto" w:before="0" w:after="0"/>
+            </w:pPr>
+            <w:r>
+              <w:rPr>
+                <w:rFonts w:ascii="Times New Roman" w:hAnsi="Times New Roman"/>
+                <w:color w:val="000000"/>
+                <w:sz w:val="26"/>
+              </w:rPr>
+              <w:t>5.190</w:t>
+            </w:r>
+          </w:p>
+        </w:tc>
+        <w:tc>
+          <w:tcPr>
+            <w:tcW w:type="dxa" w:w="1125"/>
+            <w:vAlign w:val="center"/>
+          </w:tcPr>
+          <w:p>
+            <w:pPr>
+              <w:spacing w:line="360" w:lineRule="auto" w:before="0" w:after="0"/>
+            </w:pPr>
+            <w:r>
+              <w:rPr>
+                <w:rFonts w:ascii="Times New Roman" w:hAnsi="Times New Roman"/>
+                <w:color w:val="000000"/>
+                <w:sz w:val="26"/>
+              </w:rPr>
+              <w:t>31.588</w:t>
+            </w:r>
+          </w:p>
+        </w:tc>
+      </w:tr>
+      <w:tr>
+        <w:tc>
+          <w:tcPr>
+            <w:tcW w:type="dxa" w:w="1125"/>
+            <w:vAlign w:val="center"/>
+          </w:tcPr>
+          <w:p>
+            <w:pPr>
+              <w:spacing w:line="360" w:lineRule="auto" w:before="0" w:after="0"/>
+            </w:pPr>
+            <w:r>
+              <w:rPr>
+                <w:rFonts w:ascii="Times New Roman" w:hAnsi="Times New Roman"/>
+                <w:color w:val="000000"/>
+                <w:sz w:val="26"/>
+              </w:rPr>
+              <w:t>DXY</w:t>
+            </w:r>
+          </w:p>
+        </w:tc>
+        <w:tc>
+          <w:tcPr>
+            <w:tcW w:type="dxa" w:w="1125"/>
+            <w:vAlign w:val="center"/>
+          </w:tcPr>
+          <w:p>
+            <w:pPr>
+              <w:spacing w:line="360" w:lineRule="auto" w:before="0" w:after="0"/>
+            </w:pPr>
+            <w:r>
+              <w:rPr>
+                <w:rFonts w:ascii="Times New Roman" w:hAnsi="Times New Roman"/>
+                <w:color w:val="000000"/>
+                <w:sz w:val="26"/>
+              </w:rPr>
+              <w:t>2,013</w:t>
+            </w:r>
+          </w:p>
+        </w:tc>
+        <w:tc>
+          <w:tcPr>
+            <w:tcW w:type="dxa" w:w="1125"/>
+            <w:vAlign w:val="center"/>
+          </w:tcPr>
+          <w:p>
+            <w:pPr>
+              <w:spacing w:line="360" w:lineRule="auto" w:before="0" w:after="0"/>
+            </w:pPr>
+            <w:r>
+              <w:rPr>
+                <w:rFonts w:ascii="Times New Roman" w:hAnsi="Times New Roman"/>
+                <w:color w:val="000000"/>
+                <w:sz w:val="26"/>
+              </w:rPr>
+              <w:t>98.967</w:t>
+            </w:r>
+          </w:p>
+        </w:tc>
+        <w:tc>
+          <w:tcPr>
+            <w:tcW w:type="dxa" w:w="1125"/>
+            <w:vAlign w:val="center"/>
+          </w:tcPr>
+          <w:p>
+            <w:pPr>
+              <w:spacing w:line="360" w:lineRule="auto" w:before="0" w:after="0"/>
+            </w:pPr>
+            <w:r>
+              <w:rPr>
+                <w:rFonts w:ascii="Times New Roman" w:hAnsi="Times New Roman"/>
+                <w:color w:val="000000"/>
+                <w:sz w:val="26"/>
+              </w:rPr>
+              <w:t>5.332</w:t>
+            </w:r>
+          </w:p>
+        </w:tc>
+        <w:tc>
+          <w:tcPr>
+            <w:tcW w:type="dxa" w:w="1125"/>
+            <w:vAlign w:val="center"/>
+          </w:tcPr>
+          <w:p>
+            <w:pPr>
+              <w:spacing w:line="360" w:lineRule="auto" w:before="0" w:after="0"/>
+            </w:pPr>
+            <w:r>
+              <w:rPr>
+                <w:rFonts w:ascii="Times New Roman" w:hAnsi="Times New Roman"/>
+                <w:color w:val="000000"/>
+                <w:sz w:val="26"/>
+              </w:rPr>
+              <w:t>88.590</w:t>
+            </w:r>
+          </w:p>
+        </w:tc>
+        <w:tc>
+          <w:tcPr>
+            <w:tcW w:type="dxa" w:w="1125"/>
+            <w:vAlign w:val="center"/>
+          </w:tcPr>
+          <w:p>
+            <w:pPr>
+              <w:spacing w:line="360" w:lineRule="auto" w:before="0" w:after="0"/>
+            </w:pPr>
+            <w:r>
+              <w:rPr>
+                <w:rFonts w:ascii="Times New Roman" w:hAnsi="Times New Roman"/>
+                <w:color w:val="000000"/>
+                <w:sz w:val="26"/>
+              </w:rPr>
+              <w:t>98.260</w:t>
+            </w:r>
+          </w:p>
+        </w:tc>
+        <w:tc>
+          <w:tcPr>
+            <w:tcW w:type="dxa" w:w="1125"/>
+            <w:vAlign w:val="center"/>
+          </w:tcPr>
+          <w:p>
+            <w:pPr>
+              <w:spacing w:line="360" w:lineRule="auto" w:before="0" w:after="0"/>
+            </w:pPr>
+            <w:r>
+              <w:rPr>
+                <w:rFonts w:ascii="Times New Roman" w:hAnsi="Times New Roman"/>
+                <w:color w:val="000000"/>
+                <w:sz w:val="26"/>
+              </w:rPr>
+              <w:t>114.110</w:t>
+            </w:r>
+          </w:p>
+        </w:tc>
+        <w:tc>
+          <w:tcPr>
+            <w:tcW w:type="dxa" w:w="1125"/>
+            <w:vAlign w:val="center"/>
+          </w:tcPr>
+          <w:p>
+            <w:pPr>
+              <w:spacing w:line="360" w:lineRule="auto" w:before="0" w:after="0"/>
+            </w:pPr>
+            <w:r>
+              <w:rPr>
+                <w:rFonts w:ascii="Times New Roman" w:hAnsi="Times New Roman"/>
+                <w:color w:val="000000"/>
+                <w:sz w:val="26"/>
+              </w:rPr>
+              <w:t>31.109</w:t>
+            </w:r>
+          </w:p>
+        </w:tc>
+      </w:tr>
+      <w:tr>
+        <w:tc>
+          <w:tcPr>
+            <w:tcW w:type="dxa" w:w="1125"/>
+            <w:vAlign w:val="center"/>
+          </w:tcPr>
+          <w:p>
+            <w:pPr>
+              <w:spacing w:line="360" w:lineRule="auto" w:before="0" w:after="0"/>
+            </w:pPr>
+            <w:r>
+              <w:rPr>
+                <w:rFonts w:ascii="Times New Roman" w:hAnsi="Times New Roman"/>
+                <w:color w:val="000000"/>
+                <w:sz w:val="26"/>
+              </w:rPr>
+              <w:t>VIX</w:t>
+            </w:r>
+          </w:p>
+        </w:tc>
+        <w:tc>
+          <w:tcPr>
+            <w:tcW w:type="dxa" w:w="1125"/>
+            <w:vAlign w:val="center"/>
+          </w:tcPr>
+          <w:p>
+            <w:pPr>
+              <w:spacing w:line="360" w:lineRule="auto" w:before="0" w:after="0"/>
+            </w:pPr>
+            <w:r>
+              <w:rPr>
+                <w:rFonts w:ascii="Times New Roman" w:hAnsi="Times New Roman"/>
+                <w:color w:val="000000"/>
+                <w:sz w:val="26"/>
+              </w:rPr>
+              <w:t>2,011</w:t>
+            </w:r>
+          </w:p>
+        </w:tc>
+        <w:tc>
+          <w:tcPr>
+            <w:tcW w:type="dxa" w:w="1125"/>
+            <w:vAlign w:val="center"/>
+          </w:tcPr>
+          <w:p>
+            <w:pPr>
+              <w:spacing w:line="360" w:lineRule="auto" w:before="0" w:after="0"/>
+            </w:pPr>
+            <w:r>
+              <w:rPr>
+                <w:rFonts w:ascii="Times New Roman" w:hAnsi="Times New Roman"/>
+                <w:color w:val="000000"/>
+                <w:sz w:val="26"/>
+              </w:rPr>
+              <w:t>19.757</w:t>
+            </w:r>
+          </w:p>
+        </w:tc>
+        <w:tc>
+          <w:tcPr>
+            <w:tcW w:type="dxa" w:w="1125"/>
+            <w:vAlign w:val="center"/>
+          </w:tcPr>
+          <w:p>
+            <w:pPr>
+              <w:spacing w:line="360" w:lineRule="auto" w:before="0" w:after="0"/>
+            </w:pPr>
+            <w:r>
+              <w:rPr>
+                <w:rFonts w:ascii="Times New Roman" w:hAnsi="Times New Roman"/>
+                <w:color w:val="000000"/>
+                <w:sz w:val="26"/>
+              </w:rPr>
+              <w:t>7.461</w:t>
+            </w:r>
+          </w:p>
+        </w:tc>
+        <w:tc>
+          <w:tcPr>
+            <w:tcW w:type="dxa" w:w="1125"/>
+            <w:vAlign w:val="center"/>
+          </w:tcPr>
+          <w:p>
+            <w:pPr>
+              <w:spacing w:line="360" w:lineRule="auto" w:before="0" w:after="0"/>
+            </w:pPr>
+            <w:r>
+              <w:rPr>
+                <w:rFonts w:ascii="Times New Roman" w:hAnsi="Times New Roman"/>
+                <w:color w:val="000000"/>
+                <w:sz w:val="26"/>
+              </w:rPr>
+              <w:t>9.150</w:t>
+            </w:r>
+          </w:p>
+        </w:tc>
+        <w:tc>
+          <w:tcPr>
+            <w:tcW w:type="dxa" w:w="1125"/>
+            <w:vAlign w:val="center"/>
+          </w:tcPr>
+          <w:p>
+            <w:pPr>
+              <w:spacing w:line="360" w:lineRule="auto" w:before="0" w:after="0"/>
+            </w:pPr>
+            <w:r>
+              <w:rPr>
+                <w:rFonts w:ascii="Times New Roman" w:hAnsi="Times New Roman"/>
+                <w:color w:val="000000"/>
+                <w:sz w:val="26"/>
+              </w:rPr>
+              <w:t>17.880</w:t>
+            </w:r>
+          </w:p>
+        </w:tc>
+        <w:tc>
+          <w:tcPr>
+            <w:tcW w:type="dxa" w:w="1125"/>
+            <w:vAlign w:val="center"/>
+          </w:tcPr>
+          <w:p>
+            <w:pPr>
+              <w:spacing w:line="360" w:lineRule="auto" w:before="0" w:after="0"/>
+            </w:pPr>
+            <w:r>
+              <w:rPr>
+                <w:rFonts w:ascii="Times New Roman" w:hAnsi="Times New Roman"/>
+                <w:color w:val="000000"/>
+                <w:sz w:val="26"/>
+              </w:rPr>
+              <w:t>82.690</w:t>
+            </w:r>
+          </w:p>
+        </w:tc>
+        <w:tc>
+          <w:tcPr>
+            <w:tcW w:type="dxa" w:w="1125"/>
+            <w:vAlign w:val="center"/>
+          </w:tcPr>
+          <w:p>
+            <w:pPr>
+              <w:spacing w:line="360" w:lineRule="auto" w:before="0" w:after="0"/>
+            </w:pPr>
+            <w:r>
+              <w:rPr>
+                <w:rFonts w:ascii="Times New Roman" w:hAnsi="Times New Roman"/>
+                <w:color w:val="000000"/>
+                <w:sz w:val="26"/>
+              </w:rPr>
+              <w:t>31.177</w:t>
+            </w:r>
+          </w:p>
+        </w:tc>
+      </w:tr>
+      <w:tr>
+        <w:tc>
+          <w:tcPr>
+            <w:tcW w:type="dxa" w:w="1125"/>
+            <w:vAlign w:val="center"/>
+          </w:tcPr>
+          <w:p>
+            <w:pPr>
+              <w:spacing w:line="360" w:lineRule="auto" w:before="0" w:after="0"/>
+            </w:pPr>
+            <w:r>
+              <w:rPr>
+                <w:rFonts w:ascii="Times New Roman" w:hAnsi="Times New Roman"/>
+                <w:color w:val="000000"/>
+                <w:sz w:val="26"/>
+              </w:rPr>
+              <w:t>BTC_log_return_pct</w:t>
+            </w:r>
+          </w:p>
+        </w:tc>
+        <w:tc>
+          <w:tcPr>
+            <w:tcW w:type="dxa" w:w="1125"/>
+            <w:vAlign w:val="center"/>
+          </w:tcPr>
+          <w:p>
+            <w:pPr>
+              <w:spacing w:line="360" w:lineRule="auto" w:before="0" w:after="0"/>
+            </w:pPr>
+            <w:r>
+              <w:rPr>
+                <w:rFonts w:ascii="Times New Roman" w:hAnsi="Times New Roman"/>
+                <w:color w:val="000000"/>
+                <w:sz w:val="26"/>
+              </w:rPr>
+              <w:t>2,921</w:t>
+            </w:r>
+          </w:p>
+        </w:tc>
+        <w:tc>
+          <w:tcPr>
+            <w:tcW w:type="dxa" w:w="1125"/>
+            <w:vAlign w:val="center"/>
+          </w:tcPr>
+          <w:p>
+            <w:pPr>
+              <w:spacing w:line="360" w:lineRule="auto" w:before="0" w:after="0"/>
+            </w:pPr>
+            <w:r>
+              <w:rPr>
+                <w:rFonts w:ascii="Times New Roman" w:hAnsi="Times New Roman"/>
+                <w:color w:val="000000"/>
+                <w:sz w:val="26"/>
+              </w:rPr>
+              <w:t>0.064</w:t>
+            </w:r>
+          </w:p>
+        </w:tc>
+        <w:tc>
+          <w:tcPr>
+            <w:tcW w:type="dxa" w:w="1125"/>
+            <w:vAlign w:val="center"/>
+          </w:tcPr>
+          <w:p>
+            <w:pPr>
+              <w:spacing w:line="360" w:lineRule="auto" w:before="0" w:after="0"/>
+            </w:pPr>
+            <w:r>
+              <w:rPr>
+                <w:rFonts w:ascii="Times New Roman" w:hAnsi="Times New Roman"/>
+                <w:color w:val="000000"/>
+                <w:sz w:val="26"/>
+              </w:rPr>
+              <w:t>3.425</w:t>
+            </w:r>
+          </w:p>
+        </w:tc>
+        <w:tc>
+          <w:tcPr>
+            <w:tcW w:type="dxa" w:w="1125"/>
+            <w:vAlign w:val="center"/>
+          </w:tcPr>
+          <w:p>
+            <w:pPr>
+              <w:spacing w:line="360" w:lineRule="auto" w:before="0" w:after="0"/>
+            </w:pPr>
+            <w:r>
+              <w:rPr>
+                <w:rFonts w:ascii="Times New Roman" w:hAnsi="Times New Roman"/>
+                <w:color w:val="000000"/>
+                <w:sz w:val="26"/>
+              </w:rPr>
+              <w:t>-46.473</w:t>
+            </w:r>
+          </w:p>
+        </w:tc>
+        <w:tc>
+          <w:tcPr>
+            <w:tcW w:type="dxa" w:w="1125"/>
+            <w:vAlign w:val="center"/>
+          </w:tcPr>
+          <w:p>
+            <w:pPr>
+              <w:spacing w:line="360" w:lineRule="auto" w:before="0" w:after="0"/>
+            </w:pPr>
+            <w:r>
+              <w:rPr>
+                <w:rFonts w:ascii="Times New Roman" w:hAnsi="Times New Roman"/>
+                <w:color w:val="000000"/>
+                <w:sz w:val="26"/>
+              </w:rPr>
+              <w:t>0.074</w:t>
+            </w:r>
+          </w:p>
+        </w:tc>
+        <w:tc>
+          <w:tcPr>
+            <w:tcW w:type="dxa" w:w="1125"/>
+            <w:vAlign w:val="center"/>
+          </w:tcPr>
+          <w:p>
+            <w:pPr>
+              <w:spacing w:line="360" w:lineRule="auto" w:before="0" w:after="0"/>
+            </w:pPr>
+            <w:r>
+              <w:rPr>
+                <w:rFonts w:ascii="Times New Roman" w:hAnsi="Times New Roman"/>
+                <w:color w:val="000000"/>
+                <w:sz w:val="26"/>
+              </w:rPr>
+              <w:t>17.182</w:t>
+            </w:r>
+          </w:p>
+        </w:tc>
+        <w:tc>
+          <w:tcPr>
+            <w:tcW w:type="dxa" w:w="1125"/>
+            <w:vAlign w:val="center"/>
+          </w:tcPr>
+          <w:p>
+            <w:pPr>
+              <w:spacing w:line="360" w:lineRule="auto" w:before="0" w:after="0"/>
+            </w:pPr>
+            <w:r>
+              <w:rPr>
+                <w:rFonts w:ascii="Times New Roman" w:hAnsi="Times New Roman"/>
+                <w:color w:val="000000"/>
+                <w:sz w:val="26"/>
+              </w:rPr>
+              <w:t>0.034</w:t>
+            </w:r>
+          </w:p>
+        </w:tc>
+      </w:tr>
+      <w:tr>
+        <w:tc>
+          <w:tcPr>
+            <w:tcW w:type="dxa" w:w="1125"/>
+            <w:vAlign w:val="center"/>
+          </w:tcPr>
+          <w:p>
+            <w:pPr>
+              <w:spacing w:line="360" w:lineRule="auto" w:before="0" w:after="0"/>
+            </w:pPr>
+            <w:r>
+              <w:rPr>
+                <w:rFonts w:ascii="Times New Roman" w:hAnsi="Times New Roman"/>
+                <w:color w:val="000000"/>
+                <w:sz w:val="26"/>
+              </w:rPr>
+              <w:t>ETH_log_return_pct</w:t>
+            </w:r>
+          </w:p>
+        </w:tc>
+        <w:tc>
+          <w:tcPr>
+            <w:tcW w:type="dxa" w:w="1125"/>
+            <w:vAlign w:val="center"/>
+          </w:tcPr>
+          <w:p>
+            <w:pPr>
+              <w:spacing w:line="360" w:lineRule="auto" w:before="0" w:after="0"/>
+            </w:pPr>
+            <w:r>
+              <w:rPr>
+                <w:rFonts w:ascii="Times New Roman" w:hAnsi="Times New Roman"/>
+                <w:color w:val="000000"/>
+                <w:sz w:val="26"/>
+              </w:rPr>
+              <w:t>2,921</w:t>
+            </w:r>
+          </w:p>
+        </w:tc>
+        <w:tc>
+          <w:tcPr>
+            <w:tcW w:type="dxa" w:w="1125"/>
+            <w:vAlign w:val="center"/>
+          </w:tcPr>
+          <w:p>
+            <w:pPr>
+              <w:spacing w:line="360" w:lineRule="auto" w:before="0" w:after="0"/>
+            </w:pPr>
+            <w:r>
+              <w:rPr>
+                <w:rFonts w:ascii="Times New Roman" w:hAnsi="Times New Roman"/>
+                <w:color w:val="000000"/>
+                <w:sz w:val="26"/>
+              </w:rPr>
+              <w:t>0.046</w:t>
+            </w:r>
+          </w:p>
+        </w:tc>
+        <w:tc>
+          <w:tcPr>
+            <w:tcW w:type="dxa" w:w="1125"/>
+            <w:vAlign w:val="center"/>
+          </w:tcPr>
+          <w:p>
+            <w:pPr>
+              <w:spacing w:line="360" w:lineRule="auto" w:before="0" w:after="0"/>
+            </w:pPr>
+            <w:r>
+              <w:rPr>
+                <w:rFonts w:ascii="Times New Roman" w:hAnsi="Times New Roman"/>
+                <w:color w:val="000000"/>
+                <w:sz w:val="26"/>
+              </w:rPr>
+              <w:t>4.498</w:t>
+            </w:r>
+          </w:p>
+        </w:tc>
+        <w:tc>
+          <w:tcPr>
+            <w:tcW w:type="dxa" w:w="1125"/>
+            <w:vAlign w:val="center"/>
+          </w:tcPr>
+          <w:p>
+            <w:pPr>
+              <w:spacing w:line="360" w:lineRule="auto" w:before="0" w:after="0"/>
+            </w:pPr>
+            <w:r>
+              <w:rPr>
+                <w:rFonts w:ascii="Times New Roman" w:hAnsi="Times New Roman"/>
+                <w:color w:val="000000"/>
+                <w:sz w:val="26"/>
+              </w:rPr>
+              <w:t>-55.073</w:t>
+            </w:r>
+          </w:p>
+        </w:tc>
+        <w:tc>
+          <w:tcPr>
+            <w:tcW w:type="dxa" w:w="1125"/>
+            <w:vAlign w:val="center"/>
+          </w:tcPr>
+          <w:p>
+            <w:pPr>
+              <w:spacing w:line="360" w:lineRule="auto" w:before="0" w:after="0"/>
+            </w:pPr>
+            <w:r>
+              <w:rPr>
+                <w:rFonts w:ascii="Times New Roman" w:hAnsi="Times New Roman"/>
+                <w:color w:val="000000"/>
+                <w:sz w:val="26"/>
+              </w:rPr>
+              <w:t>0.059</w:t>
+            </w:r>
+          </w:p>
+        </w:tc>
+        <w:tc>
+          <w:tcPr>
+            <w:tcW w:type="dxa" w:w="1125"/>
+            <w:vAlign w:val="center"/>
+          </w:tcPr>
+          <w:p>
+            <w:pPr>
+              <w:spacing w:line="360" w:lineRule="auto" w:before="0" w:after="0"/>
+            </w:pPr>
+            <w:r>
+              <w:rPr>
+                <w:rFonts w:ascii="Times New Roman" w:hAnsi="Times New Roman"/>
+                <w:color w:val="000000"/>
+                <w:sz w:val="26"/>
+              </w:rPr>
+              <w:t>23.070</w:t>
+            </w:r>
+          </w:p>
+        </w:tc>
+        <w:tc>
+          <w:tcPr>
+            <w:tcW w:type="dxa" w:w="1125"/>
+            <w:vAlign w:val="center"/>
+          </w:tcPr>
+          <w:p>
+            <w:pPr>
+              <w:spacing w:line="360" w:lineRule="auto" w:before="0" w:after="0"/>
+            </w:pPr>
+            <w:r>
+              <w:rPr>
+                <w:rFonts w:ascii="Times New Roman" w:hAnsi="Times New Roman"/>
+                <w:color w:val="000000"/>
+                <w:sz w:val="26"/>
+              </w:rPr>
+              <w:t>0.034</w:t>
+            </w:r>
+          </w:p>
+        </w:tc>
+      </w:tr>
+      <w:tr>
+        <w:tc>
+          <w:tcPr>
+            <w:tcW w:type="dxa" w:w="1125"/>
+            <w:vAlign w:val="center"/>
+          </w:tcPr>
+          <w:p>
+            <w:pPr>
+              <w:spacing w:line="360" w:lineRule="auto" w:before="0" w:after="0"/>
+            </w:pPr>
+            <w:r>
+              <w:rPr>
+                <w:rFonts w:ascii="Times New Roman" w:hAnsi="Times New Roman"/>
+                <w:color w:val="000000"/>
+                <w:sz w:val="26"/>
+              </w:rPr>
+              <w:t>US2Y_change_pp</w:t>
+            </w:r>
+          </w:p>
+        </w:tc>
+        <w:tc>
+          <w:tcPr>
+            <w:tcW w:type="dxa" w:w="1125"/>
+            <w:vAlign w:val="center"/>
+          </w:tcPr>
+          <w:p>
+            <w:pPr>
+              <w:spacing w:line="360" w:lineRule="auto" w:before="0" w:after="0"/>
+            </w:pPr>
+            <w:r>
+              <w:rPr>
+                <w:rFonts w:ascii="Times New Roman" w:hAnsi="Times New Roman"/>
+                <w:color w:val="000000"/>
+                <w:sz w:val="26"/>
+              </w:rPr>
+              <w:t>1,998</w:t>
+            </w:r>
+          </w:p>
+        </w:tc>
+        <w:tc>
+          <w:tcPr>
+            <w:tcW w:type="dxa" w:w="1125"/>
+            <w:vAlign w:val="center"/>
+          </w:tcPr>
+          <w:p>
+            <w:pPr>
+              <w:spacing w:line="360" w:lineRule="auto" w:before="0" w:after="0"/>
+            </w:pPr>
+            <w:r>
+              <w:rPr>
+                <w:rFonts w:ascii="Times New Roman" w:hAnsi="Times New Roman"/>
+                <w:color w:val="000000"/>
+                <w:sz w:val="26"/>
+              </w:rPr>
+              <w:t>0.001</w:t>
+            </w:r>
+          </w:p>
+        </w:tc>
+        <w:tc>
+          <w:tcPr>
+            <w:tcW w:type="dxa" w:w="1125"/>
+            <w:vAlign w:val="center"/>
+          </w:tcPr>
+          <w:p>
+            <w:pPr>
+              <w:spacing w:line="360" w:lineRule="auto" w:before="0" w:after="0"/>
+            </w:pPr>
+            <w:r>
+              <w:rPr>
+                <w:rFonts w:ascii="Times New Roman" w:hAnsi="Times New Roman"/>
+                <w:color w:val="000000"/>
+                <w:sz w:val="26"/>
+              </w:rPr>
+              <w:t>0.058</w:t>
+            </w:r>
+          </w:p>
+        </w:tc>
+        <w:tc>
+          <w:tcPr>
+            <w:tcW w:type="dxa" w:w="1125"/>
+            <w:vAlign w:val="center"/>
+          </w:tcPr>
+          <w:p>
+            <w:pPr>
+              <w:spacing w:line="360" w:lineRule="auto" w:before="0" w:after="0"/>
+            </w:pPr>
+            <w:r>
+              <w:rPr>
+                <w:rFonts w:ascii="Times New Roman" w:hAnsi="Times New Roman"/>
+                <w:color w:val="000000"/>
+                <w:sz w:val="26"/>
+              </w:rPr>
+              <w:t>-0.570</w:t>
+            </w:r>
+          </w:p>
+        </w:tc>
+        <w:tc>
+          <w:tcPr>
+            <w:tcW w:type="dxa" w:w="1125"/>
+            <w:vAlign w:val="center"/>
+          </w:tcPr>
+          <w:p>
+            <w:pPr>
+              <w:spacing w:line="360" w:lineRule="auto" w:before="0" w:after="0"/>
+            </w:pPr>
+            <w:r>
+              <w:rPr>
+                <w:rFonts w:ascii="Times New Roman" w:hAnsi="Times New Roman"/>
+                <w:color w:val="000000"/>
+                <w:sz w:val="26"/>
               </w:rPr>
               <w:t>0</w:t>
             </w:r>
@@ -2100,29 +3899,39 @@
         </w:tc>
         <w:tc>
           <w:tcPr>
-            <w:tcW w:type="dxa" w:w="828"/>
+            <w:tcW w:type="dxa" w:w="1125"/>
             <w:vAlign w:val="center"/>
           </w:tcPr>
           <w:p>
+            <w:pPr>
+              <w:spacing w:line="360" w:lineRule="auto" w:before="0" w:after="0"/>
+            </w:pPr>
             <w:r>
               <w:rPr>
-                <w:sz w:val="14"/>
+                <w:rFonts w:ascii="Times New Roman" w:hAnsi="Times New Roman"/>
+                <w:color w:val="000000"/>
+                <w:sz w:val="26"/>
               </w:rPr>
-              <w:t>0.0</w:t>
+              <w:t>0.340</w:t>
             </w:r>
           </w:p>
         </w:tc>
         <w:tc>
           <w:tcPr>
-            <w:tcW w:type="dxa" w:w="828"/>
+            <w:tcW w:type="dxa" w:w="1125"/>
             <w:vAlign w:val="center"/>
           </w:tcPr>
           <w:p>
+            <w:pPr>
+              <w:spacing w:line="360" w:lineRule="auto" w:before="0" w:after="0"/>
+            </w:pPr>
             <w:r>
               <w:rPr>
-                <w:sz w:val="14"/>
+                <w:rFonts w:ascii="Times New Roman" w:hAnsi="Times New Roman"/>
+                <w:color w:val="000000"/>
+                <w:sz w:val="26"/>
               </w:rPr>
-              <w:t>2922</w:t>
+              <w:t>31.622</w:t>
             </w:r>
           </w:p>
         </w:tc>
@@ -2130,169 +3939,153 @@
       <w:tr>
         <w:tc>
           <w:tcPr>
-            <w:tcW w:type="dxa" w:w="828"/>
+            <w:tcW w:type="dxa" w:w="1125"/>
             <w:vAlign w:val="center"/>
           </w:tcPr>
           <w:p>
+            <w:pPr>
+              <w:spacing w:line="360" w:lineRule="auto" w:before="0" w:after="0"/>
+            </w:pPr>
             <w:r>
               <w:rPr>
-                <w:sz w:val="14"/>
+                <w:rFonts w:ascii="Times New Roman" w:hAnsi="Times New Roman"/>
+                <w:color w:val="000000"/>
+                <w:sz w:val="26"/>
               </w:rPr>
-              <w:t>ETH</w:t>
+              <w:t>DXY_log_return_pct</w:t>
             </w:r>
           </w:p>
         </w:tc>
         <w:tc>
           <w:tcPr>
-            <w:tcW w:type="dxa" w:w="828"/>
+            <w:tcW w:type="dxa" w:w="1125"/>
             <w:vAlign w:val="center"/>
           </w:tcPr>
           <w:p>
+            <w:pPr>
+              <w:spacing w:line="360" w:lineRule="auto" w:before="0" w:after="0"/>
+            </w:pPr>
             <w:r>
               <w:rPr>
-                <w:sz w:val="14"/>
+                <w:rFonts w:ascii="Times New Roman" w:hAnsi="Times New Roman"/>
+                <w:color w:val="000000"/>
+                <w:sz w:val="26"/>
               </w:rPr>
-              <w:t>2922.0</w:t>
+              <w:t>2,012</w:t>
             </w:r>
           </w:p>
         </w:tc>
         <w:tc>
           <w:tcPr>
-            <w:tcW w:type="dxa" w:w="828"/>
+            <w:tcW w:type="dxa" w:w="1125"/>
             <w:vAlign w:val="center"/>
           </w:tcPr>
           <w:p>
+            <w:pPr>
+              <w:spacing w:line="360" w:lineRule="auto" w:before="0" w:after="0"/>
+            </w:pPr>
             <w:r>
               <w:rPr>
-                <w:sz w:val="14"/>
+                <w:rFonts w:ascii="Times New Roman" w:hAnsi="Times New Roman"/>
+                <w:color w:val="000000"/>
+                <w:sz w:val="26"/>
               </w:rPr>
-              <w:t>1705.6532005842707</w:t>
+              <w:t>0.003</w:t>
             </w:r>
           </w:p>
         </w:tc>
         <w:tc>
           <w:tcPr>
-            <w:tcW w:type="dxa" w:w="828"/>
+            <w:tcW w:type="dxa" w:w="1125"/>
             <w:vAlign w:val="center"/>
           </w:tcPr>
           <w:p>
+            <w:pPr>
+              <w:spacing w:line="360" w:lineRule="auto" w:before="0" w:after="0"/>
+            </w:pPr>
             <w:r>
               <w:rPr>
-                <w:sz w:val="14"/>
+                <w:rFonts w:ascii="Times New Roman" w:hAnsi="Times New Roman"/>
+                <w:color w:val="000000"/>
+                <w:sz w:val="26"/>
               </w:rPr>
-              <w:t>1297.9880509250977</w:t>
+              <w:t>0.422</w:t>
             </w:r>
           </w:p>
         </w:tc>
         <w:tc>
           <w:tcPr>
-            <w:tcW w:type="dxa" w:w="828"/>
+            <w:tcW w:type="dxa" w:w="1125"/>
             <w:vAlign w:val="center"/>
           </w:tcPr>
           <w:p>
+            <w:pPr>
+              <w:spacing w:line="360" w:lineRule="auto" w:before="0" w:after="0"/>
+            </w:pPr>
             <w:r>
               <w:rPr>
-                <w:sz w:val="14"/>
+                <w:rFonts w:ascii="Times New Roman" w:hAnsi="Times New Roman"/>
+                <w:color w:val="000000"/>
+                <w:sz w:val="26"/>
               </w:rPr>
-              <w:t>84.30829620361328</w:t>
+              <w:t>-2.139</w:t>
             </w:r>
           </w:p>
         </w:tc>
         <w:tc>
           <w:tcPr>
-            <w:tcW w:type="dxa" w:w="828"/>
+            <w:tcW w:type="dxa" w:w="1125"/>
             <w:vAlign w:val="center"/>
           </w:tcPr>
           <w:p>
+            <w:pPr>
+              <w:spacing w:line="360" w:lineRule="auto" w:before="0" w:after="0"/>
+            </w:pPr>
             <w:r>
               <w:rPr>
-                <w:sz w:val="14"/>
+                <w:rFonts w:ascii="Times New Roman" w:hAnsi="Times New Roman"/>
+                <w:color w:val="000000"/>
+                <w:sz w:val="26"/>
               </w:rPr>
-              <w:t>347.23046875</w:t>
+              <w:t>0.004</w:t>
             </w:r>
           </w:p>
         </w:tc>
         <w:tc>
           <w:tcPr>
-            <w:tcW w:type="dxa" w:w="828"/>
+            <w:tcW w:type="dxa" w:w="1125"/>
             <w:vAlign w:val="center"/>
           </w:tcPr>
           <w:p>
+            <w:pPr>
+              <w:spacing w:line="360" w:lineRule="auto" w:before="0" w:after="0"/>
+            </w:pPr>
             <w:r>
               <w:rPr>
-                <w:sz w:val="14"/>
+                <w:rFonts w:ascii="Times New Roman" w:hAnsi="Times New Roman"/>
+                <w:color w:val="000000"/>
+                <w:sz w:val="26"/>
               </w:rPr>
-              <w:t>1663.0999145507812</w:t>
+              <w:t>1.639</w:t>
             </w:r>
           </w:p>
         </w:tc>
         <w:tc>
           <w:tcPr>
-            <w:tcW w:type="dxa" w:w="828"/>
+            <w:tcW w:type="dxa" w:w="1125"/>
             <w:vAlign w:val="center"/>
           </w:tcPr>
           <w:p>
+            <w:pPr>
+              <w:spacing w:line="360" w:lineRule="auto" w:before="0" w:after="0"/>
+            </w:pPr>
             <w:r>
               <w:rPr>
-                <w:sz w:val="14"/>
+                <w:rFonts w:ascii="Times New Roman" w:hAnsi="Times New Roman"/>
+                <w:color w:val="000000"/>
+                <w:sz w:val="26"/>
               </w:rPr>
-              <w:t>2694.624755859375</w:t>
-            </w:r>
-          </w:p>
-        </w:tc>
-        <w:tc>
-          <w:tcPr>
-            <w:tcW w:type="dxa" w:w="828"/>
-            <w:vAlign w:val="center"/>
-          </w:tcPr>
-          <w:p>
-            <w:r>
-              <w:rPr>
-                <w:sz w:val="14"/>
-              </w:rPr>
-              <w:t>4831.3486328125</w:t>
-            </w:r>
-          </w:p>
-        </w:tc>
-        <w:tc>
-          <w:tcPr>
-            <w:tcW w:type="dxa" w:w="828"/>
-            <w:vAlign w:val="center"/>
-          </w:tcPr>
-          <w:p>
-            <w:r>
-              <w:rPr>
-                <w:sz w:val="14"/>
-              </w:rPr>
-              <w:t>0</w:t>
-            </w:r>
-          </w:p>
-        </w:tc>
-        <w:tc>
-          <w:tcPr>
-            <w:tcW w:type="dxa" w:w="828"/>
-            <w:vAlign w:val="center"/>
-          </w:tcPr>
-          <w:p>
-            <w:r>
-              <w:rPr>
-                <w:sz w:val="14"/>
-              </w:rPr>
-              <w:t>0.0</w:t>
-            </w:r>
-          </w:p>
-        </w:tc>
-        <w:tc>
-          <w:tcPr>
-            <w:tcW w:type="dxa" w:w="828"/>
-            <w:vAlign w:val="center"/>
-          </w:tcPr>
-          <w:p>
-            <w:r>
-              <w:rPr>
-                <w:sz w:val="14"/>
-              </w:rPr>
-              <w:t>2922</w:t>
+              <w:t>31.143</w:t>
             </w:r>
           </w:p>
         </w:tc>
@@ -2300,523 +4093,223 @@
       <w:tr>
         <w:tc>
           <w:tcPr>
-            <w:tcW w:type="dxa" w:w="828"/>
+            <w:tcW w:type="dxa" w:w="1125"/>
             <w:vAlign w:val="center"/>
           </w:tcPr>
           <w:p>
+            <w:pPr>
+              <w:spacing w:line="360" w:lineRule="auto" w:before="0" w:after="0"/>
+            </w:pPr>
             <w:r>
               <w:rPr>
-                <w:sz w:val="14"/>
+                <w:rFonts w:ascii="Times New Roman" w:hAnsi="Times New Roman"/>
+                <w:color w:val="000000"/>
+                <w:sz w:val="26"/>
               </w:rPr>
-              <w:t>US2Y</w:t>
+              <w:t>VIX_change_points</w:t>
             </w:r>
           </w:p>
         </w:tc>
         <w:tc>
           <w:tcPr>
-            <w:tcW w:type="dxa" w:w="828"/>
+            <w:tcW w:type="dxa" w:w="1125"/>
             <w:vAlign w:val="center"/>
           </w:tcPr>
           <w:p>
+            <w:pPr>
+              <w:spacing w:line="360" w:lineRule="auto" w:before="0" w:after="0"/>
+            </w:pPr>
             <w:r>
               <w:rPr>
-                <w:sz w:val="14"/>
+                <w:rFonts w:ascii="Times New Roman" w:hAnsi="Times New Roman"/>
+                <w:color w:val="000000"/>
+                <w:sz w:val="26"/>
               </w:rPr>
-              <w:t>1999.0</w:t>
+              <w:t>2,010</w:t>
             </w:r>
           </w:p>
         </w:tc>
         <w:tc>
           <w:tcPr>
-            <w:tcW w:type="dxa" w:w="828"/>
+            <w:tcW w:type="dxa" w:w="1125"/>
             <w:vAlign w:val="center"/>
           </w:tcPr>
           <w:p>
+            <w:pPr>
+              <w:spacing w:line="360" w:lineRule="auto" w:before="0" w:after="0"/>
+            </w:pPr>
             <w:r>
               <w:rPr>
-                <w:sz w:val="14"/>
+                <w:rFonts w:ascii="Times New Roman" w:hAnsi="Times New Roman"/>
+                <w:color w:val="000000"/>
+                <w:sz w:val="26"/>
               </w:rPr>
-              <w:t>2.6098199099549775</w:t>
+              <w:t>0.003</w:t>
             </w:r>
           </w:p>
         </w:tc>
         <w:tc>
           <w:tcPr>
-            <w:tcW w:type="dxa" w:w="828"/>
+            <w:tcW w:type="dxa" w:w="1125"/>
             <w:vAlign w:val="center"/>
           </w:tcPr>
           <w:p>
+            <w:pPr>
+              <w:spacing w:line="360" w:lineRule="auto" w:before="0" w:after="0"/>
+            </w:pPr>
             <w:r>
               <w:rPr>
-                <w:sz w:val="14"/>
+                <w:rFonts w:ascii="Times New Roman" w:hAnsi="Times New Roman"/>
+                <w:color w:val="000000"/>
+                <w:sz w:val="26"/>
               </w:rPr>
-              <w:t>1.6409110752080764</w:t>
+              <w:t>2.125</w:t>
             </w:r>
           </w:p>
         </w:tc>
         <w:tc>
           <w:tcPr>
-            <w:tcW w:type="dxa" w:w="828"/>
+            <w:tcW w:type="dxa" w:w="1125"/>
             <w:vAlign w:val="center"/>
           </w:tcPr>
           <w:p>
+            <w:pPr>
+              <w:spacing w:line="360" w:lineRule="auto" w:before="0" w:after="0"/>
+            </w:pPr>
             <w:r>
               <w:rPr>
-                <w:sz w:val="14"/>
+                <w:rFonts w:ascii="Times New Roman" w:hAnsi="Times New Roman"/>
+                <w:color w:val="000000"/>
+                <w:sz w:val="26"/>
               </w:rPr>
-              <w:t>0.09</w:t>
+              <w:t>-18.710</w:t>
             </w:r>
           </w:p>
         </w:tc>
         <w:tc>
           <w:tcPr>
-            <w:tcW w:type="dxa" w:w="828"/>
+            <w:tcW w:type="dxa" w:w="1125"/>
             <w:vAlign w:val="center"/>
           </w:tcPr>
           <w:p>
+            <w:pPr>
+              <w:spacing w:line="360" w:lineRule="auto" w:before="0" w:after="0"/>
+            </w:pPr>
             <w:r>
               <w:rPr>
-                <w:sz w:val="14"/>
+                <w:rFonts w:ascii="Times New Roman" w:hAnsi="Times New Roman"/>
+                <w:color w:val="000000"/>
+                <w:sz w:val="26"/>
               </w:rPr>
-              <w:t>1.39</w:t>
+              <w:t>-0.140</w:t>
             </w:r>
           </w:p>
         </w:tc>
         <w:tc>
           <w:tcPr>
-            <w:tcW w:type="dxa" w:w="828"/>
+            <w:tcW w:type="dxa" w:w="1125"/>
             <w:vAlign w:val="center"/>
           </w:tcPr>
           <w:p>
+            <w:pPr>
+              <w:spacing w:line="360" w:lineRule="auto" w:before="0" w:after="0"/>
+            </w:pPr>
             <w:r>
               <w:rPr>
-                <w:sz w:val="14"/>
+                <w:rFonts w:ascii="Times New Roman" w:hAnsi="Times New Roman"/>
+                <w:color w:val="000000"/>
+                <w:sz w:val="26"/>
               </w:rPr>
-              <w:t>2.63</w:t>
+              <w:t>24.860</w:t>
             </w:r>
           </w:p>
         </w:tc>
         <w:tc>
           <w:tcPr>
-            <w:tcW w:type="dxa" w:w="828"/>
+            <w:tcW w:type="dxa" w:w="1125"/>
             <w:vAlign w:val="center"/>
           </w:tcPr>
           <w:p>
+            <w:pPr>
+              <w:spacing w:line="360" w:lineRule="auto" w:before="0" w:after="0"/>
+            </w:pPr>
             <w:r>
               <w:rPr>
-                <w:sz w:val="14"/>
+                <w:rFonts w:ascii="Times New Roman" w:hAnsi="Times New Roman"/>
+                <w:color w:val="000000"/>
+                <w:sz w:val="26"/>
               </w:rPr>
-              <w:t>4.11</w:t>
+              <w:t>31.211</w:t>
+            </w:r>
+          </w:p>
+        </w:tc>
+      </w:tr>
+    </w:tbl>
+    <w:p>
+      <w:pPr>
+        <w:spacing w:line="360" w:lineRule="auto"/>
+      </w:pPr>
+      <w:r>
+        <w:rPr>
+          <w:rFonts w:ascii="Times New Roman" w:hAnsi="Times New Roman"/>
+          <w:color w:val="000000"/>
+          <w:sz w:val="26"/>
+        </w:rPr>
+        <w:t>Ma trận tương quan dùng cùng nhóm biến lợi suất/thay đổi được phân tích ở Chương 3. Hệ số tương quan mô tả quan hệ tuyến tính không điều kiện; tương quan không xác lập quan hệ nhân quả, và cỡ mẫu có thể khác nhau giữa các cặp biến nếu dùng loại bỏ thiếu theo cặp.</w:t>
+      </w:r>
+    </w:p>
+    <w:tbl>
+      <w:tblPr>
+        <w:tblStyle w:val="TableGrid"/>
+        <w:tblW w:type="auto" w:w="0"/>
+        <w:jc w:val="center"/>
+        <w:tblLayout w:type="autofit"/>
+        <w:tblLook w:firstColumn="1" w:firstRow="1" w:lastColumn="0" w:lastRow="0" w:noHBand="0" w:noVBand="1" w:val="04A0"/>
+      </w:tblPr>
+      <w:tblGrid>
+        <w:gridCol w:w="1500"/>
+        <w:gridCol w:w="1500"/>
+        <w:gridCol w:w="1500"/>
+        <w:gridCol w:w="1500"/>
+        <w:gridCol w:w="1500"/>
+        <w:gridCol w:w="1500"/>
+      </w:tblGrid>
+      <w:tr>
+        <w:tc>
+          <w:tcPr>
+            <w:tcW w:type="dxa" w:w="1500"/>
+            <w:vAlign w:val="center"/>
+          </w:tcPr>
+          <w:p>
+            <w:pPr>
+              <w:spacing w:line="360" w:lineRule="auto" w:before="0" w:after="0"/>
+            </w:pPr>
+            <w:r>
+              <w:rPr>
+                <w:rFonts w:ascii="Times New Roman" w:hAnsi="Times New Roman"/>
+                <w:b/>
+                <w:color w:val="000000"/>
+                <w:sz w:val="26"/>
+              </w:rPr>
+              <w:t>Unnamed: 0</w:t>
             </w:r>
           </w:p>
         </w:tc>
         <w:tc>
           <w:tcPr>
-            <w:tcW w:type="dxa" w:w="828"/>
+            <w:tcW w:type="dxa" w:w="1500"/>
             <w:vAlign w:val="center"/>
           </w:tcPr>
           <w:p>
+            <w:pPr>
+              <w:spacing w:line="360" w:lineRule="auto" w:before="0" w:after="0"/>
+            </w:pPr>
             <w:r>
               <w:rPr>
-                <w:sz w:val="14"/>
-              </w:rPr>
-              <w:t>5.19</w:t>
-            </w:r>
-          </w:p>
-        </w:tc>
-        <w:tc>
-          <w:tcPr>
-            <w:tcW w:type="dxa" w:w="828"/>
-            <w:vAlign w:val="center"/>
-          </w:tcPr>
-          <w:p>
-            <w:r>
-              <w:rPr>
-                <w:sz w:val="14"/>
-              </w:rPr>
-              <w:t>923</w:t>
-            </w:r>
-          </w:p>
-        </w:tc>
-        <w:tc>
-          <w:tcPr>
-            <w:tcW w:type="dxa" w:w="828"/>
-            <w:vAlign w:val="center"/>
-          </w:tcPr>
-          <w:p>
-            <w:r>
-              <w:rPr>
-                <w:sz w:val="14"/>
-              </w:rPr>
-              <w:t>31.587953456536617</w:t>
-            </w:r>
-          </w:p>
-        </w:tc>
-        <w:tc>
-          <w:tcPr>
-            <w:tcW w:type="dxa" w:w="828"/>
-            <w:vAlign w:val="center"/>
-          </w:tcPr>
-          <w:p>
-            <w:r>
-              <w:rPr>
-                <w:sz w:val="14"/>
-              </w:rPr>
-              <w:t>1999</w:t>
-            </w:r>
-          </w:p>
-        </w:tc>
-      </w:tr>
-      <w:tr>
-        <w:tc>
-          <w:tcPr>
-            <w:tcW w:type="dxa" w:w="828"/>
-            <w:vAlign w:val="center"/>
-          </w:tcPr>
-          <w:p>
-            <w:r>
-              <w:rPr>
-                <w:sz w:val="14"/>
-              </w:rPr>
-              <w:t>DXY</w:t>
-            </w:r>
-          </w:p>
-        </w:tc>
-        <w:tc>
-          <w:tcPr>
-            <w:tcW w:type="dxa" w:w="828"/>
-            <w:vAlign w:val="center"/>
-          </w:tcPr>
-          <w:p>
-            <w:r>
-              <w:rPr>
-                <w:sz w:val="14"/>
-              </w:rPr>
-              <w:t>2013.0</w:t>
-            </w:r>
-          </w:p>
-        </w:tc>
-        <w:tc>
-          <w:tcPr>
-            <w:tcW w:type="dxa" w:w="828"/>
-            <w:vAlign w:val="center"/>
-          </w:tcPr>
-          <w:p>
-            <w:r>
-              <w:rPr>
-                <w:sz w:val="14"/>
-              </w:rPr>
-              <w:t>98.96669156434106</w:t>
-            </w:r>
-          </w:p>
-        </w:tc>
-        <w:tc>
-          <w:tcPr>
-            <w:tcW w:type="dxa" w:w="828"/>
-            <w:vAlign w:val="center"/>
-          </w:tcPr>
-          <w:p>
-            <w:r>
-              <w:rPr>
-                <w:sz w:val="14"/>
-              </w:rPr>
-              <w:t>5.33206511982467</w:t>
-            </w:r>
-          </w:p>
-        </w:tc>
-        <w:tc>
-          <w:tcPr>
-            <w:tcW w:type="dxa" w:w="828"/>
-            <w:vAlign w:val="center"/>
-          </w:tcPr>
-          <w:p>
-            <w:r>
-              <w:rPr>
-                <w:sz w:val="14"/>
-              </w:rPr>
-              <w:t>88.58999633789062</w:t>
-            </w:r>
-          </w:p>
-        </w:tc>
-        <w:tc>
-          <w:tcPr>
-            <w:tcW w:type="dxa" w:w="828"/>
-            <w:vAlign w:val="center"/>
-          </w:tcPr>
-          <w:p>
-            <w:r>
-              <w:rPr>
-                <w:sz w:val="14"/>
-              </w:rPr>
-              <w:t>95.13999938964844</w:t>
-            </w:r>
-          </w:p>
-        </w:tc>
-        <w:tc>
-          <w:tcPr>
-            <w:tcW w:type="dxa" w:w="828"/>
-            <w:vAlign w:val="center"/>
-          </w:tcPr>
-          <w:p>
-            <w:r>
-              <w:rPr>
-                <w:sz w:val="14"/>
-              </w:rPr>
-              <w:t>98.26000213623048</w:t>
-            </w:r>
-          </w:p>
-        </w:tc>
-        <w:tc>
-          <w:tcPr>
-            <w:tcW w:type="dxa" w:w="828"/>
-            <w:vAlign w:val="center"/>
-          </w:tcPr>
-          <w:p>
-            <w:r>
-              <w:rPr>
-                <w:sz w:val="14"/>
-              </w:rPr>
-              <w:t>103.43000030517578</w:t>
-            </w:r>
-          </w:p>
-        </w:tc>
-        <w:tc>
-          <w:tcPr>
-            <w:tcW w:type="dxa" w:w="828"/>
-            <w:vAlign w:val="center"/>
-          </w:tcPr>
-          <w:p>
-            <w:r>
-              <w:rPr>
-                <w:sz w:val="14"/>
-              </w:rPr>
-              <w:t>114.11000061035156</w:t>
-            </w:r>
-          </w:p>
-        </w:tc>
-        <w:tc>
-          <w:tcPr>
-            <w:tcW w:type="dxa" w:w="828"/>
-            <w:vAlign w:val="center"/>
-          </w:tcPr>
-          <w:p>
-            <w:r>
-              <w:rPr>
-                <w:sz w:val="14"/>
-              </w:rPr>
-              <w:t>909</w:t>
-            </w:r>
-          </w:p>
-        </w:tc>
-        <w:tc>
-          <w:tcPr>
-            <w:tcW w:type="dxa" w:w="828"/>
-            <w:vAlign w:val="center"/>
-          </w:tcPr>
-          <w:p>
-            <w:r>
-              <w:rPr>
-                <w:sz w:val="14"/>
-              </w:rPr>
-              <w:t>31.108829568788497</w:t>
-            </w:r>
-          </w:p>
-        </w:tc>
-        <w:tc>
-          <w:tcPr>
-            <w:tcW w:type="dxa" w:w="828"/>
-            <w:vAlign w:val="center"/>
-          </w:tcPr>
-          <w:p>
-            <w:r>
-              <w:rPr>
-                <w:sz w:val="14"/>
-              </w:rPr>
-              <w:t>2013</w:t>
-            </w:r>
-          </w:p>
-        </w:tc>
-      </w:tr>
-      <w:tr>
-        <w:tc>
-          <w:tcPr>
-            <w:tcW w:type="dxa" w:w="828"/>
-            <w:vAlign w:val="center"/>
-          </w:tcPr>
-          <w:p>
-            <w:r>
-              <w:rPr>
-                <w:sz w:val="14"/>
-              </w:rPr>
-              <w:t>VIX</w:t>
-            </w:r>
-          </w:p>
-        </w:tc>
-        <w:tc>
-          <w:tcPr>
-            <w:tcW w:type="dxa" w:w="828"/>
-            <w:vAlign w:val="center"/>
-          </w:tcPr>
-          <w:p>
-            <w:r>
-              <w:rPr>
-                <w:sz w:val="14"/>
-              </w:rPr>
-              <w:t>2011.0</w:t>
-            </w:r>
-          </w:p>
-        </w:tc>
-        <w:tc>
-          <w:tcPr>
-            <w:tcW w:type="dxa" w:w="828"/>
-            <w:vAlign w:val="center"/>
-          </w:tcPr>
-          <w:p>
-            <w:r>
-              <w:rPr>
-                <w:sz w:val="14"/>
-              </w:rPr>
-              <w:t>19.756752871566007</w:t>
-            </w:r>
-          </w:p>
-        </w:tc>
-        <w:tc>
-          <w:tcPr>
-            <w:tcW w:type="dxa" w:w="828"/>
-            <w:vAlign w:val="center"/>
-          </w:tcPr>
-          <w:p>
-            <w:r>
-              <w:rPr>
-                <w:sz w:val="14"/>
-              </w:rPr>
-              <w:t>7.460941790279774</w:t>
-            </w:r>
-          </w:p>
-        </w:tc>
-        <w:tc>
-          <w:tcPr>
-            <w:tcW w:type="dxa" w:w="828"/>
-            <w:vAlign w:val="center"/>
-          </w:tcPr>
-          <w:p>
-            <w:r>
-              <w:rPr>
-                <w:sz w:val="14"/>
-              </w:rPr>
-              <w:t>9.149999618530272</w:t>
-            </w:r>
-          </w:p>
-        </w:tc>
-        <w:tc>
-          <w:tcPr>
-            <w:tcW w:type="dxa" w:w="828"/>
-            <w:vAlign w:val="center"/>
-          </w:tcPr>
-          <w:p>
-            <w:r>
-              <w:rPr>
-                <w:sz w:val="14"/>
-              </w:rPr>
-              <w:t>14.824999809265138</w:t>
-            </w:r>
-          </w:p>
-        </w:tc>
-        <w:tc>
-          <w:tcPr>
-            <w:tcW w:type="dxa" w:w="828"/>
-            <w:vAlign w:val="center"/>
-          </w:tcPr>
-          <w:p>
-            <w:r>
-              <w:rPr>
-                <w:sz w:val="14"/>
-              </w:rPr>
-              <w:t>17.8799991607666</w:t>
-            </w:r>
-          </w:p>
-        </w:tc>
-        <w:tc>
-          <w:tcPr>
-            <w:tcW w:type="dxa" w:w="828"/>
-            <w:vAlign w:val="center"/>
-          </w:tcPr>
-          <w:p>
-            <w:r>
-              <w:rPr>
-                <w:sz w:val="14"/>
-              </w:rPr>
-              <w:t>22.559999465942383</w:t>
-            </w:r>
-          </w:p>
-        </w:tc>
-        <w:tc>
-          <w:tcPr>
-            <w:tcW w:type="dxa" w:w="828"/>
-            <w:vAlign w:val="center"/>
-          </w:tcPr>
-          <w:p>
-            <w:r>
-              <w:rPr>
-                <w:sz w:val="14"/>
-              </w:rPr>
-              <w:t>82.69000244140625</w:t>
-            </w:r>
-          </w:p>
-        </w:tc>
-        <w:tc>
-          <w:tcPr>
-            <w:tcW w:type="dxa" w:w="828"/>
-            <w:vAlign w:val="center"/>
-          </w:tcPr>
-          <w:p>
-            <w:r>
-              <w:rPr>
-                <w:sz w:val="14"/>
-              </w:rPr>
-              <w:t>911</w:t>
-            </w:r>
-          </w:p>
-        </w:tc>
-        <w:tc>
-          <w:tcPr>
-            <w:tcW w:type="dxa" w:w="828"/>
-            <w:vAlign w:val="center"/>
-          </w:tcPr>
-          <w:p>
-            <w:r>
-              <w:rPr>
-                <w:sz w:val="14"/>
-              </w:rPr>
-              <w:t>31.177275838466805</w:t>
-            </w:r>
-          </w:p>
-        </w:tc>
-        <w:tc>
-          <w:tcPr>
-            <w:tcW w:type="dxa" w:w="828"/>
-            <w:vAlign w:val="center"/>
-          </w:tcPr>
-          <w:p>
-            <w:r>
-              <w:rPr>
-                <w:sz w:val="14"/>
-              </w:rPr>
-              <w:t>2011</w:t>
-            </w:r>
-          </w:p>
-        </w:tc>
-      </w:tr>
-      <w:tr>
-        <w:tc>
-          <w:tcPr>
-            <w:tcW w:type="dxa" w:w="828"/>
-            <w:vAlign w:val="center"/>
-          </w:tcPr>
-          <w:p>
-            <w:r>
-              <w:rPr>
-                <w:sz w:val="14"/>
+                <w:rFonts w:ascii="Times New Roman" w:hAnsi="Times New Roman"/>
+                <w:b/>
+                <w:color w:val="000000"/>
+                <w:sz w:val="26"/>
               </w:rPr>
               <w:t>BTC_log_return_pct</w:t>
             </w:r>
@@ -2824,169 +4317,19 @@
         </w:tc>
         <w:tc>
           <w:tcPr>
-            <w:tcW w:type="dxa" w:w="828"/>
+            <w:tcW w:type="dxa" w:w="1500"/>
             <w:vAlign w:val="center"/>
           </w:tcPr>
           <w:p>
+            <w:pPr>
+              <w:spacing w:line="360" w:lineRule="auto" w:before="0" w:after="0"/>
+            </w:pPr>
             <w:r>
               <w:rPr>
-                <w:sz w:val="14"/>
-              </w:rPr>
-              <w:t>2921.0</w:t>
-            </w:r>
-          </w:p>
-        </w:tc>
-        <w:tc>
-          <w:tcPr>
-            <w:tcW w:type="dxa" w:w="828"/>
-            <w:vAlign w:val="center"/>
-          </w:tcPr>
-          <w:p>
-            <w:r>
-              <w:rPr>
-                <w:sz w:val="14"/>
-              </w:rPr>
-              <w:t>0.0635903050919752</w:t>
-            </w:r>
-          </w:p>
-        </w:tc>
-        <w:tc>
-          <w:tcPr>
-            <w:tcW w:type="dxa" w:w="828"/>
-            <w:vAlign w:val="center"/>
-          </w:tcPr>
-          <w:p>
-            <w:r>
-              <w:rPr>
-                <w:sz w:val="14"/>
-              </w:rPr>
-              <w:t>3.425142882839632</w:t>
-            </w:r>
-          </w:p>
-        </w:tc>
-        <w:tc>
-          <w:tcPr>
-            <w:tcW w:type="dxa" w:w="828"/>
-            <w:vAlign w:val="center"/>
-          </w:tcPr>
-          <w:p>
-            <w:r>
-              <w:rPr>
-                <w:sz w:val="14"/>
-              </w:rPr>
-              <w:t>-46.4730175339773</w:t>
-            </w:r>
-          </w:p>
-        </w:tc>
-        <w:tc>
-          <w:tcPr>
-            <w:tcW w:type="dxa" w:w="828"/>
-            <w:vAlign w:val="center"/>
-          </w:tcPr>
-          <w:p>
-            <w:r>
-              <w:rPr>
-                <w:sz w:val="14"/>
-              </w:rPr>
-              <w:t>-1.3518646577317168</w:t>
-            </w:r>
-          </w:p>
-        </w:tc>
-        <w:tc>
-          <w:tcPr>
-            <w:tcW w:type="dxa" w:w="828"/>
-            <w:vAlign w:val="center"/>
-          </w:tcPr>
-          <w:p>
-            <w:r>
-              <w:rPr>
-                <w:sz w:val="14"/>
-              </w:rPr>
-              <w:t>0.0741215667556981</w:t>
-            </w:r>
-          </w:p>
-        </w:tc>
-        <w:tc>
-          <w:tcPr>
-            <w:tcW w:type="dxa" w:w="828"/>
-            <w:vAlign w:val="center"/>
-          </w:tcPr>
-          <w:p>
-            <w:r>
-              <w:rPr>
-                <w:sz w:val="14"/>
-              </w:rPr>
-              <w:t>1.5173852958685845</w:t>
-            </w:r>
-          </w:p>
-        </w:tc>
-        <w:tc>
-          <w:tcPr>
-            <w:tcW w:type="dxa" w:w="828"/>
-            <w:vAlign w:val="center"/>
-          </w:tcPr>
-          <w:p>
-            <w:r>
-              <w:rPr>
-                <w:sz w:val="14"/>
-              </w:rPr>
-              <w:t>17.18205618881233</w:t>
-            </w:r>
-          </w:p>
-        </w:tc>
-        <w:tc>
-          <w:tcPr>
-            <w:tcW w:type="dxa" w:w="828"/>
-            <w:vAlign w:val="center"/>
-          </w:tcPr>
-          <w:p>
-            <w:r>
-              <w:rPr>
-                <w:sz w:val="14"/>
-              </w:rPr>
-              <w:t>1</w:t>
-            </w:r>
-          </w:p>
-        </w:tc>
-        <w:tc>
-          <w:tcPr>
-            <w:tcW w:type="dxa" w:w="828"/>
-            <w:vAlign w:val="center"/>
-          </w:tcPr>
-          <w:p>
-            <w:r>
-              <w:rPr>
-                <w:sz w:val="14"/>
-              </w:rPr>
-              <w:t>0.0342231348391512</w:t>
-            </w:r>
-          </w:p>
-        </w:tc>
-        <w:tc>
-          <w:tcPr>
-            <w:tcW w:type="dxa" w:w="828"/>
-            <w:vAlign w:val="center"/>
-          </w:tcPr>
-          <w:p>
-            <w:r>
-              <w:rPr>
-                <w:sz w:val="14"/>
-              </w:rPr>
-              <w:t>2921</w:t>
-            </w:r>
-          </w:p>
-        </w:tc>
-      </w:tr>
-      <w:tr>
-        <w:tc>
-          <w:tcPr>
-            <w:tcW w:type="dxa" w:w="828"/>
-            <w:vAlign w:val="center"/>
-          </w:tcPr>
-          <w:p>
-            <w:r>
-              <w:rPr>
-                <w:sz w:val="14"/>
+                <w:rFonts w:ascii="Times New Roman" w:hAnsi="Times New Roman"/>
+                <w:b/>
+                <w:color w:val="000000"/>
+                <w:sz w:val="26"/>
               </w:rPr>
               <w:t>ETH_log_return_pct</w:t>
             </w:r>
@@ -2994,169 +4337,19 @@
         </w:tc>
         <w:tc>
           <w:tcPr>
-            <w:tcW w:type="dxa" w:w="828"/>
+            <w:tcW w:type="dxa" w:w="1500"/>
             <w:vAlign w:val="center"/>
           </w:tcPr>
           <w:p>
+            <w:pPr>
+              <w:spacing w:line="360" w:lineRule="auto" w:before="0" w:after="0"/>
+            </w:pPr>
             <w:r>
               <w:rPr>
-                <w:sz w:val="14"/>
-              </w:rPr>
-              <w:t>2921.0</w:t>
-            </w:r>
-          </w:p>
-        </w:tc>
-        <w:tc>
-          <w:tcPr>
-            <w:tcW w:type="dxa" w:w="828"/>
-            <w:vAlign w:val="center"/>
-          </w:tcPr>
-          <w:p>
-            <w:r>
-              <w:rPr>
-                <w:sz w:val="14"/>
-              </w:rPr>
-              <w:t>0.0460631560130479</w:t>
-            </w:r>
-          </w:p>
-        </w:tc>
-        <w:tc>
-          <w:tcPr>
-            <w:tcW w:type="dxa" w:w="828"/>
-            <w:vAlign w:val="center"/>
-          </w:tcPr>
-          <w:p>
-            <w:r>
-              <w:rPr>
-                <w:sz w:val="14"/>
-              </w:rPr>
-              <w:t>4.497714078084061</w:t>
-            </w:r>
-          </w:p>
-        </w:tc>
-        <w:tc>
-          <w:tcPr>
-            <w:tcW w:type="dxa" w:w="828"/>
-            <w:vAlign w:val="center"/>
-          </w:tcPr>
-          <w:p>
-            <w:r>
-              <w:rPr>
-                <w:sz w:val="14"/>
-              </w:rPr>
-              <w:t>-55.073174382201096</w:t>
-            </w:r>
-          </w:p>
-        </w:tc>
-        <w:tc>
-          <w:tcPr>
-            <w:tcW w:type="dxa" w:w="828"/>
-            <w:vAlign w:val="center"/>
-          </w:tcPr>
-          <w:p>
-            <w:r>
-              <w:rPr>
-                <w:sz w:val="14"/>
-              </w:rPr>
-              <w:t>-1.9119088823289987</w:t>
-            </w:r>
-          </w:p>
-        </w:tc>
-        <w:tc>
-          <w:tcPr>
-            <w:tcW w:type="dxa" w:w="828"/>
-            <w:vAlign w:val="center"/>
-          </w:tcPr>
-          <w:p>
-            <w:r>
-              <w:rPr>
-                <w:sz w:val="14"/>
-              </w:rPr>
-              <w:t>0.0587892973616629</w:t>
-            </w:r>
-          </w:p>
-        </w:tc>
-        <w:tc>
-          <w:tcPr>
-            <w:tcW w:type="dxa" w:w="828"/>
-            <w:vAlign w:val="center"/>
-          </w:tcPr>
-          <w:p>
-            <w:r>
-              <w:rPr>
-                <w:sz w:val="14"/>
-              </w:rPr>
-              <w:t>2.122150798980925</w:t>
-            </w:r>
-          </w:p>
-        </w:tc>
-        <w:tc>
-          <w:tcPr>
-            <w:tcW w:type="dxa" w:w="828"/>
-            <w:vAlign w:val="center"/>
-          </w:tcPr>
-          <w:p>
-            <w:r>
-              <w:rPr>
-                <w:sz w:val="14"/>
-              </w:rPr>
-              <w:t>23.06952290011305</w:t>
-            </w:r>
-          </w:p>
-        </w:tc>
-        <w:tc>
-          <w:tcPr>
-            <w:tcW w:type="dxa" w:w="828"/>
-            <w:vAlign w:val="center"/>
-          </w:tcPr>
-          <w:p>
-            <w:r>
-              <w:rPr>
-                <w:sz w:val="14"/>
-              </w:rPr>
-              <w:t>1</w:t>
-            </w:r>
-          </w:p>
-        </w:tc>
-        <w:tc>
-          <w:tcPr>
-            <w:tcW w:type="dxa" w:w="828"/>
-            <w:vAlign w:val="center"/>
-          </w:tcPr>
-          <w:p>
-            <w:r>
-              <w:rPr>
-                <w:sz w:val="14"/>
-              </w:rPr>
-              <w:t>0.0342231348391512</w:t>
-            </w:r>
-          </w:p>
-        </w:tc>
-        <w:tc>
-          <w:tcPr>
-            <w:tcW w:type="dxa" w:w="828"/>
-            <w:vAlign w:val="center"/>
-          </w:tcPr>
-          <w:p>
-            <w:r>
-              <w:rPr>
-                <w:sz w:val="14"/>
-              </w:rPr>
-              <w:t>2921</w:t>
-            </w:r>
-          </w:p>
-        </w:tc>
-      </w:tr>
-      <w:tr>
-        <w:tc>
-          <w:tcPr>
-            <w:tcW w:type="dxa" w:w="828"/>
-            <w:vAlign w:val="center"/>
-          </w:tcPr>
-          <w:p>
-            <w:r>
-              <w:rPr>
-                <w:sz w:val="14"/>
+                <w:rFonts w:ascii="Times New Roman" w:hAnsi="Times New Roman"/>
+                <w:b/>
+                <w:color w:val="000000"/>
+                <w:sz w:val="26"/>
               </w:rPr>
               <w:t>US2Y_change_pp</w:t>
             </w:r>
@@ -3164,509 +4357,19 @@
         </w:tc>
         <w:tc>
           <w:tcPr>
-            <w:tcW w:type="dxa" w:w="828"/>
+            <w:tcW w:type="dxa" w:w="1500"/>
             <w:vAlign w:val="center"/>
           </w:tcPr>
           <w:p>
+            <w:pPr>
+              <w:spacing w:line="360" w:lineRule="auto" w:before="0" w:after="0"/>
+            </w:pPr>
             <w:r>
               <w:rPr>
-                <w:sz w:val="14"/>
-              </w:rPr>
-              <w:t>1998.0</w:t>
-            </w:r>
-          </w:p>
-        </w:tc>
-        <w:tc>
-          <w:tcPr>
-            <w:tcW w:type="dxa" w:w="828"/>
-            <w:vAlign w:val="center"/>
-          </w:tcPr>
-          <w:p>
-            <w:r>
-              <w:rPr>
-                <w:sz w:val="14"/>
-              </w:rPr>
-              <w:t>0.0007757757757757</w:t>
-            </w:r>
-          </w:p>
-        </w:tc>
-        <w:tc>
-          <w:tcPr>
-            <w:tcW w:type="dxa" w:w="828"/>
-            <w:vAlign w:val="center"/>
-          </w:tcPr>
-          <w:p>
-            <w:r>
-              <w:rPr>
-                <w:sz w:val="14"/>
-              </w:rPr>
-              <w:t>0.057973184395349</w:t>
-            </w:r>
-          </w:p>
-        </w:tc>
-        <w:tc>
-          <w:tcPr>
-            <w:tcW w:type="dxa" w:w="828"/>
-            <w:vAlign w:val="center"/>
-          </w:tcPr>
-          <w:p>
-            <w:r>
-              <w:rPr>
-                <w:sz w:val="14"/>
-              </w:rPr>
-              <w:t>-0.5699999999999994</w:t>
-            </w:r>
-          </w:p>
-        </w:tc>
-        <w:tc>
-          <w:tcPr>
-            <w:tcW w:type="dxa" w:w="828"/>
-            <w:vAlign w:val="center"/>
-          </w:tcPr>
-          <w:p>
-            <w:r>
-              <w:rPr>
-                <w:sz w:val="14"/>
-              </w:rPr>
-              <w:t>-0.02</w:t>
-            </w:r>
-          </w:p>
-        </w:tc>
-        <w:tc>
-          <w:tcPr>
-            <w:tcW w:type="dxa" w:w="828"/>
-            <w:vAlign w:val="center"/>
-          </w:tcPr>
-          <w:p>
-            <w:r>
-              <w:rPr>
-                <w:sz w:val="14"/>
-              </w:rPr>
-              <w:t>0.0</w:t>
-            </w:r>
-          </w:p>
-        </w:tc>
-        <w:tc>
-          <w:tcPr>
-            <w:tcW w:type="dxa" w:w="828"/>
-            <w:vAlign w:val="center"/>
-          </w:tcPr>
-          <w:p>
-            <w:r>
-              <w:rPr>
-                <w:sz w:val="14"/>
-              </w:rPr>
-              <w:t>0.0299999999999998</w:t>
-            </w:r>
-          </w:p>
-        </w:tc>
-        <w:tc>
-          <w:tcPr>
-            <w:tcW w:type="dxa" w:w="828"/>
-            <w:vAlign w:val="center"/>
-          </w:tcPr>
-          <w:p>
-            <w:r>
-              <w:rPr>
-                <w:sz w:val="14"/>
-              </w:rPr>
-              <w:t>0.3399999999999998</w:t>
-            </w:r>
-          </w:p>
-        </w:tc>
-        <w:tc>
-          <w:tcPr>
-            <w:tcW w:type="dxa" w:w="828"/>
-            <w:vAlign w:val="center"/>
-          </w:tcPr>
-          <w:p>
-            <w:r>
-              <w:rPr>
-                <w:sz w:val="14"/>
-              </w:rPr>
-              <w:t>924</w:t>
-            </w:r>
-          </w:p>
-        </w:tc>
-        <w:tc>
-          <w:tcPr>
-            <w:tcW w:type="dxa" w:w="828"/>
-            <w:vAlign w:val="center"/>
-          </w:tcPr>
-          <w:p>
-            <w:r>
-              <w:rPr>
-                <w:sz w:val="14"/>
-              </w:rPr>
-              <w:t>31.622176591375773</w:t>
-            </w:r>
-          </w:p>
-        </w:tc>
-        <w:tc>
-          <w:tcPr>
-            <w:tcW w:type="dxa" w:w="828"/>
-            <w:vAlign w:val="center"/>
-          </w:tcPr>
-          <w:p>
-            <w:r>
-              <w:rPr>
-                <w:sz w:val="14"/>
-              </w:rPr>
-              <w:t>1998</w:t>
-            </w:r>
-          </w:p>
-        </w:tc>
-      </w:tr>
-      <w:tr>
-        <w:tc>
-          <w:tcPr>
-            <w:tcW w:type="dxa" w:w="828"/>
-            <w:vAlign w:val="center"/>
-          </w:tcPr>
-          <w:p>
-            <w:r>
-              <w:rPr>
-                <w:sz w:val="14"/>
-              </w:rPr>
-              <w:t>US2Y_observation_gap_days</w:t>
-            </w:r>
-          </w:p>
-        </w:tc>
-        <w:tc>
-          <w:tcPr>
-            <w:tcW w:type="dxa" w:w="828"/>
-            <w:vAlign w:val="center"/>
-          </w:tcPr>
-          <w:p>
-            <w:r>
-              <w:rPr>
-                <w:sz w:val="14"/>
-              </w:rPr>
-              <w:t>1998.0</w:t>
-            </w:r>
-          </w:p>
-        </w:tc>
-        <w:tc>
-          <w:tcPr>
-            <w:tcW w:type="dxa" w:w="828"/>
-            <w:vAlign w:val="center"/>
-          </w:tcPr>
-          <w:p>
-            <w:r>
-              <w:rPr>
-                <w:sz w:val="14"/>
-              </w:rPr>
-              <w:t>1.4614614614614614</w:t>
-            </w:r>
-          </w:p>
-        </w:tc>
-        <w:tc>
-          <w:tcPr>
-            <w:tcW w:type="dxa" w:w="828"/>
-            <w:vAlign w:val="center"/>
-          </w:tcPr>
-          <w:p>
-            <w:r>
-              <w:rPr>
-                <w:sz w:val="14"/>
-              </w:rPr>
-              <w:t>0.8901993870416373</w:t>
-            </w:r>
-          </w:p>
-        </w:tc>
-        <w:tc>
-          <w:tcPr>
-            <w:tcW w:type="dxa" w:w="828"/>
-            <w:vAlign w:val="center"/>
-          </w:tcPr>
-          <w:p>
-            <w:r>
-              <w:rPr>
-                <w:sz w:val="14"/>
-              </w:rPr>
-              <w:t>1.0</w:t>
-            </w:r>
-          </w:p>
-        </w:tc>
-        <w:tc>
-          <w:tcPr>
-            <w:tcW w:type="dxa" w:w="828"/>
-            <w:vAlign w:val="center"/>
-          </w:tcPr>
-          <w:p>
-            <w:r>
-              <w:rPr>
-                <w:sz w:val="14"/>
-              </w:rPr>
-              <w:t>1.0</w:t>
-            </w:r>
-          </w:p>
-        </w:tc>
-        <w:tc>
-          <w:tcPr>
-            <w:tcW w:type="dxa" w:w="828"/>
-            <w:vAlign w:val="center"/>
-          </w:tcPr>
-          <w:p>
-            <w:r>
-              <w:rPr>
-                <w:sz w:val="14"/>
-              </w:rPr>
-              <w:t>1.0</w:t>
-            </w:r>
-          </w:p>
-        </w:tc>
-        <w:tc>
-          <w:tcPr>
-            <w:tcW w:type="dxa" w:w="828"/>
-            <w:vAlign w:val="center"/>
-          </w:tcPr>
-          <w:p>
-            <w:r>
-              <w:rPr>
-                <w:sz w:val="14"/>
-              </w:rPr>
-              <w:t>1.0</w:t>
-            </w:r>
-          </w:p>
-        </w:tc>
-        <w:tc>
-          <w:tcPr>
-            <w:tcW w:type="dxa" w:w="828"/>
-            <w:vAlign w:val="center"/>
-          </w:tcPr>
-          <w:p>
-            <w:r>
-              <w:rPr>
-                <w:sz w:val="14"/>
-              </w:rPr>
-              <w:t>4.0</w:t>
-            </w:r>
-          </w:p>
-        </w:tc>
-        <w:tc>
-          <w:tcPr>
-            <w:tcW w:type="dxa" w:w="828"/>
-            <w:vAlign w:val="center"/>
-          </w:tcPr>
-          <w:p>
-            <w:r>
-              <w:rPr>
-                <w:sz w:val="14"/>
-              </w:rPr>
-              <w:t>924</w:t>
-            </w:r>
-          </w:p>
-        </w:tc>
-        <w:tc>
-          <w:tcPr>
-            <w:tcW w:type="dxa" w:w="828"/>
-            <w:vAlign w:val="center"/>
-          </w:tcPr>
-          <w:p>
-            <w:r>
-              <w:rPr>
-                <w:sz w:val="14"/>
-              </w:rPr>
-              <w:t>31.622176591375773</w:t>
-            </w:r>
-          </w:p>
-        </w:tc>
-        <w:tc>
-          <w:tcPr>
-            <w:tcW w:type="dxa" w:w="828"/>
-            <w:vAlign w:val="center"/>
-          </w:tcPr>
-          <w:p>
-            <w:r>
-              <w:rPr>
-                <w:sz w:val="14"/>
-              </w:rPr>
-              <w:t>1998</w:t>
-            </w:r>
-          </w:p>
-        </w:tc>
-      </w:tr>
-      <w:tr>
-        <w:tc>
-          <w:tcPr>
-            <w:tcW w:type="dxa" w:w="828"/>
-            <w:vAlign w:val="center"/>
-          </w:tcPr>
-          <w:p>
-            <w:r>
-              <w:rPr>
-                <w:sz w:val="14"/>
-              </w:rPr>
-              <w:t>US2Y_observed</w:t>
-            </w:r>
-          </w:p>
-        </w:tc>
-        <w:tc>
-          <w:tcPr>
-            <w:tcW w:type="dxa" w:w="828"/>
-            <w:vAlign w:val="center"/>
-          </w:tcPr>
-          <w:p>
-            <w:r>
-              <w:rPr>
-                <w:sz w:val="14"/>
-              </w:rPr>
-              <w:t>2922.0</w:t>
-            </w:r>
-          </w:p>
-        </w:tc>
-        <w:tc>
-          <w:tcPr>
-            <w:tcW w:type="dxa" w:w="828"/>
-            <w:vAlign w:val="center"/>
-          </w:tcPr>
-          <w:p>
-            <w:r>
-              <w:rPr>
-                <w:sz w:val="14"/>
-              </w:rPr>
-              <w:t>0.6841204654346338</w:t>
-            </w:r>
-          </w:p>
-        </w:tc>
-        <w:tc>
-          <w:tcPr>
-            <w:tcW w:type="dxa" w:w="828"/>
-            <w:vAlign w:val="center"/>
-          </w:tcPr>
-          <w:p>
-            <w:r>
-              <w:rPr>
-                <w:sz w:val="14"/>
-              </w:rPr>
-              <w:t>0.4649447661851189</w:t>
-            </w:r>
-          </w:p>
-        </w:tc>
-        <w:tc>
-          <w:tcPr>
-            <w:tcW w:type="dxa" w:w="828"/>
-            <w:vAlign w:val="center"/>
-          </w:tcPr>
-          <w:p>
-            <w:r>
-              <w:rPr>
-                <w:sz w:val="14"/>
-              </w:rPr>
-              <w:t>0.0</w:t>
-            </w:r>
-          </w:p>
-        </w:tc>
-        <w:tc>
-          <w:tcPr>
-            <w:tcW w:type="dxa" w:w="828"/>
-            <w:vAlign w:val="center"/>
-          </w:tcPr>
-          <w:p>
-            <w:r>
-              <w:rPr>
-                <w:sz w:val="14"/>
-              </w:rPr>
-              <w:t>0.0</w:t>
-            </w:r>
-          </w:p>
-        </w:tc>
-        <w:tc>
-          <w:tcPr>
-            <w:tcW w:type="dxa" w:w="828"/>
-            <w:vAlign w:val="center"/>
-          </w:tcPr>
-          <w:p>
-            <w:r>
-              <w:rPr>
-                <w:sz w:val="14"/>
-              </w:rPr>
-              <w:t>1.0</w:t>
-            </w:r>
-          </w:p>
-        </w:tc>
-        <w:tc>
-          <w:tcPr>
-            <w:tcW w:type="dxa" w:w="828"/>
-            <w:vAlign w:val="center"/>
-          </w:tcPr>
-          <w:p>
-            <w:r>
-              <w:rPr>
-                <w:sz w:val="14"/>
-              </w:rPr>
-              <w:t>1.0</w:t>
-            </w:r>
-          </w:p>
-        </w:tc>
-        <w:tc>
-          <w:tcPr>
-            <w:tcW w:type="dxa" w:w="828"/>
-            <w:vAlign w:val="center"/>
-          </w:tcPr>
-          <w:p>
-            <w:r>
-              <w:rPr>
-                <w:sz w:val="14"/>
-              </w:rPr>
-              <w:t>1.0</w:t>
-            </w:r>
-          </w:p>
-        </w:tc>
-        <w:tc>
-          <w:tcPr>
-            <w:tcW w:type="dxa" w:w="828"/>
-            <w:vAlign w:val="center"/>
-          </w:tcPr>
-          <w:p>
-            <w:r>
-              <w:rPr>
-                <w:sz w:val="14"/>
-              </w:rPr>
-              <w:t>0</w:t>
-            </w:r>
-          </w:p>
-        </w:tc>
-        <w:tc>
-          <w:tcPr>
-            <w:tcW w:type="dxa" w:w="828"/>
-            <w:vAlign w:val="center"/>
-          </w:tcPr>
-          <w:p>
-            <w:r>
-              <w:rPr>
-                <w:sz w:val="14"/>
-              </w:rPr>
-              <w:t>0.0</w:t>
-            </w:r>
-          </w:p>
-        </w:tc>
-        <w:tc>
-          <w:tcPr>
-            <w:tcW w:type="dxa" w:w="828"/>
-            <w:vAlign w:val="center"/>
-          </w:tcPr>
-          <w:p>
-            <w:r>
-              <w:rPr>
-                <w:sz w:val="14"/>
-              </w:rPr>
-              <w:t>2922</w:t>
-            </w:r>
-          </w:p>
-        </w:tc>
-      </w:tr>
-      <w:tr>
-        <w:tc>
-          <w:tcPr>
-            <w:tcW w:type="dxa" w:w="828"/>
-            <w:vAlign w:val="center"/>
-          </w:tcPr>
-          <w:p>
-            <w:r>
-              <w:rPr>
-                <w:sz w:val="14"/>
+                <w:rFonts w:ascii="Times New Roman" w:hAnsi="Times New Roman"/>
+                <w:b/>
+                <w:color w:val="000000"/>
+                <w:sz w:val="26"/>
               </w:rPr>
               <w:t>DXY_log_return_pct</w:t>
             </w:r>
@@ -3674,940 +4377,19 @@
         </w:tc>
         <w:tc>
           <w:tcPr>
-            <w:tcW w:type="dxa" w:w="828"/>
+            <w:tcW w:type="dxa" w:w="1500"/>
             <w:vAlign w:val="center"/>
           </w:tcPr>
           <w:p>
+            <w:pPr>
+              <w:spacing w:line="360" w:lineRule="auto" w:before="0" w:after="0"/>
+            </w:pPr>
             <w:r>
               <w:rPr>
-                <w:sz w:val="14"/>
-              </w:rPr>
-              <w:t>2012.0</w:t>
-            </w:r>
-          </w:p>
-        </w:tc>
-        <w:tc>
-          <w:tcPr>
-            <w:tcW w:type="dxa" w:w="828"/>
-            <w:vAlign w:val="center"/>
-          </w:tcPr>
-          <w:p>
-            <w:r>
-              <w:rPr>
-                <w:sz w:val="14"/>
-              </w:rPr>
-              <w:t>0.0033630089554624</w:t>
-            </w:r>
-          </w:p>
-        </w:tc>
-        <w:tc>
-          <w:tcPr>
-            <w:tcW w:type="dxa" w:w="828"/>
-            <w:vAlign w:val="center"/>
-          </w:tcPr>
-          <w:p>
-            <w:r>
-              <w:rPr>
-                <w:sz w:val="14"/>
-              </w:rPr>
-              <w:t>0.4215931367061978</w:t>
-            </w:r>
-          </w:p>
-        </w:tc>
-        <w:tc>
-          <w:tcPr>
-            <w:tcW w:type="dxa" w:w="828"/>
-            <w:vAlign w:val="center"/>
-          </w:tcPr>
-          <w:p>
-            <w:r>
-              <w:rPr>
-                <w:sz w:val="14"/>
-              </w:rPr>
-              <w:t>-2.1394159785777993</w:t>
-            </w:r>
-          </w:p>
-        </w:tc>
-        <w:tc>
-          <w:tcPr>
-            <w:tcW w:type="dxa" w:w="828"/>
-            <w:vAlign w:val="center"/>
-          </w:tcPr>
-          <w:p>
-            <w:r>
-              <w:rPr>
-                <w:sz w:val="14"/>
-              </w:rPr>
-              <w:t>-0.2450344980423464</w:t>
-            </w:r>
-          </w:p>
-        </w:tc>
-        <w:tc>
-          <w:tcPr>
-            <w:tcW w:type="dxa" w:w="828"/>
-            <w:vAlign w:val="center"/>
-          </w:tcPr>
-          <w:p>
-            <w:r>
-              <w:rPr>
-                <w:sz w:val="14"/>
-              </w:rPr>
-              <w:t>0.004382865026506</w:t>
-            </w:r>
-          </w:p>
-        </w:tc>
-        <w:tc>
-          <w:tcPr>
-            <w:tcW w:type="dxa" w:w="828"/>
-            <w:vAlign w:val="center"/>
-          </w:tcPr>
-          <w:p>
-            <w:r>
-              <w:rPr>
-                <w:sz w:val="14"/>
-              </w:rPr>
-              <w:t>0.2504683480021078</w:t>
-            </w:r>
-          </w:p>
-        </w:tc>
-        <w:tc>
-          <w:tcPr>
-            <w:tcW w:type="dxa" w:w="828"/>
-            <w:vAlign w:val="center"/>
-          </w:tcPr>
-          <w:p>
-            <w:r>
-              <w:rPr>
-                <w:sz w:val="14"/>
-              </w:rPr>
-              <w:t>1.6389464213497955</w:t>
-            </w:r>
-          </w:p>
-        </w:tc>
-        <w:tc>
-          <w:tcPr>
-            <w:tcW w:type="dxa" w:w="828"/>
-            <w:vAlign w:val="center"/>
-          </w:tcPr>
-          <w:p>
-            <w:r>
-              <w:rPr>
-                <w:sz w:val="14"/>
-              </w:rPr>
-              <w:t>910</w:t>
-            </w:r>
-          </w:p>
-        </w:tc>
-        <w:tc>
-          <w:tcPr>
-            <w:tcW w:type="dxa" w:w="828"/>
-            <w:vAlign w:val="center"/>
-          </w:tcPr>
-          <w:p>
-            <w:r>
-              <w:rPr>
-                <w:sz w:val="14"/>
-              </w:rPr>
-              <w:t>31.143052703627657</w:t>
-            </w:r>
-          </w:p>
-        </w:tc>
-        <w:tc>
-          <w:tcPr>
-            <w:tcW w:type="dxa" w:w="828"/>
-            <w:vAlign w:val="center"/>
-          </w:tcPr>
-          <w:p>
-            <w:r>
-              <w:rPr>
-                <w:sz w:val="14"/>
-              </w:rPr>
-              <w:t>2012</w:t>
-            </w:r>
-          </w:p>
-        </w:tc>
-      </w:tr>
-      <w:tr>
-        <w:tc>
-          <w:tcPr>
-            <w:tcW w:type="dxa" w:w="828"/>
-            <w:vAlign w:val="center"/>
-          </w:tcPr>
-          <w:p>
-            <w:r>
-              <w:rPr>
-                <w:sz w:val="14"/>
-              </w:rPr>
-              <w:t>DXY_observation_gap_days</w:t>
-            </w:r>
-          </w:p>
-        </w:tc>
-        <w:tc>
-          <w:tcPr>
-            <w:tcW w:type="dxa" w:w="828"/>
-            <w:vAlign w:val="center"/>
-          </w:tcPr>
-          <w:p>
-            <w:r>
-              <w:rPr>
-                <w:sz w:val="14"/>
-              </w:rPr>
-              <w:t>2012.0</w:t>
-            </w:r>
-          </w:p>
-        </w:tc>
-        <w:tc>
-          <w:tcPr>
-            <w:tcW w:type="dxa" w:w="828"/>
-            <w:vAlign w:val="center"/>
-          </w:tcPr>
-          <w:p>
-            <w:r>
-              <w:rPr>
-                <w:sz w:val="14"/>
-              </w:rPr>
-              <w:t>1.4512922465208749</w:t>
-            </w:r>
-          </w:p>
-        </w:tc>
-        <w:tc>
-          <w:tcPr>
-            <w:tcW w:type="dxa" w:w="828"/>
-            <w:vAlign w:val="center"/>
-          </w:tcPr>
-          <w:p>
-            <w:r>
-              <w:rPr>
-                <w:sz w:val="14"/>
-              </w:rPr>
-              <w:t>0.875157623128678</w:t>
-            </w:r>
-          </w:p>
-        </w:tc>
-        <w:tc>
-          <w:tcPr>
-            <w:tcW w:type="dxa" w:w="828"/>
-            <w:vAlign w:val="center"/>
-          </w:tcPr>
-          <w:p>
-            <w:r>
-              <w:rPr>
-                <w:sz w:val="14"/>
-              </w:rPr>
-              <w:t>1.0</w:t>
-            </w:r>
-          </w:p>
-        </w:tc>
-        <w:tc>
-          <w:tcPr>
-            <w:tcW w:type="dxa" w:w="828"/>
-            <w:vAlign w:val="center"/>
-          </w:tcPr>
-          <w:p>
-            <w:r>
-              <w:rPr>
-                <w:sz w:val="14"/>
-              </w:rPr>
-              <w:t>1.0</w:t>
-            </w:r>
-          </w:p>
-        </w:tc>
-        <w:tc>
-          <w:tcPr>
-            <w:tcW w:type="dxa" w:w="828"/>
-            <w:vAlign w:val="center"/>
-          </w:tcPr>
-          <w:p>
-            <w:r>
-              <w:rPr>
-                <w:sz w:val="14"/>
-              </w:rPr>
-              <w:t>1.0</w:t>
-            </w:r>
-          </w:p>
-        </w:tc>
-        <w:tc>
-          <w:tcPr>
-            <w:tcW w:type="dxa" w:w="828"/>
-            <w:vAlign w:val="center"/>
-          </w:tcPr>
-          <w:p>
-            <w:r>
-              <w:rPr>
-                <w:sz w:val="14"/>
-              </w:rPr>
-              <w:t>1.0</w:t>
-            </w:r>
-          </w:p>
-        </w:tc>
-        <w:tc>
-          <w:tcPr>
-            <w:tcW w:type="dxa" w:w="828"/>
-            <w:vAlign w:val="center"/>
-          </w:tcPr>
-          <w:p>
-            <w:r>
-              <w:rPr>
-                <w:sz w:val="14"/>
-              </w:rPr>
-              <w:t>4.0</w:t>
-            </w:r>
-          </w:p>
-        </w:tc>
-        <w:tc>
-          <w:tcPr>
-            <w:tcW w:type="dxa" w:w="828"/>
-            <w:vAlign w:val="center"/>
-          </w:tcPr>
-          <w:p>
-            <w:r>
-              <w:rPr>
-                <w:sz w:val="14"/>
-              </w:rPr>
-              <w:t>910</w:t>
-            </w:r>
-          </w:p>
-        </w:tc>
-        <w:tc>
-          <w:tcPr>
-            <w:tcW w:type="dxa" w:w="828"/>
-            <w:vAlign w:val="center"/>
-          </w:tcPr>
-          <w:p>
-            <w:r>
-              <w:rPr>
-                <w:sz w:val="14"/>
-              </w:rPr>
-              <w:t>31.143052703627657</w:t>
-            </w:r>
-          </w:p>
-        </w:tc>
-        <w:tc>
-          <w:tcPr>
-            <w:tcW w:type="dxa" w:w="828"/>
-            <w:vAlign w:val="center"/>
-          </w:tcPr>
-          <w:p>
-            <w:r>
-              <w:rPr>
-                <w:sz w:val="14"/>
-              </w:rPr>
-              <w:t>2012</w:t>
-            </w:r>
-          </w:p>
-        </w:tc>
-      </w:tr>
-      <w:tr>
-        <w:tc>
-          <w:tcPr>
-            <w:tcW w:type="dxa" w:w="828"/>
-            <w:vAlign w:val="center"/>
-          </w:tcPr>
-          <w:p>
-            <w:r>
-              <w:rPr>
-                <w:sz w:val="14"/>
-              </w:rPr>
-              <w:t>DXY_observed</w:t>
-            </w:r>
-          </w:p>
-        </w:tc>
-        <w:tc>
-          <w:tcPr>
-            <w:tcW w:type="dxa" w:w="828"/>
-            <w:vAlign w:val="center"/>
-          </w:tcPr>
-          <w:p>
-            <w:r>
-              <w:rPr>
-                <w:sz w:val="14"/>
-              </w:rPr>
-              <w:t>2922.0</w:t>
-            </w:r>
-          </w:p>
-        </w:tc>
-        <w:tc>
-          <w:tcPr>
-            <w:tcW w:type="dxa" w:w="828"/>
-            <w:vAlign w:val="center"/>
-          </w:tcPr>
-          <w:p>
-            <w:r>
-              <w:rPr>
-                <w:sz w:val="14"/>
-              </w:rPr>
-              <w:t>0.688911704312115</w:t>
-            </w:r>
-          </w:p>
-        </w:tc>
-        <w:tc>
-          <w:tcPr>
-            <w:tcW w:type="dxa" w:w="828"/>
-            <w:vAlign w:val="center"/>
-          </w:tcPr>
-          <w:p>
-            <w:r>
-              <w:rPr>
-                <w:sz w:val="14"/>
-              </w:rPr>
-              <w:t>0.4630180746946257</w:t>
-            </w:r>
-          </w:p>
-        </w:tc>
-        <w:tc>
-          <w:tcPr>
-            <w:tcW w:type="dxa" w:w="828"/>
-            <w:vAlign w:val="center"/>
-          </w:tcPr>
-          <w:p>
-            <w:r>
-              <w:rPr>
-                <w:sz w:val="14"/>
-              </w:rPr>
-              <w:t>0.0</w:t>
-            </w:r>
-          </w:p>
-        </w:tc>
-        <w:tc>
-          <w:tcPr>
-            <w:tcW w:type="dxa" w:w="828"/>
-            <w:vAlign w:val="center"/>
-          </w:tcPr>
-          <w:p>
-            <w:r>
-              <w:rPr>
-                <w:sz w:val="14"/>
-              </w:rPr>
-              <w:t>0.0</w:t>
-            </w:r>
-          </w:p>
-        </w:tc>
-        <w:tc>
-          <w:tcPr>
-            <w:tcW w:type="dxa" w:w="828"/>
-            <w:vAlign w:val="center"/>
-          </w:tcPr>
-          <w:p>
-            <w:r>
-              <w:rPr>
-                <w:sz w:val="14"/>
-              </w:rPr>
-              <w:t>1.0</w:t>
-            </w:r>
-          </w:p>
-        </w:tc>
-        <w:tc>
-          <w:tcPr>
-            <w:tcW w:type="dxa" w:w="828"/>
-            <w:vAlign w:val="center"/>
-          </w:tcPr>
-          <w:p>
-            <w:r>
-              <w:rPr>
-                <w:sz w:val="14"/>
-              </w:rPr>
-              <w:t>1.0</w:t>
-            </w:r>
-          </w:p>
-        </w:tc>
-        <w:tc>
-          <w:tcPr>
-            <w:tcW w:type="dxa" w:w="828"/>
-            <w:vAlign w:val="center"/>
-          </w:tcPr>
-          <w:p>
-            <w:r>
-              <w:rPr>
-                <w:sz w:val="14"/>
-              </w:rPr>
-              <w:t>1.0</w:t>
-            </w:r>
-          </w:p>
-        </w:tc>
-        <w:tc>
-          <w:tcPr>
-            <w:tcW w:type="dxa" w:w="828"/>
-            <w:vAlign w:val="center"/>
-          </w:tcPr>
-          <w:p>
-            <w:r>
-              <w:rPr>
-                <w:sz w:val="14"/>
-              </w:rPr>
-              <w:t>0</w:t>
-            </w:r>
-          </w:p>
-        </w:tc>
-        <w:tc>
-          <w:tcPr>
-            <w:tcW w:type="dxa" w:w="828"/>
-            <w:vAlign w:val="center"/>
-          </w:tcPr>
-          <w:p>
-            <w:r>
-              <w:rPr>
-                <w:sz w:val="14"/>
-              </w:rPr>
-              <w:t>0.0</w:t>
-            </w:r>
-          </w:p>
-        </w:tc>
-        <w:tc>
-          <w:tcPr>
-            <w:tcW w:type="dxa" w:w="828"/>
-            <w:vAlign w:val="center"/>
-          </w:tcPr>
-          <w:p>
-            <w:r>
-              <w:rPr>
-                <w:sz w:val="14"/>
-              </w:rPr>
-              <w:t>2922</w:t>
-            </w:r>
-          </w:p>
-        </w:tc>
-      </w:tr>
-      <w:tr>
-        <w:tc>
-          <w:tcPr>
-            <w:tcW w:type="dxa" w:w="828"/>
-            <w:vAlign w:val="center"/>
-          </w:tcPr>
-          <w:p>
-            <w:r>
-              <w:rPr>
-                <w:sz w:val="14"/>
-              </w:rPr>
-              <w:t>VIX_change_points</w:t>
-            </w:r>
-          </w:p>
-        </w:tc>
-        <w:tc>
-          <w:tcPr>
-            <w:tcW w:type="dxa" w:w="828"/>
-            <w:vAlign w:val="center"/>
-          </w:tcPr>
-          <w:p>
-            <w:r>
-              <w:rPr>
-                <w:sz w:val="14"/>
-              </w:rPr>
-              <w:t>2010.0</w:t>
-            </w:r>
-          </w:p>
-        </w:tc>
-        <w:tc>
-          <w:tcPr>
-            <w:tcW w:type="dxa" w:w="828"/>
-            <w:vAlign w:val="center"/>
-          </w:tcPr>
-          <w:p>
-            <w:r>
-              <w:rPr>
-                <w:sz w:val="14"/>
-              </w:rPr>
-              <w:t>0.0025771141052246</w:t>
-            </w:r>
-          </w:p>
-        </w:tc>
-        <w:tc>
-          <w:tcPr>
-            <w:tcW w:type="dxa" w:w="828"/>
-            <w:vAlign w:val="center"/>
-          </w:tcPr>
-          <w:p>
-            <w:r>
-              <w:rPr>
-                <w:sz w:val="14"/>
-              </w:rPr>
-              <w:t>2.1254925007886323</w:t>
-            </w:r>
-          </w:p>
-        </w:tc>
-        <w:tc>
-          <w:tcPr>
-            <w:tcW w:type="dxa" w:w="828"/>
-            <w:vAlign w:val="center"/>
-          </w:tcPr>
-          <w:p>
-            <w:r>
-              <w:rPr>
-                <w:sz w:val="14"/>
-              </w:rPr>
-              <w:t>-18.71000289916992</w:t>
-            </w:r>
-          </w:p>
-        </w:tc>
-        <w:tc>
-          <w:tcPr>
-            <w:tcW w:type="dxa" w:w="828"/>
-            <w:vAlign w:val="center"/>
-          </w:tcPr>
-          <w:p>
-            <w:r>
-              <w:rPr>
-                <w:sz w:val="14"/>
-              </w:rPr>
-              <w:t>-0.8199996948242188</w:t>
-            </w:r>
-          </w:p>
-        </w:tc>
-        <w:tc>
-          <w:tcPr>
-            <w:tcW w:type="dxa" w:w="828"/>
-            <w:vAlign w:val="center"/>
-          </w:tcPr>
-          <w:p>
-            <w:r>
-              <w:rPr>
-                <w:sz w:val="14"/>
-              </w:rPr>
-              <w:t>-0.1399993896484366</w:t>
-            </w:r>
-          </w:p>
-        </w:tc>
-        <w:tc>
-          <w:tcPr>
-            <w:tcW w:type="dxa" w:w="828"/>
-            <w:vAlign w:val="center"/>
-          </w:tcPr>
-          <w:p>
-            <w:r>
-              <w:rPr>
-                <w:sz w:val="14"/>
-              </w:rPr>
-              <w:t>0.6199998855590816</w:t>
-            </w:r>
-          </w:p>
-        </w:tc>
-        <w:tc>
-          <w:tcPr>
-            <w:tcW w:type="dxa" w:w="828"/>
-            <w:vAlign w:val="center"/>
-          </w:tcPr>
-          <w:p>
-            <w:r>
-              <w:rPr>
-                <w:sz w:val="14"/>
-              </w:rPr>
-              <w:t>24.86000061035156</w:t>
-            </w:r>
-          </w:p>
-        </w:tc>
-        <w:tc>
-          <w:tcPr>
-            <w:tcW w:type="dxa" w:w="828"/>
-            <w:vAlign w:val="center"/>
-          </w:tcPr>
-          <w:p>
-            <w:r>
-              <w:rPr>
-                <w:sz w:val="14"/>
-              </w:rPr>
-              <w:t>912</w:t>
-            </w:r>
-          </w:p>
-        </w:tc>
-        <w:tc>
-          <w:tcPr>
-            <w:tcW w:type="dxa" w:w="828"/>
-            <w:vAlign w:val="center"/>
-          </w:tcPr>
-          <w:p>
-            <w:r>
-              <w:rPr>
-                <w:sz w:val="14"/>
-              </w:rPr>
-              <w:t>31.211498973305957</w:t>
-            </w:r>
-          </w:p>
-        </w:tc>
-        <w:tc>
-          <w:tcPr>
-            <w:tcW w:type="dxa" w:w="828"/>
-            <w:vAlign w:val="center"/>
-          </w:tcPr>
-          <w:p>
-            <w:r>
-              <w:rPr>
-                <w:sz w:val="14"/>
-              </w:rPr>
-              <w:t>2010</w:t>
-            </w:r>
-          </w:p>
-        </w:tc>
-      </w:tr>
-      <w:tr>
-        <w:tc>
-          <w:tcPr>
-            <w:tcW w:type="dxa" w:w="828"/>
-            <w:vAlign w:val="center"/>
-          </w:tcPr>
-          <w:p>
-            <w:r>
-              <w:rPr>
-                <w:sz w:val="14"/>
-              </w:rPr>
-              <w:t>VIX_observation_gap_days</w:t>
-            </w:r>
-          </w:p>
-        </w:tc>
-        <w:tc>
-          <w:tcPr>
-            <w:tcW w:type="dxa" w:w="828"/>
-            <w:vAlign w:val="center"/>
-          </w:tcPr>
-          <w:p>
-            <w:r>
-              <w:rPr>
-                <w:sz w:val="14"/>
-              </w:rPr>
-              <w:t>2010.0</w:t>
-            </w:r>
-          </w:p>
-        </w:tc>
-        <w:tc>
-          <w:tcPr>
-            <w:tcW w:type="dxa" w:w="828"/>
-            <w:vAlign w:val="center"/>
-          </w:tcPr>
-          <w:p>
-            <w:r>
-              <w:rPr>
-                <w:sz w:val="14"/>
-              </w:rPr>
-              <w:t>1.4527363184079602</w:t>
-            </w:r>
-          </w:p>
-        </w:tc>
-        <w:tc>
-          <w:tcPr>
-            <w:tcW w:type="dxa" w:w="828"/>
-            <w:vAlign w:val="center"/>
-          </w:tcPr>
-          <w:p>
-            <w:r>
-              <w:rPr>
-                <w:sz w:val="14"/>
-              </w:rPr>
-              <w:t>0.8766678480492347</w:t>
-            </w:r>
-          </w:p>
-        </w:tc>
-        <w:tc>
-          <w:tcPr>
-            <w:tcW w:type="dxa" w:w="828"/>
-            <w:vAlign w:val="center"/>
-          </w:tcPr>
-          <w:p>
-            <w:r>
-              <w:rPr>
-                <w:sz w:val="14"/>
-              </w:rPr>
-              <w:t>1.0</w:t>
-            </w:r>
-          </w:p>
-        </w:tc>
-        <w:tc>
-          <w:tcPr>
-            <w:tcW w:type="dxa" w:w="828"/>
-            <w:vAlign w:val="center"/>
-          </w:tcPr>
-          <w:p>
-            <w:r>
-              <w:rPr>
-                <w:sz w:val="14"/>
-              </w:rPr>
-              <w:t>1.0</w:t>
-            </w:r>
-          </w:p>
-        </w:tc>
-        <w:tc>
-          <w:tcPr>
-            <w:tcW w:type="dxa" w:w="828"/>
-            <w:vAlign w:val="center"/>
-          </w:tcPr>
-          <w:p>
-            <w:r>
-              <w:rPr>
-                <w:sz w:val="14"/>
-              </w:rPr>
-              <w:t>1.0</w:t>
-            </w:r>
-          </w:p>
-        </w:tc>
-        <w:tc>
-          <w:tcPr>
-            <w:tcW w:type="dxa" w:w="828"/>
-            <w:vAlign w:val="center"/>
-          </w:tcPr>
-          <w:p>
-            <w:r>
-              <w:rPr>
-                <w:sz w:val="14"/>
-              </w:rPr>
-              <w:t>1.0</w:t>
-            </w:r>
-          </w:p>
-        </w:tc>
-        <w:tc>
-          <w:tcPr>
-            <w:tcW w:type="dxa" w:w="828"/>
-            <w:vAlign w:val="center"/>
-          </w:tcPr>
-          <w:p>
-            <w:r>
-              <w:rPr>
-                <w:sz w:val="14"/>
-              </w:rPr>
-              <w:t>4.0</w:t>
-            </w:r>
-          </w:p>
-        </w:tc>
-        <w:tc>
-          <w:tcPr>
-            <w:tcW w:type="dxa" w:w="828"/>
-            <w:vAlign w:val="center"/>
-          </w:tcPr>
-          <w:p>
-            <w:r>
-              <w:rPr>
-                <w:sz w:val="14"/>
-              </w:rPr>
-              <w:t>912</w:t>
-            </w:r>
-          </w:p>
-        </w:tc>
-        <w:tc>
-          <w:tcPr>
-            <w:tcW w:type="dxa" w:w="828"/>
-            <w:vAlign w:val="center"/>
-          </w:tcPr>
-          <w:p>
-            <w:r>
-              <w:rPr>
-                <w:sz w:val="14"/>
-              </w:rPr>
-              <w:t>31.211498973305957</w:t>
-            </w:r>
-          </w:p>
-        </w:tc>
-        <w:tc>
-          <w:tcPr>
-            <w:tcW w:type="dxa" w:w="828"/>
-            <w:vAlign w:val="center"/>
-          </w:tcPr>
-          <w:p>
-            <w:r>
-              <w:rPr>
-                <w:sz w:val="14"/>
-              </w:rPr>
-              <w:t>2010</w:t>
-            </w:r>
-          </w:p>
-        </w:tc>
-      </w:tr>
-    </w:tbl>
-    <w:p>
-      <w:r>
-        <w:t>Ma trận tương quan hiện có được chèn từ outputs/tables/correlation_matrix.csv. Do dữ liệu vĩ mô có thiếu, cỡ mẫu có thể khác nhau giữa từng cặp biến; cần kiểm tra cách tính tương quan (pairwise deletion/listwise deletion) trước khi diễn giải.</w:t>
-      </w:r>
-    </w:p>
-    <w:tbl>
-      <w:tblPr>
-        <w:tblStyle w:val="TableGrid"/>
-        <w:tblW w:type="auto" w:w="0"/>
-        <w:jc w:val="center"/>
-        <w:tblLook w:firstColumn="1" w:firstRow="1" w:lastColumn="0" w:lastRow="0" w:noHBand="0" w:noVBand="1" w:val="04A0"/>
-      </w:tblPr>
-      <w:tblGrid>
-        <w:gridCol w:w="1656"/>
-        <w:gridCol w:w="1656"/>
-        <w:gridCol w:w="1656"/>
-        <w:gridCol w:w="1656"/>
-        <w:gridCol w:w="1656"/>
-        <w:gridCol w:w="1656"/>
-      </w:tblGrid>
-      <w:tr>
-        <w:tc>
-          <w:tcPr>
-            <w:tcW w:type="dxa" w:w="1656"/>
-          </w:tcPr>
-          <w:p>
-            <w:r>
-              <w:rPr>
+                <w:rFonts w:ascii="Times New Roman" w:hAnsi="Times New Roman"/>
                 <w:b/>
-                <w:sz w:val="14"/>
-              </w:rPr>
-              <w:t>Unnamed: 0</w:t>
-            </w:r>
-          </w:p>
-        </w:tc>
-        <w:tc>
-          <w:tcPr>
-            <w:tcW w:type="dxa" w:w="1656"/>
-          </w:tcPr>
-          <w:p>
-            <w:r>
-              <w:rPr>
-                <w:b/>
-                <w:sz w:val="14"/>
-              </w:rPr>
-              <w:t>BTC_log_return_pct</w:t>
-            </w:r>
-          </w:p>
-        </w:tc>
-        <w:tc>
-          <w:tcPr>
-            <w:tcW w:type="dxa" w:w="1656"/>
-          </w:tcPr>
-          <w:p>
-            <w:r>
-              <w:rPr>
-                <w:b/>
-                <w:sz w:val="14"/>
-              </w:rPr>
-              <w:t>ETH_log_return_pct</w:t>
-            </w:r>
-          </w:p>
-        </w:tc>
-        <w:tc>
-          <w:tcPr>
-            <w:tcW w:type="dxa" w:w="1656"/>
-          </w:tcPr>
-          <w:p>
-            <w:r>
-              <w:rPr>
-                <w:b/>
-                <w:sz w:val="14"/>
-              </w:rPr>
-              <w:t>US2Y_change_pp</w:t>
-            </w:r>
-          </w:p>
-        </w:tc>
-        <w:tc>
-          <w:tcPr>
-            <w:tcW w:type="dxa" w:w="1656"/>
-          </w:tcPr>
-          <w:p>
-            <w:r>
-              <w:rPr>
-                <w:b/>
-                <w:sz w:val="14"/>
-              </w:rPr>
-              <w:t>DXY_log_return_pct</w:t>
-            </w:r>
-          </w:p>
-        </w:tc>
-        <w:tc>
-          <w:tcPr>
-            <w:tcW w:type="dxa" w:w="1656"/>
-          </w:tcPr>
-          <w:p>
-            <w:r>
-              <w:rPr>
-                <w:b/>
-                <w:sz w:val="14"/>
+                <w:color w:val="000000"/>
+                <w:sz w:val="26"/>
               </w:rPr>
               <w:t>VIX_change_points</w:t>
             </w:r>
@@ -4617,13 +4399,18 @@
       <w:tr>
         <w:tc>
           <w:tcPr>
-            <w:tcW w:type="dxa" w:w="1656"/>
+            <w:tcW w:type="dxa" w:w="1500"/>
             <w:vAlign w:val="center"/>
           </w:tcPr>
           <w:p>
+            <w:pPr>
+              <w:spacing w:line="360" w:lineRule="auto" w:before="0" w:after="0"/>
+            </w:pPr>
             <w:r>
               <w:rPr>
-                <w:sz w:val="14"/>
+                <w:rFonts w:ascii="Times New Roman" w:hAnsi="Times New Roman"/>
+                <w:color w:val="000000"/>
+                <w:sz w:val="26"/>
               </w:rPr>
               <w:t>BTC_log_return_pct</w:t>
             </w:r>
@@ -4631,71 +4418,96 @@
         </w:tc>
         <w:tc>
           <w:tcPr>
-            <w:tcW w:type="dxa" w:w="1656"/>
+            <w:tcW w:type="dxa" w:w="1500"/>
             <w:vAlign w:val="center"/>
           </w:tcPr>
           <w:p>
+            <w:pPr>
+              <w:spacing w:line="360" w:lineRule="auto" w:before="0" w:after="0"/>
+            </w:pPr>
             <w:r>
               <w:rPr>
-                <w:sz w:val="14"/>
+                <w:rFonts w:ascii="Times New Roman" w:hAnsi="Times New Roman"/>
+                <w:color w:val="000000"/>
+                <w:sz w:val="26"/>
               </w:rPr>
-              <w:t>1.0</w:t>
+              <w:t>1</w:t>
             </w:r>
           </w:p>
         </w:tc>
         <w:tc>
           <w:tcPr>
-            <w:tcW w:type="dxa" w:w="1656"/>
+            <w:tcW w:type="dxa" w:w="1500"/>
             <w:vAlign w:val="center"/>
           </w:tcPr>
           <w:p>
+            <w:pPr>
+              <w:spacing w:line="360" w:lineRule="auto" w:before="0" w:after="0"/>
+            </w:pPr>
             <w:r>
               <w:rPr>
-                <w:sz w:val="14"/>
+                <w:rFonts w:ascii="Times New Roman" w:hAnsi="Times New Roman"/>
+                <w:color w:val="000000"/>
+                <w:sz w:val="26"/>
               </w:rPr>
-              <w:t>0.8253911627099569</w:t>
+              <w:t>0.825</w:t>
             </w:r>
           </w:p>
         </w:tc>
         <w:tc>
           <w:tcPr>
-            <w:tcW w:type="dxa" w:w="1656"/>
+            <w:tcW w:type="dxa" w:w="1500"/>
             <w:vAlign w:val="center"/>
           </w:tcPr>
           <w:p>
+            <w:pPr>
+              <w:spacing w:line="360" w:lineRule="auto" w:before="0" w:after="0"/>
+            </w:pPr>
             <w:r>
               <w:rPr>
-                <w:sz w:val="14"/>
+                <w:rFonts w:ascii="Times New Roman" w:hAnsi="Times New Roman"/>
+                <w:color w:val="000000"/>
+                <w:sz w:val="26"/>
               </w:rPr>
-              <w:t>-0.0244056833547747</w:t>
+              <w:t>-0.024</w:t>
             </w:r>
           </w:p>
         </w:tc>
         <w:tc>
           <w:tcPr>
-            <w:tcW w:type="dxa" w:w="1656"/>
+            <w:tcW w:type="dxa" w:w="1500"/>
             <w:vAlign w:val="center"/>
           </w:tcPr>
           <w:p>
+            <w:pPr>
+              <w:spacing w:line="360" w:lineRule="auto" w:before="0" w:after="0"/>
+            </w:pPr>
             <w:r>
               <w:rPr>
-                <w:sz w:val="14"/>
+                <w:rFonts w:ascii="Times New Roman" w:hAnsi="Times New Roman"/>
+                <w:color w:val="000000"/>
+                <w:sz w:val="26"/>
               </w:rPr>
-              <w:t>-0.1181347488745111</w:t>
+              <w:t>-0.118</w:t>
             </w:r>
           </w:p>
         </w:tc>
         <w:tc>
           <w:tcPr>
-            <w:tcW w:type="dxa" w:w="1656"/>
+            <w:tcW w:type="dxa" w:w="1500"/>
             <w:vAlign w:val="center"/>
           </w:tcPr>
           <w:p>
+            <w:pPr>
+              <w:spacing w:line="360" w:lineRule="auto" w:before="0" w:after="0"/>
+            </w:pPr>
             <w:r>
               <w:rPr>
-                <w:sz w:val="14"/>
+                <w:rFonts w:ascii="Times New Roman" w:hAnsi="Times New Roman"/>
+                <w:color w:val="000000"/>
+                <w:sz w:val="26"/>
               </w:rPr>
-              <w:t>-0.3262599906407243</w:t>
+              <w:t>-0.326</w:t>
             </w:r>
           </w:p>
         </w:tc>
@@ -4703,13 +4515,18 @@
       <w:tr>
         <w:tc>
           <w:tcPr>
-            <w:tcW w:type="dxa" w:w="1656"/>
+            <w:tcW w:type="dxa" w:w="1500"/>
             <w:vAlign w:val="center"/>
           </w:tcPr>
           <w:p>
+            <w:pPr>
+              <w:spacing w:line="360" w:lineRule="auto" w:before="0" w:after="0"/>
+            </w:pPr>
             <w:r>
               <w:rPr>
-                <w:sz w:val="14"/>
+                <w:rFonts w:ascii="Times New Roman" w:hAnsi="Times New Roman"/>
+                <w:color w:val="000000"/>
+                <w:sz w:val="26"/>
               </w:rPr>
               <w:t>ETH_log_return_pct</w:t>
             </w:r>
@@ -4717,71 +4534,96 @@
         </w:tc>
         <w:tc>
           <w:tcPr>
-            <w:tcW w:type="dxa" w:w="1656"/>
+            <w:tcW w:type="dxa" w:w="1500"/>
             <w:vAlign w:val="center"/>
           </w:tcPr>
           <w:p>
+            <w:pPr>
+              <w:spacing w:line="360" w:lineRule="auto" w:before="0" w:after="0"/>
+            </w:pPr>
             <w:r>
               <w:rPr>
-                <w:sz w:val="14"/>
+                <w:rFonts w:ascii="Times New Roman" w:hAnsi="Times New Roman"/>
+                <w:color w:val="000000"/>
+                <w:sz w:val="26"/>
               </w:rPr>
-              <w:t>0.8253911627099569</w:t>
+              <w:t>0.825</w:t>
             </w:r>
           </w:p>
         </w:tc>
         <w:tc>
           <w:tcPr>
-            <w:tcW w:type="dxa" w:w="1656"/>
+            <w:tcW w:type="dxa" w:w="1500"/>
             <w:vAlign w:val="center"/>
           </w:tcPr>
           <w:p>
+            <w:pPr>
+              <w:spacing w:line="360" w:lineRule="auto" w:before="0" w:after="0"/>
+            </w:pPr>
             <w:r>
               <w:rPr>
-                <w:sz w:val="14"/>
+                <w:rFonts w:ascii="Times New Roman" w:hAnsi="Times New Roman"/>
+                <w:color w:val="000000"/>
+                <w:sz w:val="26"/>
               </w:rPr>
-              <w:t>1.0</w:t>
+              <w:t>1</w:t>
             </w:r>
           </w:p>
         </w:tc>
         <w:tc>
           <w:tcPr>
-            <w:tcW w:type="dxa" w:w="1656"/>
+            <w:tcW w:type="dxa" w:w="1500"/>
             <w:vAlign w:val="center"/>
           </w:tcPr>
           <w:p>
+            <w:pPr>
+              <w:spacing w:line="360" w:lineRule="auto" w:before="0" w:after="0"/>
+            </w:pPr>
             <w:r>
               <w:rPr>
-                <w:sz w:val="14"/>
+                <w:rFonts w:ascii="Times New Roman" w:hAnsi="Times New Roman"/>
+                <w:color w:val="000000"/>
+                <w:sz w:val="26"/>
               </w:rPr>
-              <w:t>-0.0133337254910274</w:t>
+              <w:t>-0.013</w:t>
             </w:r>
           </w:p>
         </w:tc>
         <w:tc>
           <w:tcPr>
-            <w:tcW w:type="dxa" w:w="1656"/>
+            <w:tcW w:type="dxa" w:w="1500"/>
             <w:vAlign w:val="center"/>
           </w:tcPr>
           <w:p>
+            <w:pPr>
+              <w:spacing w:line="360" w:lineRule="auto" w:before="0" w:after="0"/>
+            </w:pPr>
             <w:r>
               <w:rPr>
-                <w:sz w:val="14"/>
+                <w:rFonts w:ascii="Times New Roman" w:hAnsi="Times New Roman"/>
+                <w:color w:val="000000"/>
+                <w:sz w:val="26"/>
               </w:rPr>
-              <w:t>-0.1091914760543168</w:t>
+              <w:t>-0.109</w:t>
             </w:r>
           </w:p>
         </w:tc>
         <w:tc>
           <w:tcPr>
-            <w:tcW w:type="dxa" w:w="1656"/>
+            <w:tcW w:type="dxa" w:w="1500"/>
             <w:vAlign w:val="center"/>
           </w:tcPr>
           <w:p>
+            <w:pPr>
+              <w:spacing w:line="360" w:lineRule="auto" w:before="0" w:after="0"/>
+            </w:pPr>
             <w:r>
               <w:rPr>
-                <w:sz w:val="14"/>
+                <w:rFonts w:ascii="Times New Roman" w:hAnsi="Times New Roman"/>
+                <w:color w:val="000000"/>
+                <w:sz w:val="26"/>
               </w:rPr>
-              <w:t>-0.3436439316440172</w:t>
+              <w:t>-0.344</w:t>
             </w:r>
           </w:p>
         </w:tc>
@@ -4789,13 +4631,18 @@
       <w:tr>
         <w:tc>
           <w:tcPr>
-            <w:tcW w:type="dxa" w:w="1656"/>
+            <w:tcW w:type="dxa" w:w="1500"/>
             <w:vAlign w:val="center"/>
           </w:tcPr>
           <w:p>
+            <w:pPr>
+              <w:spacing w:line="360" w:lineRule="auto" w:before="0" w:after="0"/>
+            </w:pPr>
             <w:r>
               <w:rPr>
-                <w:sz w:val="14"/>
+                <w:rFonts w:ascii="Times New Roman" w:hAnsi="Times New Roman"/>
+                <w:color w:val="000000"/>
+                <w:sz w:val="26"/>
               </w:rPr>
               <w:t>US2Y_change_pp</w:t>
             </w:r>
@@ -4803,71 +4650,96 @@
         </w:tc>
         <w:tc>
           <w:tcPr>
-            <w:tcW w:type="dxa" w:w="1656"/>
+            <w:tcW w:type="dxa" w:w="1500"/>
             <w:vAlign w:val="center"/>
           </w:tcPr>
           <w:p>
+            <w:pPr>
+              <w:spacing w:line="360" w:lineRule="auto" w:before="0" w:after="0"/>
+            </w:pPr>
             <w:r>
               <w:rPr>
-                <w:sz w:val="14"/>
+                <w:rFonts w:ascii="Times New Roman" w:hAnsi="Times New Roman"/>
+                <w:color w:val="000000"/>
+                <w:sz w:val="26"/>
               </w:rPr>
-              <w:t>-0.0244056833547747</w:t>
+              <w:t>-0.024</w:t>
             </w:r>
           </w:p>
         </w:tc>
         <w:tc>
           <w:tcPr>
-            <w:tcW w:type="dxa" w:w="1656"/>
+            <w:tcW w:type="dxa" w:w="1500"/>
             <w:vAlign w:val="center"/>
           </w:tcPr>
           <w:p>
+            <w:pPr>
+              <w:spacing w:line="360" w:lineRule="auto" w:before="0" w:after="0"/>
+            </w:pPr>
             <w:r>
               <w:rPr>
-                <w:sz w:val="14"/>
+                <w:rFonts w:ascii="Times New Roman" w:hAnsi="Times New Roman"/>
+                <w:color w:val="000000"/>
+                <w:sz w:val="26"/>
               </w:rPr>
-              <w:t>-0.0133337254910274</w:t>
+              <w:t>-0.013</w:t>
             </w:r>
           </w:p>
         </w:tc>
         <w:tc>
           <w:tcPr>
-            <w:tcW w:type="dxa" w:w="1656"/>
+            <w:tcW w:type="dxa" w:w="1500"/>
             <w:vAlign w:val="center"/>
           </w:tcPr>
           <w:p>
+            <w:pPr>
+              <w:spacing w:line="360" w:lineRule="auto" w:before="0" w:after="0"/>
+            </w:pPr>
             <w:r>
               <w:rPr>
-                <w:sz w:val="14"/>
+                <w:rFonts w:ascii="Times New Roman" w:hAnsi="Times New Roman"/>
+                <w:color w:val="000000"/>
+                <w:sz w:val="26"/>
               </w:rPr>
-              <w:t>1.0</w:t>
+              <w:t>1</w:t>
             </w:r>
           </w:p>
         </w:tc>
         <w:tc>
           <w:tcPr>
-            <w:tcW w:type="dxa" w:w="1656"/>
+            <w:tcW w:type="dxa" w:w="1500"/>
             <w:vAlign w:val="center"/>
           </w:tcPr>
           <w:p>
+            <w:pPr>
+              <w:spacing w:line="360" w:lineRule="auto" w:before="0" w:after="0"/>
+            </w:pPr>
             <w:r>
               <w:rPr>
-                <w:sz w:val="14"/>
+                <w:rFonts w:ascii="Times New Roman" w:hAnsi="Times New Roman"/>
+                <w:color w:val="000000"/>
+                <w:sz w:val="26"/>
               </w:rPr>
-              <w:t>0.3499830936231008</w:t>
+              <w:t>0.350</w:t>
             </w:r>
           </w:p>
         </w:tc>
         <w:tc>
           <w:tcPr>
-            <w:tcW w:type="dxa" w:w="1656"/>
+            <w:tcW w:type="dxa" w:w="1500"/>
             <w:vAlign w:val="center"/>
           </w:tcPr>
           <w:p>
+            <w:pPr>
+              <w:spacing w:line="360" w:lineRule="auto" w:before="0" w:after="0"/>
+            </w:pPr>
             <w:r>
               <w:rPr>
-                <w:sz w:val="14"/>
+                <w:rFonts w:ascii="Times New Roman" w:hAnsi="Times New Roman"/>
+                <w:color w:val="000000"/>
+                <w:sz w:val="26"/>
               </w:rPr>
-              <w:t>-0.1379691362593084</w:t>
+              <w:t>-0.138</w:t>
             </w:r>
           </w:p>
         </w:tc>
@@ -4875,13 +4747,18 @@
       <w:tr>
         <w:tc>
           <w:tcPr>
-            <w:tcW w:type="dxa" w:w="1656"/>
+            <w:tcW w:type="dxa" w:w="1500"/>
             <w:vAlign w:val="center"/>
           </w:tcPr>
           <w:p>
+            <w:pPr>
+              <w:spacing w:line="360" w:lineRule="auto" w:before="0" w:after="0"/>
+            </w:pPr>
             <w:r>
               <w:rPr>
-                <w:sz w:val="14"/>
+                <w:rFonts w:ascii="Times New Roman" w:hAnsi="Times New Roman"/>
+                <w:color w:val="000000"/>
+                <w:sz w:val="26"/>
               </w:rPr>
               <w:t>DXY_log_return_pct</w:t>
             </w:r>
@@ -4889,71 +4766,96 @@
         </w:tc>
         <w:tc>
           <w:tcPr>
-            <w:tcW w:type="dxa" w:w="1656"/>
+            <w:tcW w:type="dxa" w:w="1500"/>
             <w:vAlign w:val="center"/>
           </w:tcPr>
           <w:p>
+            <w:pPr>
+              <w:spacing w:line="360" w:lineRule="auto" w:before="0" w:after="0"/>
+            </w:pPr>
             <w:r>
               <w:rPr>
-                <w:sz w:val="14"/>
+                <w:rFonts w:ascii="Times New Roman" w:hAnsi="Times New Roman"/>
+                <w:color w:val="000000"/>
+                <w:sz w:val="26"/>
               </w:rPr>
-              <w:t>-0.1181347488745111</w:t>
+              <w:t>-0.118</w:t>
             </w:r>
           </w:p>
         </w:tc>
         <w:tc>
           <w:tcPr>
-            <w:tcW w:type="dxa" w:w="1656"/>
+            <w:tcW w:type="dxa" w:w="1500"/>
             <w:vAlign w:val="center"/>
           </w:tcPr>
           <w:p>
+            <w:pPr>
+              <w:spacing w:line="360" w:lineRule="auto" w:before="0" w:after="0"/>
+            </w:pPr>
             <w:r>
               <w:rPr>
-                <w:sz w:val="14"/>
+                <w:rFonts w:ascii="Times New Roman" w:hAnsi="Times New Roman"/>
+                <w:color w:val="000000"/>
+                <w:sz w:val="26"/>
               </w:rPr>
-              <w:t>-0.1091914760543168</w:t>
+              <w:t>-0.109</w:t>
             </w:r>
           </w:p>
         </w:tc>
         <w:tc>
           <w:tcPr>
-            <w:tcW w:type="dxa" w:w="1656"/>
+            <w:tcW w:type="dxa" w:w="1500"/>
             <w:vAlign w:val="center"/>
           </w:tcPr>
           <w:p>
+            <w:pPr>
+              <w:spacing w:line="360" w:lineRule="auto" w:before="0" w:after="0"/>
+            </w:pPr>
             <w:r>
               <w:rPr>
-                <w:sz w:val="14"/>
+                <w:rFonts w:ascii="Times New Roman" w:hAnsi="Times New Roman"/>
+                <w:color w:val="000000"/>
+                <w:sz w:val="26"/>
               </w:rPr>
-              <w:t>0.3499830936231008</w:t>
+              <w:t>0.350</w:t>
             </w:r>
           </w:p>
         </w:tc>
         <w:tc>
           <w:tcPr>
-            <w:tcW w:type="dxa" w:w="1656"/>
+            <w:tcW w:type="dxa" w:w="1500"/>
             <w:vAlign w:val="center"/>
           </w:tcPr>
           <w:p>
+            <w:pPr>
+              <w:spacing w:line="360" w:lineRule="auto" w:before="0" w:after="0"/>
+            </w:pPr>
             <w:r>
               <w:rPr>
-                <w:sz w:val="14"/>
+                <w:rFonts w:ascii="Times New Roman" w:hAnsi="Times New Roman"/>
+                <w:color w:val="000000"/>
+                <w:sz w:val="26"/>
               </w:rPr>
-              <w:t>1.0</w:t>
+              <w:t>1</w:t>
             </w:r>
           </w:p>
         </w:tc>
         <w:tc>
           <w:tcPr>
-            <w:tcW w:type="dxa" w:w="1656"/>
+            <w:tcW w:type="dxa" w:w="1500"/>
             <w:vAlign w:val="center"/>
           </w:tcPr>
           <w:p>
+            <w:pPr>
+              <w:spacing w:line="360" w:lineRule="auto" w:before="0" w:after="0"/>
+            </w:pPr>
             <w:r>
               <w:rPr>
-                <w:sz w:val="14"/>
+                <w:rFonts w:ascii="Times New Roman" w:hAnsi="Times New Roman"/>
+                <w:color w:val="000000"/>
+                <w:sz w:val="26"/>
               </w:rPr>
-              <w:t>0.039529536649746</w:t>
+              <w:t>0.040</w:t>
             </w:r>
           </w:p>
         </w:tc>
@@ -4961,13 +4863,18 @@
       <w:tr>
         <w:tc>
           <w:tcPr>
-            <w:tcW w:type="dxa" w:w="1656"/>
+            <w:tcW w:type="dxa" w:w="1500"/>
             <w:vAlign w:val="center"/>
           </w:tcPr>
           <w:p>
+            <w:pPr>
+              <w:spacing w:line="360" w:lineRule="auto" w:before="0" w:after="0"/>
+            </w:pPr>
             <w:r>
               <w:rPr>
-                <w:sz w:val="14"/>
+                <w:rFonts w:ascii="Times New Roman" w:hAnsi="Times New Roman"/>
+                <w:color w:val="000000"/>
+                <w:sz w:val="26"/>
               </w:rPr>
               <w:t>VIX_change_points</w:t>
             </w:r>
@@ -4975,133 +4882,227 @@
         </w:tc>
         <w:tc>
           <w:tcPr>
-            <w:tcW w:type="dxa" w:w="1656"/>
+            <w:tcW w:type="dxa" w:w="1500"/>
             <w:vAlign w:val="center"/>
           </w:tcPr>
           <w:p>
+            <w:pPr>
+              <w:spacing w:line="360" w:lineRule="auto" w:before="0" w:after="0"/>
+            </w:pPr>
             <w:r>
               <w:rPr>
-                <w:sz w:val="14"/>
+                <w:rFonts w:ascii="Times New Roman" w:hAnsi="Times New Roman"/>
+                <w:color w:val="000000"/>
+                <w:sz w:val="26"/>
               </w:rPr>
-              <w:t>-0.3262599906407243</w:t>
+              <w:t>-0.326</w:t>
             </w:r>
           </w:p>
         </w:tc>
         <w:tc>
           <w:tcPr>
-            <w:tcW w:type="dxa" w:w="1656"/>
+            <w:tcW w:type="dxa" w:w="1500"/>
             <w:vAlign w:val="center"/>
           </w:tcPr>
           <w:p>
+            <w:pPr>
+              <w:spacing w:line="360" w:lineRule="auto" w:before="0" w:after="0"/>
+            </w:pPr>
             <w:r>
               <w:rPr>
-                <w:sz w:val="14"/>
+                <w:rFonts w:ascii="Times New Roman" w:hAnsi="Times New Roman"/>
+                <w:color w:val="000000"/>
+                <w:sz w:val="26"/>
               </w:rPr>
-              <w:t>-0.3436439316440172</w:t>
+              <w:t>-0.344</w:t>
             </w:r>
           </w:p>
         </w:tc>
         <w:tc>
           <w:tcPr>
-            <w:tcW w:type="dxa" w:w="1656"/>
+            <w:tcW w:type="dxa" w:w="1500"/>
             <w:vAlign w:val="center"/>
           </w:tcPr>
           <w:p>
+            <w:pPr>
+              <w:spacing w:line="360" w:lineRule="auto" w:before="0" w:after="0"/>
+            </w:pPr>
             <w:r>
               <w:rPr>
-                <w:sz w:val="14"/>
+                <w:rFonts w:ascii="Times New Roman" w:hAnsi="Times New Roman"/>
+                <w:color w:val="000000"/>
+                <w:sz w:val="26"/>
               </w:rPr>
-              <w:t>-0.1379691362593084</w:t>
+              <w:t>-0.138</w:t>
             </w:r>
           </w:p>
         </w:tc>
         <w:tc>
           <w:tcPr>
-            <w:tcW w:type="dxa" w:w="1656"/>
+            <w:tcW w:type="dxa" w:w="1500"/>
             <w:vAlign w:val="center"/>
           </w:tcPr>
           <w:p>
+            <w:pPr>
+              <w:spacing w:line="360" w:lineRule="auto" w:before="0" w:after="0"/>
+            </w:pPr>
             <w:r>
               <w:rPr>
-                <w:sz w:val="14"/>
+                <w:rFonts w:ascii="Times New Roman" w:hAnsi="Times New Roman"/>
+                <w:color w:val="000000"/>
+                <w:sz w:val="26"/>
               </w:rPr>
-              <w:t>0.039529536649746</w:t>
+              <w:t>0.040</w:t>
             </w:r>
           </w:p>
         </w:tc>
         <w:tc>
           <w:tcPr>
-            <w:tcW w:type="dxa" w:w="1656"/>
+            <w:tcW w:type="dxa" w:w="1500"/>
             <w:vAlign w:val="center"/>
           </w:tcPr>
           <w:p>
+            <w:pPr>
+              <w:spacing w:line="360" w:lineRule="auto" w:before="0" w:after="0"/>
+            </w:pPr>
             <w:r>
               <w:rPr>
-                <w:sz w:val="14"/>
+                <w:rFonts w:ascii="Times New Roman" w:hAnsi="Times New Roman"/>
+                <w:color w:val="000000"/>
+                <w:sz w:val="26"/>
               </w:rPr>
-              <w:t>1.0</w:t>
+              <w:t>1</w:t>
             </w:r>
           </w:p>
         </w:tc>
       </w:tr>
     </w:tbl>
     <w:p>
+      <w:pPr>
+        <w:pStyle w:val="Heading1"/>
+        <w:spacing w:line="360" w:lineRule="auto"/>
+      </w:pPr>
       <w:r>
-        <w:t>Tương quan là thống kê mô tả, không xác lập quan hệ nhân quả. Đặc biệt, tương quan giữa lợi suất crypto và thay đổi US2Y/VIX/DXY không đủ để kết luận rằng biến vĩ mô là cú sốc chính sách ngoại sinh.</w:t>
+        <w:rPr>
+          <w:rFonts w:ascii="Times New Roman" w:hAnsi="Times New Roman"/>
+          <w:b/>
+          <w:color w:val="000000"/>
+          <w:sz w:val="26"/>
+        </w:rPr>
+        <w:t>2.7. Phân kỳ mẫu và trạng thái thị trường</w:t>
+      </w:r>
+    </w:p>
+    <w:p>
+      <w:pPr>
+        <w:spacing w:line="360" w:lineRule="auto"/>
+      </w:pPr>
+      <w:r>
+        <w:rPr>
+          <w:rFonts w:ascii="Times New Roman" w:hAnsi="Times New Roman"/>
+          <w:color w:val="000000"/>
+          <w:sz w:val="26"/>
+        </w:rPr>
+        <w:t>Để thống nhất với Chương 3, phân tích trước/sau năm 2020 chia mẫu thành giai đoạn 2018–2019 và 2020–2025. Khi diễn giải, cần kiểm định trực tiếp chênh lệch hệ số; việc một hệ số có ý nghĩa trong một giai đoạn nhưng không có ý nghĩa ở giai đoạn còn lại không tự nó chứng minh hai hệ số khác nhau. Các p-value từ nhiều phép thử được xem xét cùng điều chỉnh Benjamini–Hochberg (FDR 5%) như báo cáo ở Chương 3.</w:t>
+      </w:r>
+    </w:p>
+    <w:p>
+      <w:pPr>
+        <w:spacing w:line="360" w:lineRule="auto"/>
+      </w:pPr>
+      <w:r>
+        <w:rPr>
+          <w:rFonts w:ascii="Times New Roman" w:hAnsi="Times New Roman"/>
+          <w:color w:val="000000"/>
+          <w:sz w:val="26"/>
+        </w:rPr>
+        <w:t>Trạng thái thị trường cơ sở được xác định bằng VIX ở phiên quan sát vĩ mô trước đó: Calm nếu VIX trễ &lt; 30 và Stress nếu VIX trễ ≥ 30. Dùng giá trị trễ giúp tránh phân loại trạng thái bằng chính giá trị VIX đương kỳ. Các ngưỡng 25 và 35 được sử dụng như kiểm tra độ nhạy, không thay thế tùy ý quy tắc cơ sở. Mẫu Stress nhỏ hơn đáng kể nên các ước lượng ở trạng thái này có thể kém chính xác.</w:t>
+      </w:r>
+    </w:p>
+    <w:p>
+      <w:pPr>
+        <w:spacing w:line="360" w:lineRule="auto"/>
+      </w:pPr>
+      <w:r>
+        <w:rPr>
+          <w:rFonts w:ascii="Times New Roman" w:hAnsi="Times New Roman"/>
+          <w:color w:val="000000"/>
+          <w:sz w:val="26"/>
+        </w:rPr>
+        <w:t>Đối với Chương 4, năm 2025 là tập kiểm tra ngoài mẫu gồm 365 ngày dự báo cho mỗi tài sản; giai đoạn đến hết năm 2024 được dùng để huấn luyện và lựa chọn tham số qua xác thực theo thời gian. Thông tin chuẩn hóa, điền khuyết và các lựa chọn mô hình không được ước lượng từ tập kiểm tra 2025.</w:t>
       </w:r>
     </w:p>
     <w:p>
       <w:pPr>
         <w:pStyle w:val="Heading1"/>
+        <w:spacing w:line="360" w:lineRule="auto"/>
       </w:pPr>
       <w:r>
-        <w:t>2.7. Phân kỳ mẫu và trạng thái thị trường</w:t>
+        <w:rPr>
+          <w:rFonts w:ascii="Times New Roman" w:hAnsi="Times New Roman"/>
+          <w:b/>
+          <w:color w:val="000000"/>
+          <w:sz w:val="26"/>
+        </w:rPr>
+        <w:t>2.8. Khả năng tái lập và liên kết với các chương kết quả</w:t>
       </w:r>
     </w:p>
     <w:p>
+      <w:pPr>
+        <w:spacing w:line="360" w:lineRule="auto"/>
+      </w:pPr>
       <w:r>
-        <w:t>Kế hoạch nghiên cứu có đề cập so sánh giai đoạn trước và sau năm 2020, đồng thời có đề cập ngưỡng VIX hoặc phân vị để xác định trạng thái căng thẳng. Cần chốt một quy tắc nhất quán trong config và báo cáo (ví dụ: VIX ≥ 30 hoặc ngưỡng phân vị được ước lượng trên mẫu huấn luyện). Không nên dùng hai quy tắc thay thế cho nhau mà không giải thích.</w:t>
+        <w:rPr>
+          <w:rFonts w:ascii="Times New Roman" w:hAnsi="Times New Roman"/>
+          <w:color w:val="000000"/>
+          <w:sz w:val="26"/>
+        </w:rPr>
+        <w:t>Bản thảo Chương 2 và data dictionary được tạo từ src/data/03_preprocess_data.py. Bảng thống kê mô tả và tương quan được tạo bởi src/data/04_descriptive_stats.py. Sau khi thay đổi dữ liệu hoặc quy tắc xử lý, cần chạy lại pipeline tiền xử lý, chạy thống kê mô tả, rồi kiểm tra các bảng và số liệu trong Chương 3–4 để bảo đảm mọi chương dùng cùng phiên bản dataset.</w:t>
       </w:r>
     </w:p>
     <w:p>
+      <w:pPr>
+        <w:spacing w:line="360" w:lineRule="auto"/>
+      </w:pPr>
       <w:r>
-        <w:t>Nếu phân tích dự báo sử dụng năm 2025 làm tập kiểm tra ngoài mẫu, các ngưỡng chuẩn hóa hoặc phân vị phải được xác định chỉ từ dữ liệu huấn luyện để tránh rò rỉ thông tin tương lai.</w:t>
+        <w:rPr>
+          <w:rFonts w:ascii="Times New Roman" w:hAnsi="Times New Roman"/>
+          <w:color w:val="000000"/>
+          <w:sz w:val="26"/>
+        </w:rPr>
+        <w:t>Các bước tái lập từ thư mục gốc repository: python src/data/03_preprocess_data.py; sau đó python src/data/04_descriptive_stats.py. Bản thảo này mô tả định nghĩa và quy tắc dữ liệu; kết quả ước lượng, chẩn đoán mô hình và đánh giá dự báo được trình bày riêng trong paper/drafts/03_econometric_results.docx và paper/drafts/04_ml_results.docx.</w:t>
       </w:r>
     </w:p>
     <w:p>
       <w:pPr>
         <w:pStyle w:val="Heading1"/>
+        <w:spacing w:line="360" w:lineRule="auto"/>
       </w:pPr>
       <w:r>
-        <w:t>2.8. Khả năng tái lập</w:t>
-      </w:r>
-    </w:p>
-    <w:p>
-      <w:r>
-        <w:t>Các đầu ra tài liệu được sinh bằng src/data/generate_tv2_documentation.py. Script đọc dataset đã xử lý và, nếu có, bảng thống kê mô tả, ma trận tương quan và nhật ký nguồn. Sau khi cập nhật dữ liệu, chạy lại script để đồng bộ data dictionary và bản thảo phương pháp.</w:t>
-      </w:r>
-    </w:p>
-    <w:p>
-      <w:r>
-        <w:t>Lệnh chạy từ thư mục gốc repository: python src/data/generate_tv2_documentation.py. Các thư viện cần thiết gồm pandas, openpyxl và python-docx.</w:t>
+        <w:rPr>
+          <w:rFonts w:ascii="Times New Roman" w:hAnsi="Times New Roman"/>
+          <w:b/>
+          <w:color w:val="000000"/>
+          <w:sz w:val="26"/>
+        </w:rPr>
+        <w:t>2.9. Hạn chế dữ liệu</w:t>
       </w:r>
     </w:p>
     <w:p>
       <w:pPr>
-        <w:pStyle w:val="Heading1"/>
+        <w:spacing w:line="360" w:lineRule="auto"/>
       </w:pPr>
       <w:r>
-        <w:t>2.9. Hạn chế dữ liệu</w:t>
-      </w:r>
-    </w:p>
-    <w:p>
-      <w:r>
-        <w:t>(1) Các nguồn có lịch giao dịch và lịch công bố khác nhau; ngày lịch không đồng nghĩa với thời điểm thông tin đã sẵn có cho nhà đầu tư. (2) Dataset hiện lưu ngày quan sát nhưng không thể hiện đầy đủ timestamp công bố/khả dụng của từng giá trị vĩ mô, nên cần thận trọng khi diễn giải theo thời gian thực. (3) DXY dùng mã DX-Y.NYB trong pipeline nên cần mô tả là proxy nếu chưa xác nhận tính tương đương với chỉ số chuẩn. (4) US2Y, DXY và VIX là các chỉ báo riêng biệt; không tự động gọi chúng là một chỉ số tổng hợp hay cú sốc nhân quả. (5) Những biến được tính giữa các lần quan sát hợp lệ có thể bao phủ nhiều ngày, cần xử lý observation gap trong các phân tích tiếp theo.</w:t>
+        <w:rPr>
+          <w:rFonts w:ascii="Times New Roman" w:hAnsi="Times New Roman"/>
+          <w:color w:val="000000"/>
+          <w:sz w:val="26"/>
+        </w:rPr>
+        <w:t>Thứ nhất, ngày quan sát không đồng nghĩa với thời điểm thông tin thực sự sẵn có cho nhà đầu tư; timestamp công bố/khả dụng của dữ liệu vĩ mô chưa được xác minh đầy đủ. Thứ hai, DX-Y.NYB là proxy theo mã tải xuống và cần được gọi đúng như vậy. Thứ ba, các biến thay đổi vĩ mô có thể bao phủ nhiều ngày do lịch nghỉ và lịch giao dịch; cần kiểm soát observation gap khi diễn giải. Thứ tư, US2Y phản ánh lợi suất thị trường chứ không phải chuỗi bất ngờ chính sách Fed được nhận diện độc lập. Cuối cùng, các liên hệ thống kê và kết quả dự báo không tự thân chứng minh cơ chế nhân quả; đánh giá ngoài mẫu ML hiện chỉ bao phủ năm 2025.</w:t>
       </w:r>
     </w:p>
     <w:sectPr>
       <w:pgSz w:w="12240" w:h="15840"/>
-      <w:pgMar w:top="1008" w:right="1152" w:bottom="1008" w:left="1152" w:header="720" w:footer="720" w:gutter="0"/>
+      <w:pgMar w:top="1440" w:right="1440" w:bottom="1440" w:left="1800" w:header="720" w:footer="720" w:gutter="0"/>
       <w:cols w:space="720"/>
       <w:docGrid w:linePitch="360"/>
     </w:sectPr>
@@ -5472,9 +5473,13 @@
     <w:name w:val="Normal"/>
     <w:qFormat/>
     <w:rsid w:val="00FC693F"/>
+    <w:pPr>
+      <w:spacing w:line="360" w:lineRule="auto" w:before="0" w:after="120"/>
+    </w:pPr>
     <w:rPr>
       <w:rFonts w:ascii="Times New Roman" w:hAnsi="Times New Roman"/>
-      <w:sz w:val="22"/>
+      <w:color w:val="000000"/>
+      <w:sz w:val="26"/>
     </w:rPr>
   </w:style>
   <w:style w:type="paragraph" w:styleId="Header">
@@ -5532,15 +5537,15 @@
     <w:pPr>
       <w:keepNext/>
       <w:keepLines/>
-      <w:spacing w:before="480" w:after="0"/>
+      <w:spacing w:before="480" w:after="0" w:line="360" w:lineRule="auto"/>
       <w:outlineLvl w:val="0"/>
     </w:pPr>
     <w:rPr>
       <w:rFonts w:asciiTheme="majorHAnsi" w:eastAsiaTheme="majorEastAsia" w:hAnsiTheme="majorHAnsi" w:cstheme="majorBidi" w:ascii="Times New Roman" w:hAnsi="Times New Roman"/>
       <w:b/>
       <w:bCs/>
-      <w:color w:val="365F91" w:themeColor="accent1" w:themeShade="BF"/>
-      <w:sz w:val="28"/>
+      <w:color w:val="000000"/>
+      <w:sz w:val="26"/>
       <w:szCs w:val="28"/>
     </w:rPr>
   </w:style>
@@ -5556,14 +5561,14 @@
     <w:pPr>
       <w:keepNext/>
       <w:keepLines/>
-      <w:spacing w:before="200" w:after="0"/>
+      <w:spacing w:before="200" w:after="0" w:line="360" w:lineRule="auto"/>
       <w:outlineLvl w:val="1"/>
     </w:pPr>
     <w:rPr>
       <w:rFonts w:asciiTheme="majorHAnsi" w:eastAsiaTheme="majorEastAsia" w:hAnsiTheme="majorHAnsi" w:cstheme="majorBidi" w:ascii="Times New Roman" w:hAnsi="Times New Roman"/>
       <w:b/>
       <w:bCs/>
-      <w:color w:val="4F81BD" w:themeColor="accent1"/>
+      <w:color w:val="000000"/>
       <w:sz w:val="26"/>
       <w:szCs w:val="26"/>
     </w:rPr>
@@ -5580,14 +5585,15 @@
     <w:pPr>
       <w:keepNext/>
       <w:keepLines/>
-      <w:spacing w:before="200" w:after="0"/>
+      <w:spacing w:before="200" w:after="0" w:line="360" w:lineRule="auto"/>
       <w:outlineLvl w:val="2"/>
     </w:pPr>
     <w:rPr>
       <w:rFonts w:asciiTheme="majorHAnsi" w:eastAsiaTheme="majorEastAsia" w:hAnsiTheme="majorHAnsi" w:cstheme="majorBidi" w:ascii="Times New Roman" w:hAnsi="Times New Roman"/>
       <w:b/>
       <w:bCs/>
-      <w:color w:val="4F81BD" w:themeColor="accent1"/>
+      <w:color w:val="000000"/>
+      <w:sz w:val="26"/>
     </w:rPr>
   </w:style>
   <w:style w:type="paragraph" w:styleId="Heading4">
@@ -5821,12 +5827,12 @@
       <w:pBdr>
         <w:bottom w:val="single" w:sz="8" w:space="4" w:color="4F81BD" w:themeColor="accent1"/>
       </w:pBdr>
-      <w:spacing w:after="300" w:line="240" w:lineRule="auto"/>
+      <w:spacing w:after="300" w:line="360" w:lineRule="auto"/>
       <w:contextualSpacing/>
     </w:pPr>
     <w:rPr>
-      <w:rFonts w:asciiTheme="majorHAnsi" w:eastAsiaTheme="majorEastAsia" w:hAnsiTheme="majorHAnsi" w:cstheme="majorBidi"/>
-      <w:color w:val="17365D" w:themeColor="text2" w:themeShade="BF"/>
+      <w:rFonts w:asciiTheme="majorHAnsi" w:eastAsiaTheme="majorEastAsia" w:hAnsiTheme="majorHAnsi" w:cstheme="majorBidi" w:ascii="Times New Roman" w:hAnsi="Times New Roman"/>
+      <w:color w:val="000000"/>
       <w:spacing w:val="5"/>
       <w:kern w:val="28"/>
       <w:sz w:val="52"/>
@@ -5860,12 +5866,13 @@
       <w:numPr>
         <w:ilvl w:val="1"/>
       </w:numPr>
+      <w:spacing w:line="360" w:lineRule="auto"/>
     </w:pPr>
     <w:rPr>
-      <w:rFonts w:asciiTheme="majorHAnsi" w:eastAsiaTheme="majorEastAsia" w:hAnsiTheme="majorHAnsi" w:cstheme="majorBidi"/>
+      <w:rFonts w:asciiTheme="majorHAnsi" w:eastAsiaTheme="majorEastAsia" w:hAnsiTheme="majorHAnsi" w:cstheme="majorBidi" w:ascii="Times New Roman" w:hAnsi="Times New Roman"/>
       <w:i/>
       <w:iCs/>
-      <w:color w:val="4F81BD" w:themeColor="accent1"/>
+      <w:color w:val="000000"/>
       <w:spacing w:val="15"/>
       <w:sz w:val="24"/>
       <w:szCs w:val="24"/>
@@ -5906,8 +5913,13 @@
     <w:unhideWhenUsed/>
     <w:rsid w:val="00AA1D8D"/>
     <w:pPr>
-      <w:spacing w:after="120"/>
+      <w:spacing w:after="120" w:line="360" w:lineRule="auto" w:before="0"/>
     </w:pPr>
+    <w:rPr>
+      <w:rFonts w:ascii="Times New Roman" w:hAnsi="Times New Roman"/>
+      <w:color w:val="000000"/>
+      <w:sz w:val="26"/>
+    </w:rPr>
   </w:style>
   <w:style w:type="character" w:customStyle="1" w:styleId="BodyTextChar">
     <w:name w:val="Body Text Char"/>

--- a/paper/drafts/02_data_methodology.docx
+++ b/paper/drafts/02_data_methodology.docx
@@ -30,7 +30,7 @@
           <w:color w:val="000000"/>
           <w:sz w:val="26"/>
         </w:rPr>
-        <w:t>Global Financial Conditions and Cryptocurrency Markets: Nonlinear Transmission of Monetary, Dollar and Risk Shocks to Bitcoin and Ethereum</w:t>
+        <w:t>Global Financial Conditions and Cryptocurrency Markets: Dynamic and Regime-Dependent Transmission of Interest Rate, Dollar, and Risk Movements to Bitcoin and Ethereum</w:t>
       </w:r>
     </w:p>
     <w:p>
@@ -2521,7 +2521,7 @@
           <w:color w:val="000000"/>
           <w:sz w:val="26"/>
         </w:rPr>
-        <w:t>Bảng thống kê mô tả được lấy từ outputs/tables/descriptive_stats.csv và trình bày với tối đa ba chữ số thập phân để dễ đọc. Số quan sát hợp lệ thay đổi theo biến do lịch công bố và giao dịch khác nhau.</w:t>
+        <w:t>Bảng thống kê mô tả các biến chính trong giai đoạn 2018–2025. N là số quan sát hợp lệ; Mean là giá trị trung bình; Std. Dev. là độ lệch chuẩn; Median là trung vị. Missing (%) thể hiện tỷ lệ dữ liệu thiếu.</w:t>
       </w:r>
     </w:p>
     <w:tbl>
@@ -2559,7 +2559,7 @@
                 <w:color w:val="000000"/>
                 <w:sz w:val="26"/>
               </w:rPr>
-              <w:t>Unnamed: 0</w:t>
+              <w:t>Biến</w:t>
             </w:r>
           </w:p>
         </w:tc>
@@ -2579,7 +2579,7 @@
                 <w:color w:val="000000"/>
                 <w:sz w:val="26"/>
               </w:rPr>
-              <w:t>count</w:t>
+              <w:t>N</w:t>
             </w:r>
           </w:p>
         </w:tc>
@@ -2599,7 +2599,7 @@
                 <w:color w:val="000000"/>
                 <w:sz w:val="26"/>
               </w:rPr>
-              <w:t>mean</w:t>
+              <w:t>Mean</w:t>
             </w:r>
           </w:p>
         </w:tc>
@@ -2619,7 +2619,7 @@
                 <w:color w:val="000000"/>
                 <w:sz w:val="26"/>
               </w:rPr>
-              <w:t>std</w:t>
+              <w:t>Std. Dev.</w:t>
             </w:r>
           </w:p>
         </w:tc>
@@ -2639,7 +2639,7 @@
                 <w:color w:val="000000"/>
                 <w:sz w:val="26"/>
               </w:rPr>
-              <w:t>min</w:t>
+              <w:t>Min</w:t>
             </w:r>
           </w:p>
         </w:tc>
@@ -2659,7 +2659,7 @@
                 <w:color w:val="000000"/>
                 <w:sz w:val="26"/>
               </w:rPr>
-              <w:t>50%</w:t>
+              <w:t>Median</w:t>
             </w:r>
           </w:p>
         </w:tc>
@@ -2679,7 +2679,7 @@
                 <w:color w:val="000000"/>
                 <w:sz w:val="26"/>
               </w:rPr>
-              <w:t>max</w:t>
+              <w:t>Max</w:t>
             </w:r>
           </w:p>
         </w:tc>
@@ -2699,7 +2699,7 @@
                 <w:color w:val="000000"/>
                 <w:sz w:val="26"/>
               </w:rPr>
-              <w:t>missing_rate_pct</w:t>
+              <w:t>Missing (%)</w:t>
             </w:r>
           </w:p>
         </w:tc>
@@ -4255,6 +4255,32 @@
           <w:color w:val="000000"/>
           <w:sz w:val="26"/>
         </w:rPr>
+        <w:t>Xét các biến giá, BTC và ETH có quy mô giá trung bình khác nhau và mức độ phân tán đáng kể trong giai đoạn nghiên cứu. Do giá tài sản có xu hướng biến động theo thời gian, các thống kê về mức giá được sử dụng chủ yếu để mô tả dữ liệu, không thay thế việc phân tích lợi suất.</w:t>
+      </w:r>
+    </w:p>
+    <w:p>
+      <w:pPr>
+        <w:spacing w:line="360" w:lineRule="auto"/>
+      </w:pPr>
+      <w:r>
+        <w:rPr>
+          <w:rFonts w:ascii="Times New Roman" w:hAnsi="Times New Roman"/>
+          <w:color w:val="000000"/>
+          <w:sz w:val="26"/>
+        </w:rPr>
+        <w:t>Đối với lợi suất log theo ngày, độ lệch chuẩn của ETH cao hơn BTC trong mẫu mô tả, cho thấy lợi suất ETH có mức phân tán lớn hơn trong giai đoạn được khảo sát. Các biến vĩ mô có số quan sát hợp lệ thấp hơn chuỗi giá crypto do lịch giao dịch và công bố không bao phủ toàn bộ ngày lịch. Vì vậy, việc so sánh các biến cần dựa trên mẫu thực tế được sử dụng trong từng phân tích.</w:t>
+      </w:r>
+    </w:p>
+    <w:p>
+      <w:pPr>
+        <w:spacing w:line="360" w:lineRule="auto"/>
+      </w:pPr>
+      <w:r>
+        <w:rPr>
+          <w:rFonts w:ascii="Times New Roman" w:hAnsi="Times New Roman"/>
+          <w:color w:val="000000"/>
+          <w:sz w:val="26"/>
+        </w:rPr>
         <w:t>Ma trận tương quan dùng cùng nhóm biến lợi suất/thay đổi được phân tích ở Chương 3. Hệ số tương quan mô tả quan hệ tuyến tính không điều kiện; tương quan không xác lập quan hệ nhân quả, và cỡ mẫu có thể khác nhau giữa các cặp biến nếu dùng loại bỏ thiếu theo cặp.</w:t>
       </w:r>
     </w:p>
@@ -4291,7 +4317,7 @@
                 <w:color w:val="000000"/>
                 <w:sz w:val="26"/>
               </w:rPr>
-              <w:t>Unnamed: 0</w:t>
+              <w:t>Biến</w:t>
             </w:r>
           </w:p>
         </w:tc>
@@ -4979,6 +5005,32 @@
     </w:tbl>
     <w:p>
       <w:pPr>
+        <w:spacing w:line="360" w:lineRule="auto"/>
+      </w:pPr>
+      <w:r>
+        <w:rPr>
+          <w:rFonts w:ascii="Times New Roman" w:hAnsi="Times New Roman"/>
+          <w:color w:val="000000"/>
+          <w:sz w:val="26"/>
+        </w:rPr>
+        <w:t>Ma trận cho thấy lợi suất BTC và ETH có tương quan dương tương đối cao (0,825), phản ánh mức độ đồng biến trong mẫu. Thay đổi VIX có tương quan âm với lợi suất BTC (-0,326) và ETH (-0,344), trong khi lợi suất DXY có tương quan âm với lợi suất của hai tài sản ở mức thấp hơn. Thay đổi US2Y có tương quan tuyến tính gần bằng không với lợi suất BTC và ETH trong ma trận này.</w:t>
+      </w:r>
+    </w:p>
+    <w:p>
+      <w:pPr>
+        <w:spacing w:line="360" w:lineRule="auto"/>
+      </w:pPr>
+      <w:r>
+        <w:rPr>
+          <w:rFonts w:ascii="Times New Roman" w:hAnsi="Times New Roman"/>
+          <w:color w:val="000000"/>
+          <w:sz w:val="26"/>
+        </w:rPr>
+        <w:t>Đây là các tương quan tuyến tính không điều kiện, không phản ánh đầy đủ quan hệ động, độ trễ hoặc sự khác biệt giữa các trạng thái thị trường. Các kết quả này không đủ để kết luận về quan hệ nhân quả; những vấn đề đó được xem xét riêng trong các mô hình kinh tế lượng ở Chương 3.</w:t>
+      </w:r>
+    </w:p>
+    <w:p>
+      <w:pPr>
         <w:pStyle w:val="Heading1"/>
         <w:spacing w:line="360" w:lineRule="auto"/>
       </w:pPr>
@@ -5029,6 +5081,71 @@
           <w:sz w:val="26"/>
         </w:rPr>
         <w:t>Đối với Chương 4, năm 2025 là tập kiểm tra ngoài mẫu gồm 365 ngày dự báo cho mỗi tài sản; giai đoạn đến hết năm 2024 được dùng để huấn luyện và lựa chọn tham số qua xác thực theo thời gian. Thông tin chuẩn hóa, điền khuyết và các lựa chọn mô hình không được ước lượng từ tập kiểm tra 2025.</w:t>
+      </w:r>
+    </w:p>
+    <w:p>
+      <w:pPr>
+        <w:spacing w:line="360" w:lineRule="auto"/>
+      </w:pPr>
+      <w:r>
+        <w:rPr>
+          <w:rFonts w:ascii="Times New Roman" w:hAnsi="Times New Roman"/>
+          <w:color w:val="000000"/>
+          <w:sz w:val="26"/>
+        </w:rPr>
+        <w:t>Trong bài toán học máy ở Chương 4, biến mục tiêu là độ lớn lợi suất log của ngày kế tiếp, được xác định bằng y_(t+1) = |r_(t+1)|. Biến mục tiêu được đo bằng điểm phần trăm mỗi ngày và không phải thước đo phương sai thực hiện trên một cửa sổ nhiều ngày, VaR hay ES.</w:t>
+      </w:r>
+    </w:p>
+    <w:p>
+      <w:pPr>
+        <w:spacing w:line="360" w:lineRule="auto"/>
+      </w:pPr>
+      <w:r>
+        <w:rPr>
+          <w:rFonts w:ascii="Times New Roman" w:hAnsi="Times New Roman"/>
+          <w:color w:val="000000"/>
+          <w:sz w:val="26"/>
+        </w:rPr>
+        <w:t>Nghiên cứu so sánh hai bộ đặc trưng. Bộ Crypto-only gồm 40 đặc trưng được xây dựng từ thông tin giá và lợi suất crypto, bao gồm các độ trễ của lợi suất, độ lớn lợi suất, thống kê cuộn với cửa sổ 3, 7, 14 và 30 ngày, cùng các đặc trưng chu kỳ thứ trong tuần. Bộ Crypto+Macro bổ sung 12 đặc trưng vĩ mô, gồm mức quan sát gần nhất, thay đổi mới được ghi nhận, cờ quan sát mới và số ngày kể từ lần quan sát trước cho từng chuỗi US2Y, DXY và VIX.</w:t>
+      </w:r>
+    </w:p>
+    <w:p>
+      <w:pPr>
+        <w:spacing w:line="360" w:lineRule="auto"/>
+      </w:pPr>
+      <w:r>
+        <w:rPr>
+          <w:rFonts w:ascii="Times New Roman" w:hAnsi="Times New Roman"/>
+          <w:color w:val="000000"/>
+          <w:sz w:val="26"/>
+        </w:rPr>
+        <w:t>Các mô hình dự báo gồm chuẩn đối chiếu là trung bình độ lớn lợi suất trong 30 ngày gần nhất, Elastic Net và XGBoost. Hai bộ đặc trưng được đánh giá riêng cho BTC và ETH. Dữ liệu được chia theo thời gian: các năm 2022–2024 được sử dụng cho quy trình xác thực và lựa chọn mô hình, sau đó mô hình được huấn luyện bằng dữ liệu đến hết năm 2024 và đánh giá trên 365 ngày của năm 2025. Dữ liệu nhãn năm 2025 không được sử dụng để huấn luyện hoặc lựa chọn mô hình.</w:t>
+      </w:r>
+    </w:p>
+    <w:p>
+      <w:pPr>
+        <w:spacing w:line="360" w:lineRule="auto"/>
+      </w:pPr>
+      <w:r>
+        <w:rPr>
+          <w:rFonts w:ascii="Times New Roman" w:hAnsi="Times New Roman"/>
+          <w:color w:val="000000"/>
+          <w:sz w:val="26"/>
+        </w:rPr>
+        <w:t>Các bước điền khuyết và chuẩn hóa được ước lượng từ dữ liệu huấn luyện rồi áp dụng cho dữ liệu đánh giá. Đối với đặc trưng vĩ mô, thông tin tại ngày t chỉ được sử dụng để dự báo từ ngày t+1 trở đi; cờ quan sát mới và biến thay đổi không được lặp lại giả tạo vào những ngày không có quan sát mới. Hiệu quả dự báo được đánh giá bằng MAE và RMSE. Chênh lệch MAE giữa hai bộ đặc trưng được phân tích thêm bằng bootstrap khối thời gian, với độ dài khối 7 ngày và 2.000 lần lặp.</w:t>
+      </w:r>
+    </w:p>
+    <w:p>
+      <w:pPr>
+        <w:spacing w:line="360" w:lineRule="auto"/>
+      </w:pPr>
+      <w:r>
+        <w:rPr>
+          <w:rFonts w:ascii="Times New Roman" w:hAnsi="Times New Roman"/>
+          <w:color w:val="000000"/>
+          <w:sz w:val="26"/>
+        </w:rPr>
+        <w:t>Đối với Elastic Net, mức độ quan trọng của đặc trưng được xem xét thông qua trị tuyệt đối của hệ số chuẩn hóa; đối với XGBoost, sử dụng thước đo gain. Hai thước đo này khác nhau về bản chất nên không được so sánh trực tiếp về độ lớn.</w:t>
       </w:r>
     </w:p>
     <w:p>
